--- a/docs/architecture/Agentic Security Platform Plan Mode Summary.docx
+++ b/docs/architecture/Agentic Security Platform Plan Mode Summary.docx
@@ -79,7 +79,7 @@
           <w:b w:val="0"/>
           <w:sz w:val="22"/>
         </w:rPr>
-        <w:t xml:space="preserve">Updated 18 August 2026. Scripts </w:t>
+        <w:t xml:space="preserve">Updated 16 October 2026. Scripts </w:t>
       </w:r>
       <w:r>
         <w:rPr>
@@ -139,7 +139,7 @@
           <w:color w:val="0F766E"/>
           <w:sz w:val="20"/>
         </w:rPr>
-        <w:t>25</w:t>
+        <w:t>26</w:t>
       </w:r>
       <w:r>
         <w:rPr>
@@ -300,7 +300,7 @@
                 <w:b w:val="0"/>
                 <w:sz w:val="18"/>
               </w:rPr>
-              <w:t xml:space="preserve">Live cluster </w:t>
+              <w:t xml:space="preserve">Verified end to end on 16 October 2026, then torn down; remediation remains disabled</w:t>
             </w:r>
             <w:r>
               <w:rPr>
@@ -309,15 +309,15 @@
                 <w:color w:val="0F766E"/>
                 <w:sz w:val="16"/>
               </w:rPr>
-              <w:t>vertex-agent-lab</w:t>
-            </w:r>
-            <w:r>
-              <w:rPr>
-                <w:rFonts w:ascii="Calibri" w:hAnsi="Calibri" w:eastAsia="Calibri"/>
-                <w:b w:val="0"/>
-                <w:sz w:val="18"/>
-              </w:rPr>
-              <w:t xml:space="preserve"> in </w:t>
+              <w:t/>
+            </w:r>
+            <w:r>
+              <w:rPr>
+                <w:rFonts w:ascii="Calibri" w:hAnsi="Calibri" w:eastAsia="Calibri"/>
+                <w:b w:val="0"/>
+                <w:sz w:val="18"/>
+              </w:rPr>
+              <w:t xml:space="preserve"/>
             </w:r>
             <w:r>
               <w:rPr>
@@ -326,15 +326,15 @@
                 <w:color w:val="0F766E"/>
                 <w:sz w:val="16"/>
               </w:rPr>
-              <w:t>us-central1-c</w:t>
-            </w:r>
-            <w:r>
-              <w:rPr>
-                <w:rFonts w:ascii="Calibri" w:hAnsi="Calibri" w:eastAsia="Calibri"/>
-                <w:b w:val="0"/>
-                <w:sz w:val="18"/>
-              </w:rPr>
-              <w:t>; remediation remains disabled</w:t>
+              <w:t/>
+            </w:r>
+            <w:r>
+              <w:rPr>
+                <w:rFonts w:ascii="Calibri" w:hAnsi="Calibri" w:eastAsia="Calibri"/>
+                <w:b w:val="0"/>
+                <w:sz w:val="18"/>
+              </w:rPr>
+              <w:t/>
             </w:r>
           </w:p>
         </w:tc>
@@ -2190,15 +2190,15 @@
                 <w:color w:val="0F766E"/>
                 <w:sz w:val="16"/>
               </w:rPr>
-              <w:t>25</w:t>
-            </w:r>
-            <w:r>
-              <w:rPr>
-                <w:rFonts w:ascii="Calibri" w:hAnsi="Calibri" w:eastAsia="Calibri"/>
-                <w:b w:val="0"/>
-                <w:sz w:val="18"/>
-              </w:rPr>
-              <w:t xml:space="preserve">, GKE, Workload Identity, Pub/Sub, Vertex AI / Gemini 2.5 Flash, OPA/Rego, Cloud KMS (approval signing version </w:t>
+              <w:t>26</w:t>
+            </w:r>
+            <w:r>
+              <w:rPr>
+                <w:rFonts w:ascii="Calibri" w:hAnsi="Calibri" w:eastAsia="Calibri"/>
+                <w:b w:val="0"/>
+                <w:sz w:val="18"/>
+              </w:rPr>
+              <w:t xml:space="preserve">, GKE, Workload Identity, Pub/Sub, Vertex AI / Gemini 3.8 Flash, OPA/Rego, Cloud KMS (approval signing version </w:t>
             </w:r>
             <w:r>
               <w:rPr>
@@ -2207,7 +2207,7 @@
                 <w:color w:val="1B365D"/>
                 <w:sz w:val="18"/>
               </w:rPr>
-              <w:t>2</w:t>
+              <w:t>12</w:t>
             </w:r>
             <w:r>
               <w:rPr>
@@ -3043,7 +3043,7 @@
           <w:b w:val="0"/>
           <w:sz w:val="22"/>
         </w:rPr>
-        <w:t xml:space="preserve">); key version </w:t>
+        <w:t xml:space="preserve">); versions </w:t>
       </w:r>
       <w:r>
         <w:rPr>
@@ -3052,7 +3052,7 @@
           <w:color w:val="0F766E"/>
           <w:sz w:val="20"/>
         </w:rPr>
-        <w:t>1</w:t>
+        <w:t>1–11</w:t>
       </w:r>
       <w:r>
         <w:rPr>
@@ -3060,7 +3060,7 @@
           <w:b w:val="0"/>
           <w:sz w:val="22"/>
         </w:rPr>
-        <w:t xml:space="preserve"> is DESTROYED; live version is </w:t>
+        <w:t xml:space="preserve"> are DESTROYED; live version is </w:t>
       </w:r>
       <w:r>
         <w:rPr>
@@ -3069,7 +3069,7 @@
           <w:color w:val="0F766E"/>
           <w:sz w:val="20"/>
         </w:rPr>
-        <w:t>2</w:t>
+        <w:t>12</w:t>
       </w:r>
       <w:r>
         <w:rPr>
@@ -3091,7 +3091,7 @@
           <w:b w:val="0"/>
           <w:sz w:val="22"/>
         </w:rPr>
-        <w:t xml:space="preserve">[ ] Administrator workstation CIDR remains in ignored </w:t>
+        <w:t xml:space="preserve">[x] Administrator workstation CIDR remains in ignored </w:t>
       </w:r>
       <w:r>
         <w:rPr>
@@ -3122,7 +3122,7 @@
           <w:b w:val="0"/>
           <w:sz w:val="22"/>
         </w:rPr>
-        <w:t>[ ] Production GitHub environment reviewer must be confirmed for digest deploy.</w:t>
+        <w:t>[x] Production GitHub environment reviewer confirmed for digest deploy.</w:t>
       </w:r>
     </w:p>
     <w:p>
@@ -3566,7 +3566,7 @@
                 <w:color w:val="0F766E"/>
                 <w:sz w:val="16"/>
               </w:rPr>
-              <w:t>2</w:t>
+              <w:t>12</w:t>
             </w:r>
             <w:r>
               <w:rPr>
@@ -4652,7 +4652,7 @@
                 <w:color w:val="0F766E"/>
                 <w:sz w:val="16"/>
               </w:rPr>
-              <w:t>25</w:t>
+              <w:t>26</w:t>
             </w:r>
           </w:p>
         </w:tc>
@@ -5468,7 +5468,7 @@
           <w:color w:val="0F766E"/>
           <w:sz w:val="20"/>
         </w:rPr>
-        <w:t>25</w:t>
+        <w:t>26</w:t>
       </w:r>
       <w:r>
         <w:rPr>
@@ -5690,7 +5690,7 @@
           <w:b w:val="0"/>
           <w:sz w:val="22"/>
         </w:rPr>
-        <w:t xml:space="preserve">[ ] Re-review </w:t>
+        <w:t xml:space="preserve">[x] Re-review </w:t>
       </w:r>
       <w:r>
         <w:rPr>
@@ -5831,7 +5831,7 @@
           <w:b w:val="0"/>
           <w:sz w:val="22"/>
         </w:rPr>
-        <w:t xml:space="preserve">[ ] Re-run </w:t>
+        <w:t xml:space="preserve">[x] Re-run </w:t>
       </w:r>
       <w:r>
         <w:rPr>
@@ -5862,7 +5862,7 @@
           <w:b w:val="0"/>
           <w:sz w:val="22"/>
         </w:rPr>
-        <w:t xml:space="preserve">[ ] Verify Cosign identity when </w:t>
+        <w:t xml:space="preserve">[x] Verify Cosign identity when </w:t>
       </w:r>
       <w:r>
         <w:rPr>
@@ -5871,7 +5871,7 @@
           <w:color w:val="0F766E"/>
           <w:sz w:val="20"/>
         </w:rPr>
-        <w:t>COSIGN_CERTIFICATE_IDENTITY</w:t>
+        <w:t>RELEASE_SIGNER_IDENTITY</w:t>
       </w:r>
       <w:r>
         <w:rPr>
@@ -6251,7 +6251,7 @@
           <w:b w:val="0"/>
           <w:sz w:val="22"/>
         </w:rPr>
-        <w:t xml:space="preserve">[ ] Re-run </w:t>
+        <w:t xml:space="preserve">[x] Re-run </w:t>
       </w:r>
       <w:r>
         <w:rPr>
@@ -6435,7 +6435,7 @@
           <w:color w:val="0F766E"/>
           <w:sz w:val="20"/>
         </w:rPr>
-        <w:t>2</w:t>
+        <w:t>12</w:t>
       </w:r>
       <w:r>
         <w:rPr>
@@ -6572,7 +6572,7 @@
           <w:b w:val="0"/>
           <w:sz w:val="22"/>
         </w:rPr>
-        <w:t xml:space="preserve">[ ] Set governance and execution modes to </w:t>
+        <w:t xml:space="preserve">[x] Set governance and execution modes to </w:t>
       </w:r>
       <w:r>
         <w:rPr>
@@ -6603,7 +6603,7 @@
           <w:b w:val="0"/>
           <w:sz w:val="22"/>
         </w:rPr>
-        <w:t xml:space="preserve">[ ] Run one reversible action against </w:t>
+        <w:t xml:space="preserve">[x] Run one reversible action against </w:t>
       </w:r>
       <w:r>
         <w:rPr>
@@ -6634,7 +6634,7 @@
           <w:b w:val="0"/>
           <w:sz w:val="22"/>
         </w:rPr>
-        <w:t xml:space="preserve">[ ] Confirm evidence, then return to </w:t>
+        <w:t xml:space="preserve">[x] Confirm evidence, then return to </w:t>
       </w:r>
       <w:r>
         <w:rPr>
@@ -6744,7 +6744,7 @@
           <w:b w:val="0"/>
           <w:sz w:val="22"/>
         </w:rPr>
-        <w:t xml:space="preserve">[ ] Next apply after destroy starts with </w:t>
+        <w:t xml:space="preserve">[x] Next apply after destroy starts with </w:t>
       </w:r>
       <w:r>
         <w:rPr>
@@ -7031,7 +7031,7 @@
                 <w:b w:val="0"/>
                 <w:sz w:val="18"/>
               </w:rPr>
-              <w:t>Python 3.11 + pytest</w:t>
+              <w:t>Python 3.14 + pytest</w:t>
             </w:r>
           </w:p>
         </w:tc>
@@ -7861,7 +7861,7 @@
                 <w:color w:val="1B365D"/>
                 <w:sz w:val="18"/>
               </w:rPr>
-              <w:t>key version 2</w:t>
+              <w:t>key version 12</w:t>
             </w:r>
             <w:r>
               <w:rPr>
@@ -9505,7 +9505,7 @@
           <w:b w:val="0"/>
           <w:sz w:val="22"/>
         </w:rPr>
-        <w:t>[ ] Recorded Cosign verification for a recruiter demo.</w:t>
+        <w:t>[x] Recorded Cosign verification for a recruiter demo.</w:t>
       </w:r>
     </w:p>
     <w:p>
@@ -9519,7 +9519,7 @@
           <w:b w:val="0"/>
           <w:sz w:val="22"/>
         </w:rPr>
-        <w:t>[ ] Recorded BigQuery evidence listing via impersonation.</w:t>
+        <w:t>[x] Recorded BigQuery evidence listing via impersonation.</w:t>
       </w:r>
     </w:p>
     <w:p>
@@ -9595,7 +9595,7 @@
           <w:b w:val="0"/>
           <w:sz w:val="22"/>
         </w:rPr>
-        <w:t>Confirm workstation CIDR and GitHub environment reviewers.</w:t>
+        <w:t>Re-check the workstation CIDR before each rebuild.</w:t>
       </w:r>
     </w:p>
     <w:p>
@@ -10392,7 +10392,7 @@
           <w:b w:val="0"/>
           <w:sz w:val="22"/>
         </w:rPr>
-        <w:t xml:space="preserve">[ ] Current workstation public IP </w:t>
+        <w:t xml:space="preserve">[x] Current workstation public IP </w:t>
       </w:r>
       <w:r>
         <w:rPr>
@@ -10471,7 +10471,7 @@
           <w:b w:val="0"/>
           <w:sz w:val="22"/>
         </w:rPr>
-        <w:t>[ ] GitHub environment reviewers for digest deploy.</w:t>
+        <w:t>[x] GitHub environment reviewers for digest deploy.</w:t>
       </w:r>
     </w:p>
     <w:p>
@@ -10485,7 +10485,7 @@
           <w:b w:val="0"/>
           <w:sz w:val="22"/>
         </w:rPr>
-        <w:t>[x] Local Terraform, gcloud, kubectl, Docker, Python 3.11, Helm, OpenSSL.</w:t>
+        <w:t>[x] Local Terraform, gcloud, kubectl, Docker, Python 3.14, Helm, OpenSSL.</w:t>
       </w:r>
     </w:p>
     <w:p>
@@ -11598,7 +11598,7 @@
           <w:b w:val="0"/>
           <w:sz w:val="22"/>
         </w:rPr>
-        <w:t>[ ] Terraform plan reviewed for the current CIDR and signer list.</w:t>
+        <w:t>[x] Terraform plan reviewed for the current CIDR and signer list.</w:t>
       </w:r>
     </w:p>
     <w:p>
@@ -11660,7 +11660,7 @@
           <w:b w:val="0"/>
           <w:sz w:val="22"/>
         </w:rPr>
-        <w:t>[ ] Image scan, SBOM, signature verification recorded for the demo tag.</w:t>
+        <w:t>[x] Image scan, SBOM, signature verification recorded for the demo tag.</w:t>
       </w:r>
     </w:p>
     <w:p>
@@ -11674,7 +11674,7 @@
           <w:b w:val="0"/>
           <w:sz w:val="22"/>
         </w:rPr>
-        <w:t xml:space="preserve">[ ] All Deployments ready after the latest </w:t>
+        <w:t xml:space="preserve">[x] All Deployments ready after the latest </w:t>
       </w:r>
       <w:r>
         <w:rPr>
@@ -11762,7 +11762,7 @@
           <w:color w:val="0F766E"/>
           <w:sz w:val="20"/>
         </w:rPr>
-        <w:t>2</w:t>
+        <w:t>12</w:t>
       </w:r>
       <w:r>
         <w:rPr>
@@ -11784,7 +11784,7 @@
           <w:b w:val="0"/>
           <w:sz w:val="22"/>
         </w:rPr>
-        <w:t xml:space="preserve">[ ] Rollback / teardown rehearsed with </w:t>
+        <w:t xml:space="preserve">[x] Rollback / teardown rehearsed with </w:t>
       </w:r>
       <w:r>
         <w:rPr>
@@ -12938,7 +12938,7 @@
                 <w:b w:val="0"/>
                 <w:sz w:val="18"/>
               </w:rPr>
-              <w:t>Cloud KMS v2 + Approval Agent</w:t>
+              <w:t>Cloud KMS v12 + Approval Agent</w:t>
             </w:r>
           </w:p>
         </w:tc>
@@ -13644,7 +13644,7 @@
           <w:color w:val="0F766E"/>
           <w:sz w:val="20"/>
         </w:rPr>
-        <w:t>25</w:t>
+        <w:t>26</w:t>
       </w:r>
       <w:r>
         <w:rPr>
@@ -13652,7 +13652,7 @@
           <w:b w:val="0"/>
           <w:sz w:val="22"/>
         </w:rPr>
-        <w:t xml:space="preserve">, KMS approval version 2, and the identity split between Gmail Owner, Workspace signer </w:t>
+        <w:t xml:space="preserve">, KMS approval version 12, and the identity split between Gmail Owner, Workspace signer </w:t>
       </w:r>
       <w:r>
         <w:rPr>
@@ -15334,7 +15334,7 @@
                 <w:b w:val="0"/>
                 <w:sz w:val="18"/>
               </w:rPr>
-              <w:t>IR Analyst uses Gemini 2.5 Flash to summarize and recommend only.</w:t>
+              <w:t>IR Analyst uses Gemini 3.8 Flash to summarize and recommend only.</w:t>
             </w:r>
           </w:p>
         </w:tc>
@@ -15496,7 +15496,7 @@
                 <w:b w:val="0"/>
                 <w:sz w:val="18"/>
               </w:rPr>
-              <w:t>Cloud KMS version 2 binds a Workspace reviewer to an exact request hash and expiry.</w:t>
+              <w:t>Cloud KMS version 12 binds a Workspace reviewer to an exact request hash and expiry.</w:t>
             </w:r>
           </w:p>
         </w:tc>
@@ -16700,6 +16700,1842 @@
         <w:t xml:space="preserve"> remediation.</w:t>
       </w:r>
     </w:p>
+    <w:p>
+      <w:pPr>
+        <w:pageBreakBefore/>
+        <w:spacing w:before="120" w:after="120"/>
+        <w:pBdr>
+          <w:bottom w:val="single" w:sz="12" w:space="1" w:color="0F766E"/>
+        </w:pBdr>
+      </w:pPr>
+    </w:p>
+    <w:p>
+      <w:pPr>
+        <w:spacing w:before="320" w:after="160"/>
+      </w:pPr>
+      <w:r>
+        <w:rPr>
+          <w:rFonts w:ascii="Calibri" w:hAnsi="Calibri" w:eastAsia="Calibri"/>
+          <w:b/>
+          <w:color w:val="1B365D"/>
+          <w:sz w:val="32"/>
+        </w:rPr>
+        <w:t xml:space="preserve">Addendum: Live end-to-end verification (16 October 2026)</w:t>
+      </w:r>
+    </w:p>
+    <w:p>
+      <w:pPr>
+        <w:spacing w:after="160" w:line="240" w:lineRule="auto"/>
+      </w:pPr>
+      <w:r>
+        <w:rPr>
+          <w:rFonts w:ascii="Calibri" w:hAnsi="Calibri" w:eastAsia="Calibri"/>
+          <w:b w:val="0"/>
+          <w:sz w:val="22"/>
+        </w:rPr>
+        <w:t xml:space="preserve">The lab was rebuilt from a clean teardown, exercised end to end on 16 October 2026 (UTC), and torn down again. Automated remediation stayed disabled throughout this first run, so the signed approval correctly ended in execution-blocked. A second run, covered next, exercised controlled remediation. Appendix D remains the record of changes through 18 August 2026.</w:t>
+      </w:r>
+    </w:p>
+    <w:p>
+      <w:pPr>
+        <w:spacing w:before="240" w:after="160"/>
+      </w:pPr>
+      <w:r>
+        <w:rPr>
+          <w:rFonts w:ascii="Calibri" w:hAnsi="Calibri" w:eastAsia="Calibri"/>
+          <w:b/>
+          <w:color w:val="1B365D"/>
+          <w:sz w:val="24"/>
+        </w:rPr>
+        <w:t xml:space="preserve">Changes since 18 August 2026</w:t>
+      </w:r>
+    </w:p>
+    <w:p>
+      <w:pPr>
+        <w:pStyle w:val="ListNumber"/>
+        <w:numPr>
+          <w:ilvl w:val="0"/>
+          <w:numId w:val="10"/>
+        </w:numPr>
+        <w:spacing w:after="60"/>
+      </w:pPr>
+      <w:r>
+        <w:rPr>
+          <w:rFonts w:ascii="Calibri" w:hAnsi="Calibri" w:eastAsia="Calibri"/>
+          <w:b/>
+          <w:color w:val="1B365D"/>
+          <w:sz w:val="22"/>
+        </w:rPr>
+        <w:t xml:space="preserve">Toolchain.</w:t>
+      </w:r>
+      <w:r>
+        <w:rPr>
+          <w:rFonts w:ascii="Calibri" w:hAnsi="Calibri" w:eastAsia="Calibri"/>
+          <w:b w:val="0"/>
+          <w:sz w:val="22"/>
+        </w:rPr>
+        <w:t xml:space="preserve"> Images and CI run Python </w:t>
+      </w:r>
+      <w:r>
+        <w:rPr>
+          <w:rFonts w:ascii="Consolas" w:hAnsi="Consolas" w:eastAsia="Consolas"/>
+          <w:b w:val="0"/>
+          <w:color w:val="0F766E"/>
+          <w:sz w:val="20"/>
+        </w:rPr>
+        <w:t xml:space="preserve">3.14</w:t>
+      </w:r>
+      <w:r>
+        <w:rPr>
+          <w:rFonts w:ascii="Calibri" w:hAnsi="Calibri" w:eastAsia="Calibri"/>
+          <w:b w:val="0"/>
+          <w:sz w:val="22"/>
+        </w:rPr>
+        <w:t xml:space="preserve">; Terraform </w:t>
+      </w:r>
+      <w:r>
+        <w:rPr>
+          <w:rFonts w:ascii="Consolas" w:hAnsi="Consolas" w:eastAsia="Consolas"/>
+          <w:b w:val="0"/>
+          <w:color w:val="0F766E"/>
+          <w:sz w:val="20"/>
+        </w:rPr>
+        <w:t xml:space="preserve">1.16.6</w:t>
+      </w:r>
+      <w:r>
+        <w:rPr>
+          <w:rFonts w:ascii="Calibri" w:hAnsi="Calibri" w:eastAsia="Calibri"/>
+          <w:b w:val="0"/>
+          <w:sz w:val="22"/>
+        </w:rPr>
+        <w:t xml:space="preserve">, OPA </w:t>
+      </w:r>
+      <w:r>
+        <w:rPr>
+          <w:rFonts w:ascii="Consolas" w:hAnsi="Consolas" w:eastAsia="Consolas"/>
+          <w:b w:val="0"/>
+          <w:color w:val="0F766E"/>
+          <w:sz w:val="20"/>
+        </w:rPr>
+        <w:t xml:space="preserve">1.21.2</w:t>
+      </w:r>
+      <w:r>
+        <w:rPr>
+          <w:rFonts w:ascii="Calibri" w:hAnsi="Calibri" w:eastAsia="Calibri"/>
+          <w:b w:val="0"/>
+          <w:sz w:val="22"/>
+        </w:rPr>
+        <w:t xml:space="preserve">, Trivy </w:t>
+      </w:r>
+      <w:r>
+        <w:rPr>
+          <w:rFonts w:ascii="Consolas" w:hAnsi="Consolas" w:eastAsia="Consolas"/>
+          <w:b w:val="0"/>
+          <w:color w:val="0F766E"/>
+          <w:sz w:val="20"/>
+        </w:rPr>
+        <w:t xml:space="preserve">0.76.0</w:t>
+      </w:r>
+      <w:r>
+        <w:rPr>
+          <w:rFonts w:ascii="Calibri" w:hAnsi="Calibri" w:eastAsia="Calibri"/>
+          <w:b w:val="0"/>
+          <w:sz w:val="22"/>
+        </w:rPr>
+        <w:t xml:space="preserve">, Syft </w:t>
+      </w:r>
+      <w:r>
+        <w:rPr>
+          <w:rFonts w:ascii="Consolas" w:hAnsi="Consolas" w:eastAsia="Consolas"/>
+          <w:b w:val="0"/>
+          <w:color w:val="0F766E"/>
+          <w:sz w:val="20"/>
+        </w:rPr>
+        <w:t xml:space="preserve">1.54.1</w:t>
+      </w:r>
+      <w:r>
+        <w:rPr>
+          <w:rFonts w:ascii="Calibri" w:hAnsi="Calibri" w:eastAsia="Calibri"/>
+          <w:b w:val="0"/>
+          <w:sz w:val="22"/>
+        </w:rPr>
+        <w:t xml:space="preserve">; kubectl </w:t>
+      </w:r>
+      <w:r>
+        <w:rPr>
+          <w:rFonts w:ascii="Consolas" w:hAnsi="Consolas" w:eastAsia="Consolas"/>
+          <w:b w:val="0"/>
+          <w:color w:val="0F766E"/>
+          <w:sz w:val="20"/>
+        </w:rPr>
+        <w:t xml:space="preserve">v1.36.5</w:t>
+      </w:r>
+      <w:r>
+        <w:rPr>
+          <w:rFonts w:ascii="Calibri" w:hAnsi="Calibri" w:eastAsia="Calibri"/>
+          <w:b w:val="0"/>
+          <w:sz w:val="22"/>
+        </w:rPr>
+        <w:t xml:space="preserve"> in the MCP image.</w:t>
+      </w:r>
+    </w:p>
+    <w:p>
+      <w:pPr>
+        <w:pStyle w:val="ListNumber"/>
+        <w:numPr>
+          <w:ilvl w:val="0"/>
+          <w:numId w:val="10"/>
+        </w:numPr>
+        <w:spacing w:after="60"/>
+      </w:pPr>
+      <w:r>
+        <w:rPr>
+          <w:rFonts w:ascii="Calibri" w:hAnsi="Calibri" w:eastAsia="Calibri"/>
+          <w:b/>
+          <w:color w:val="1B365D"/>
+          <w:sz w:val="22"/>
+        </w:rPr>
+        <w:t xml:space="preserve">IR Analyst model.</w:t>
+      </w:r>
+      <w:r>
+        <w:rPr>
+          <w:rFonts w:ascii="Calibri" w:hAnsi="Calibri" w:eastAsia="Calibri"/>
+          <w:b w:val="0"/>
+          <w:sz w:val="22"/>
+        </w:rPr>
+        <w:t xml:space="preserve"> </w:t>
+      </w:r>
+      <w:r>
+        <w:rPr>
+          <w:rFonts w:ascii="Consolas" w:hAnsi="Consolas" w:eastAsia="Consolas"/>
+          <w:b w:val="0"/>
+          <w:color w:val="0F766E"/>
+          <w:sz w:val="20"/>
+        </w:rPr>
+        <w:t xml:space="preserve">gemini-3.8-flash</w:t>
+      </w:r>
+      <w:r>
+        <w:rPr>
+          <w:rFonts w:ascii="Calibri" w:hAnsi="Calibri" w:eastAsia="Calibri"/>
+          <w:b w:val="0"/>
+          <w:sz w:val="22"/>
+        </w:rPr>
+        <w:t xml:space="preserve"> in location </w:t>
+      </w:r>
+      <w:r>
+        <w:rPr>
+          <w:rFonts w:ascii="Consolas" w:hAnsi="Consolas" w:eastAsia="Consolas"/>
+          <w:b w:val="0"/>
+          <w:color w:val="0F766E"/>
+          <w:sz w:val="20"/>
+        </w:rPr>
+        <w:t xml:space="preserve">global</w:t>
+      </w:r>
+      <w:r>
+        <w:rPr>
+          <w:rFonts w:ascii="Calibri" w:hAnsi="Calibri" w:eastAsia="Calibri"/>
+          <w:b w:val="0"/>
+          <w:sz w:val="22"/>
+        </w:rPr>
+        <w:t xml:space="preserve">; Gemini 2.5 Flash retires on Vertex AI on 20 October 2026.</w:t>
+      </w:r>
+    </w:p>
+    <w:p>
+      <w:pPr>
+        <w:pStyle w:val="ListNumber"/>
+        <w:numPr>
+          <w:ilvl w:val="0"/>
+          <w:numId w:val="10"/>
+        </w:numPr>
+        <w:spacing w:after="60"/>
+      </w:pPr>
+      <w:r>
+        <w:rPr>
+          <w:rFonts w:ascii="Calibri" w:hAnsi="Calibri" w:eastAsia="Calibri"/>
+          <w:b/>
+          <w:color w:val="1B365D"/>
+          <w:sz w:val="22"/>
+        </w:rPr>
+        <w:t xml:space="preserve">Cluster stability.</w:t>
+      </w:r>
+      <w:r>
+        <w:rPr>
+          <w:rFonts w:ascii="Calibri" w:hAnsi="Calibri" w:eastAsia="Calibri"/>
+          <w:b w:val="0"/>
+          <w:sz w:val="22"/>
+        </w:rPr>
+        <w:t xml:space="preserve"> Ignoring </w:t>
+      </w:r>
+      <w:r>
+        <w:rPr>
+          <w:rFonts w:ascii="Consolas" w:hAnsi="Consolas" w:eastAsia="Consolas"/>
+          <w:b w:val="0"/>
+          <w:color w:val="0F766E"/>
+          <w:sz w:val="20"/>
+        </w:rPr>
+        <w:t xml:space="preserve">node_config</w:t>
+      </w:r>
+      <w:r>
+        <w:rPr>
+          <w:rFonts w:ascii="Calibri" w:hAnsi="Calibri" w:eastAsia="Calibri"/>
+          <w:b w:val="0"/>
+          <w:sz w:val="22"/>
+        </w:rPr>
+        <w:t xml:space="preserve"> drift stops every apply from replacing the GKE cluster.</w:t>
+      </w:r>
+    </w:p>
+    <w:p>
+      <w:pPr>
+        <w:pStyle w:val="ListNumber"/>
+        <w:numPr>
+          <w:ilvl w:val="0"/>
+          <w:numId w:val="10"/>
+        </w:numPr>
+        <w:spacing w:after="60"/>
+      </w:pPr>
+      <w:r>
+        <w:rPr>
+          <w:rFonts w:ascii="Calibri" w:hAnsi="Calibri" w:eastAsia="Calibri"/>
+          <w:b/>
+          <w:color w:val="1B365D"/>
+          <w:sz w:val="22"/>
+        </w:rPr>
+        <w:t xml:space="preserve">KMS and teardown.</w:t>
+      </w:r>
+      <w:r>
+        <w:rPr>
+          <w:rFonts w:ascii="Calibri" w:hAnsi="Calibri" w:eastAsia="Calibri"/>
+          <w:b w:val="0"/>
+          <w:sz w:val="22"/>
+        </w:rPr>
+        <w:t xml:space="preserve"> Approval signing uses version </w:t>
+      </w:r>
+      <w:r>
+        <w:rPr>
+          <w:rFonts w:ascii="Consolas" w:hAnsi="Consolas" w:eastAsia="Consolas"/>
+          <w:b w:val="0"/>
+          <w:color w:val="0F766E"/>
+          <w:sz w:val="20"/>
+        </w:rPr>
+        <w:t xml:space="preserve">12</w:t>
+      </w:r>
+      <w:r>
+        <w:rPr>
+          <w:rFonts w:ascii="Calibri" w:hAnsi="Calibri" w:eastAsia="Calibri"/>
+          <w:b w:val="0"/>
+          <w:sz w:val="22"/>
+        </w:rPr>
+        <w:t xml:space="preserve">; </w:t>
+      </w:r>
+      <w:r>
+        <w:rPr>
+          <w:rFonts w:ascii="Consolas" w:hAnsi="Consolas" w:eastAsia="Consolas"/>
+          <w:b w:val="0"/>
+          <w:color w:val="0F766E"/>
+          <w:sz w:val="20"/>
+        </w:rPr>
+        <w:t xml:space="preserve">15-teardown.sh</w:t>
+      </w:r>
+      <w:r>
+        <w:rPr>
+          <w:rFonts w:ascii="Calibri" w:hAnsi="Calibri" w:eastAsia="Calibri"/>
+          <w:b w:val="0"/>
+          <w:sz w:val="22"/>
+        </w:rPr>
+        <w:t xml:space="preserve"> now keeps the key ring and keys.</w:t>
+      </w:r>
+    </w:p>
+    <w:p>
+      <w:pPr>
+        <w:pStyle w:val="ListNumber"/>
+        <w:numPr>
+          <w:ilvl w:val="0"/>
+          <w:numId w:val="10"/>
+        </w:numPr>
+        <w:spacing w:after="60"/>
+      </w:pPr>
+      <w:r>
+        <w:rPr>
+          <w:rFonts w:ascii="Calibri" w:hAnsi="Calibri" w:eastAsia="Calibri"/>
+          <w:b/>
+          <w:color w:val="1B365D"/>
+          <w:sz w:val="22"/>
+        </w:rPr>
+        <w:t xml:space="preserve">Governed release.</w:t>
+      </w:r>
+      <w:r>
+        <w:rPr>
+          <w:rFonts w:ascii="Calibri" w:hAnsi="Calibri" w:eastAsia="Calibri"/>
+          <w:b w:val="0"/>
+          <w:sz w:val="22"/>
+        </w:rPr>
+        <w:t xml:space="preserve"> Build, scan, SBOM, and signing run in one job; a separate </w:t>
+      </w:r>
+      <w:r>
+        <w:rPr>
+          <w:rFonts w:ascii="Consolas" w:hAnsi="Consolas" w:eastAsia="Consolas"/>
+          <w:b w:val="0"/>
+          <w:color w:val="0F766E"/>
+          <w:sz w:val="20"/>
+        </w:rPr>
+        <w:t xml:space="preserve">deploy</w:t>
+      </w:r>
+      <w:r>
+        <w:rPr>
+          <w:rFonts w:ascii="Calibri" w:hAnsi="Calibri" w:eastAsia="Calibri"/>
+          <w:b w:val="0"/>
+          <w:sz w:val="22"/>
+        </w:rPr>
+        <w:t xml:space="preserve"> job waits for the </w:t>
+      </w:r>
+      <w:r>
+        <w:rPr>
+          <w:rFonts w:ascii="Consolas" w:hAnsi="Consolas" w:eastAsia="Consolas"/>
+          <w:b w:val="0"/>
+          <w:color w:val="0F766E"/>
+          <w:sz w:val="20"/>
+        </w:rPr>
+        <w:t xml:space="preserve">production</w:t>
+      </w:r>
+      <w:r>
+        <w:rPr>
+          <w:rFonts w:ascii="Calibri" w:hAnsi="Calibri" w:eastAsia="Calibri"/>
+          <w:b w:val="0"/>
+          <w:sz w:val="22"/>
+        </w:rPr>
+        <w:t xml:space="preserve"> reviewer.</w:t>
+      </w:r>
+    </w:p>
+    <w:p>
+      <w:pPr>
+        <w:spacing w:before="240" w:after="160"/>
+      </w:pPr>
+      <w:r>
+        <w:rPr>
+          <w:rFonts w:ascii="Calibri" w:hAnsi="Calibri" w:eastAsia="Calibri"/>
+          <w:b/>
+          <w:color w:val="1B365D"/>
+          <w:sz w:val="24"/>
+        </w:rPr>
+        <w:t xml:space="preserve">Results</w:t>
+      </w:r>
+    </w:p>
+    <w:tbl>
+      <w:tblPr>
+        <w:tblW w:type="auto" w:w="0"/>
+        <w:tblLook w:firstColumn="1" w:firstRow="1" w:lastColumn="0" w:lastRow="0" w:noHBand="0" w:noVBand="1" w:val="04A0"/>
+      </w:tblPr>
+      <w:tblGrid>
+        <w:gridCol w:w="4896"/>
+        <w:gridCol w:w="4896"/>
+      </w:tblGrid>
+      <w:tr>
+        <w:tc>
+          <w:tcPr>
+            <w:tcW w:type="dxa" w:w="4896"/>
+            <w:tcBorders>
+              <w:top w:val="single" w:sz="4" w:space="0" w:color="D0D7DE"/>
+              <w:left w:val="single" w:sz="4" w:space="0" w:color="D0D7DE"/>
+              <w:bottom w:val="single" w:sz="4" w:space="0" w:color="D0D7DE"/>
+              <w:right w:val="single" w:sz="4" w:space="0" w:color="D0D7DE"/>
+            </w:tcBorders>
+            <w:shd w:fill="1B365D" w:val="clear"/>
+          </w:tcPr>
+          <w:p>
+            <w:r/>
+            <w:r>
+              <w:rPr>
+                <w:rFonts w:ascii="Calibri" w:hAnsi="Calibri" w:eastAsia="Calibri"/>
+                <w:b/>
+                <w:color w:val="FFFFFF"/>
+                <w:sz w:val="18"/>
+              </w:rPr>
+              <w:t>Step</w:t>
+            </w:r>
+          </w:p>
+        </w:tc>
+        <w:tc>
+          <w:tcPr>
+            <w:tcW w:type="dxa" w:w="4896"/>
+            <w:tcBorders>
+              <w:top w:val="single" w:sz="4" w:space="0" w:color="D0D7DE"/>
+              <w:left w:val="single" w:sz="4" w:space="0" w:color="D0D7DE"/>
+              <w:bottom w:val="single" w:sz="4" w:space="0" w:color="D0D7DE"/>
+              <w:right w:val="single" w:sz="4" w:space="0" w:color="D0D7DE"/>
+            </w:tcBorders>
+            <w:shd w:fill="1B365D" w:val="clear"/>
+          </w:tcPr>
+          <w:p>
+            <w:r/>
+            <w:r>
+              <w:rPr>
+                <w:rFonts w:ascii="Calibri" w:hAnsi="Calibri" w:eastAsia="Calibri"/>
+                <w:b/>
+                <w:color w:val="FFFFFF"/>
+                <w:sz w:val="18"/>
+              </w:rPr>
+              <w:t>Result</w:t>
+            </w:r>
+          </w:p>
+        </w:tc>
+      </w:tr>
+      <w:tr>
+        <w:tc>
+          <w:tcPr>
+            <w:tcW w:type="dxa" w:w="4896"/>
+            <w:tcBorders>
+              <w:top w:val="single" w:sz="4" w:space="0" w:color="D0D7DE"/>
+              <w:left w:val="single" w:sz="4" w:space="0" w:color="D0D7DE"/>
+              <w:bottom w:val="single" w:sz="4" w:space="0" w:color="D0D7DE"/>
+              <w:right w:val="single" w:sz="4" w:space="0" w:color="D0D7DE"/>
+            </w:tcBorders>
+          </w:tcPr>
+          <w:p>
+            <w:r/>
+            <w:r>
+              <w:rPr>
+                <w:rFonts w:ascii="Calibri" w:hAnsi="Calibri" w:eastAsia="Calibri"/>
+                <w:b w:val="0"/>
+                <w:sz w:val="18"/>
+              </w:rPr>
+              <w:t>01-validate.sh</w:t>
+            </w:r>
+          </w:p>
+        </w:tc>
+        <w:tc>
+          <w:tcPr>
+            <w:tcW w:type="dxa" w:w="4896"/>
+            <w:tcBorders>
+              <w:top w:val="single" w:sz="4" w:space="0" w:color="D0D7DE"/>
+              <w:left w:val="single" w:sz="4" w:space="0" w:color="D0D7DE"/>
+              <w:bottom w:val="single" w:sz="4" w:space="0" w:color="D0D7DE"/>
+              <w:right w:val="single" w:sz="4" w:space="0" w:color="D0D7DE"/>
+            </w:tcBorders>
+          </w:tcPr>
+          <w:p>
+            <w:r/>
+            <w:r>
+              <w:rPr>
+                <w:rFonts w:ascii="Calibri" w:hAnsi="Calibri" w:eastAsia="Calibri"/>
+                <w:b w:val="0"/>
+                <w:sz w:val="18"/>
+              </w:rPr>
+              <w:t>Passed 8/8: compile, pytest, YAML, bash -n, OPA, Terraform, Conftest</w:t>
+            </w:r>
+          </w:p>
+        </w:tc>
+      </w:tr>
+      <w:tr>
+        <w:tc>
+          <w:tcPr>
+            <w:tcW w:type="dxa" w:w="4896"/>
+            <w:tcBorders>
+              <w:top w:val="single" w:sz="4" w:space="0" w:color="D0D7DE"/>
+              <w:left w:val="single" w:sz="4" w:space="0" w:color="D0D7DE"/>
+              <w:bottom w:val="single" w:sz="4" w:space="0" w:color="D0D7DE"/>
+              <w:right w:val="single" w:sz="4" w:space="0" w:color="D0D7DE"/>
+            </w:tcBorders>
+            <w:shd w:fill="F4F7FA" w:val="clear"/>
+          </w:tcPr>
+          <w:p>
+            <w:r/>
+            <w:r>
+              <w:rPr>
+                <w:rFonts w:ascii="Calibri" w:hAnsi="Calibri" w:eastAsia="Calibri"/>
+                <w:b w:val="0"/>
+                <w:sz w:val="18"/>
+              </w:rPr>
+              <w:t>03-adopt-retained-gcp.sh</w:t>
+            </w:r>
+          </w:p>
+        </w:tc>
+        <w:tc>
+          <w:tcPr>
+            <w:tcW w:type="dxa" w:w="4896"/>
+            <w:tcBorders>
+              <w:top w:val="single" w:sz="4" w:space="0" w:color="D0D7DE"/>
+              <w:left w:val="single" w:sz="4" w:space="0" w:color="D0D7DE"/>
+              <w:bottom w:val="single" w:sz="4" w:space="0" w:color="D0D7DE"/>
+              <w:right w:val="single" w:sz="4" w:space="0" w:color="D0D7DE"/>
+            </w:tcBorders>
+            <w:shd w:fill="F4F7FA" w:val="clear"/>
+          </w:tcPr>
+          <w:p>
+            <w:r/>
+            <w:r>
+              <w:rPr>
+                <w:rFonts w:ascii="Calibri" w:hAnsi="Calibri" w:eastAsia="Calibri"/>
+                <w:b w:val="0"/>
+                <w:sz w:val="18"/>
+              </w:rPr>
+              <w:t>Re-imported retained KMS keys; approval-signing version 12 ENABLED</w:t>
+            </w:r>
+          </w:p>
+        </w:tc>
+      </w:tr>
+      <w:tr>
+        <w:tc>
+          <w:tcPr>
+            <w:tcW w:type="dxa" w:w="4896"/>
+            <w:tcBorders>
+              <w:top w:val="single" w:sz="4" w:space="0" w:color="D0D7DE"/>
+              <w:left w:val="single" w:sz="4" w:space="0" w:color="D0D7DE"/>
+              <w:bottom w:val="single" w:sz="4" w:space="0" w:color="D0D7DE"/>
+              <w:right w:val="single" w:sz="4" w:space="0" w:color="D0D7DE"/>
+            </w:tcBorders>
+          </w:tcPr>
+          <w:p>
+            <w:r/>
+            <w:r>
+              <w:rPr>
+                <w:rFonts w:ascii="Calibri" w:hAnsi="Calibri" w:eastAsia="Calibri"/>
+                <w:b w:val="0"/>
+                <w:sz w:val="18"/>
+              </w:rPr>
+              <w:t>terraform apply</w:t>
+            </w:r>
+          </w:p>
+        </w:tc>
+        <w:tc>
+          <w:tcPr>
+            <w:tcW w:type="dxa" w:w="4896"/>
+            <w:tcBorders>
+              <w:top w:val="single" w:sz="4" w:space="0" w:color="D0D7DE"/>
+              <w:left w:val="single" w:sz="4" w:space="0" w:color="D0D7DE"/>
+              <w:bottom w:val="single" w:sz="4" w:space="0" w:color="D0D7DE"/>
+              <w:right w:val="single" w:sz="4" w:space="0" w:color="D0D7DE"/>
+            </w:tcBorders>
+          </w:tcPr>
+          <w:p>
+            <w:r/>
+            <w:r>
+              <w:rPr>
+                <w:rFonts w:ascii="Calibri" w:hAnsi="Calibri" w:eastAsia="Calibri"/>
+                <w:b w:val="0"/>
+                <w:sz w:val="18"/>
+              </w:rPr>
+              <w:t>190 resources created; no cluster replacement on re-plan</w:t>
+            </w:r>
+          </w:p>
+        </w:tc>
+      </w:tr>
+      <w:tr>
+        <w:tc>
+          <w:tcPr>
+            <w:tcW w:type="dxa" w:w="4896"/>
+            <w:tcBorders>
+              <w:top w:val="single" w:sz="4" w:space="0" w:color="D0D7DE"/>
+              <w:left w:val="single" w:sz="4" w:space="0" w:color="D0D7DE"/>
+              <w:bottom w:val="single" w:sz="4" w:space="0" w:color="D0D7DE"/>
+              <w:right w:val="single" w:sz="4" w:space="0" w:color="D0D7DE"/>
+            </w:tcBorders>
+            <w:shd w:fill="F4F7FA" w:val="clear"/>
+          </w:tcPr>
+          <w:p>
+            <w:r/>
+            <w:r>
+              <w:rPr>
+                <w:rFonts w:ascii="Calibri" w:hAnsi="Calibri" w:eastAsia="Calibri"/>
+                <w:b w:val="0"/>
+                <w:sz w:val="18"/>
+              </w:rPr>
+              <w:t>04-build-images.sh</w:t>
+            </w:r>
+          </w:p>
+        </w:tc>
+        <w:tc>
+          <w:tcPr>
+            <w:tcW w:type="dxa" w:w="4896"/>
+            <w:tcBorders>
+              <w:top w:val="single" w:sz="4" w:space="0" w:color="D0D7DE"/>
+              <w:left w:val="single" w:sz="4" w:space="0" w:color="D0D7DE"/>
+              <w:bottom w:val="single" w:sz="4" w:space="0" w:color="D0D7DE"/>
+              <w:right w:val="single" w:sz="4" w:space="0" w:color="D0D7DE"/>
+            </w:tcBorders>
+            <w:shd w:fill="F4F7FA" w:val="clear"/>
+          </w:tcPr>
+          <w:p>
+            <w:r/>
+            <w:r>
+              <w:rPr>
+                <w:rFonts w:ascii="Calibri" w:hAnsi="Calibri" w:eastAsia="Calibri"/>
+                <w:b w:val="0"/>
+                <w:sz w:val="18"/>
+              </w:rPr>
+              <w:t>11 images built on Python 3.14 and pushed with tag v1</w:t>
+            </w:r>
+          </w:p>
+        </w:tc>
+      </w:tr>
+      <w:tr>
+        <w:tc>
+          <w:tcPr>
+            <w:tcW w:type="dxa" w:w="4896"/>
+            <w:tcBorders>
+              <w:top w:val="single" w:sz="4" w:space="0" w:color="D0D7DE"/>
+              <w:left w:val="single" w:sz="4" w:space="0" w:color="D0D7DE"/>
+              <w:bottom w:val="single" w:sz="4" w:space="0" w:color="D0D7DE"/>
+              <w:right w:val="single" w:sz="4" w:space="0" w:color="D0D7DE"/>
+            </w:tcBorders>
+          </w:tcPr>
+          <w:p>
+            <w:r/>
+            <w:r>
+              <w:rPr>
+                <w:rFonts w:ascii="Calibri" w:hAnsi="Calibri" w:eastAsia="Calibri"/>
+                <w:b w:val="0"/>
+                <w:sz w:val="18"/>
+              </w:rPr>
+              <w:t>05-install-falco.sh</w:t>
+            </w:r>
+          </w:p>
+        </w:tc>
+        <w:tc>
+          <w:tcPr>
+            <w:tcW w:type="dxa" w:w="4896"/>
+            <w:tcBorders>
+              <w:top w:val="single" w:sz="4" w:space="0" w:color="D0D7DE"/>
+              <w:left w:val="single" w:sz="4" w:space="0" w:color="D0D7DE"/>
+              <w:bottom w:val="single" w:sz="4" w:space="0" w:color="D0D7DE"/>
+              <w:right w:val="single" w:sz="4" w:space="0" w:color="D0D7DE"/>
+            </w:tcBorders>
+          </w:tcPr>
+          <w:p>
+            <w:r/>
+            <w:r>
+              <w:rPr>
+                <w:rFonts w:ascii="Calibri" w:hAnsi="Calibri" w:eastAsia="Calibri"/>
+                <w:b w:val="0"/>
+                <w:sz w:val="18"/>
+              </w:rPr>
+              <w:t>Falco DaemonSet ready on both nodes</w:t>
+            </w:r>
+          </w:p>
+        </w:tc>
+      </w:tr>
+      <w:tr>
+        <w:tc>
+          <w:tcPr>
+            <w:tcW w:type="dxa" w:w="4896"/>
+            <w:tcBorders>
+              <w:top w:val="single" w:sz="4" w:space="0" w:color="D0D7DE"/>
+              <w:left w:val="single" w:sz="4" w:space="0" w:color="D0D7DE"/>
+              <w:bottom w:val="single" w:sz="4" w:space="0" w:color="D0D7DE"/>
+              <w:right w:val="single" w:sz="4" w:space="0" w:color="D0D7DE"/>
+            </w:tcBorders>
+            <w:shd w:fill="F4F7FA" w:val="clear"/>
+          </w:tcPr>
+          <w:p>
+            <w:r/>
+            <w:r>
+              <w:rPr>
+                <w:rFonts w:ascii="Calibri" w:hAnsi="Calibri" w:eastAsia="Calibri"/>
+                <w:b w:val="0"/>
+                <w:sz w:val="18"/>
+              </w:rPr>
+              <w:t>08-deploy.sh</w:t>
+            </w:r>
+          </w:p>
+        </w:tc>
+        <w:tc>
+          <w:tcPr>
+            <w:tcW w:type="dxa" w:w="4896"/>
+            <w:tcBorders>
+              <w:top w:val="single" w:sz="4" w:space="0" w:color="D0D7DE"/>
+              <w:left w:val="single" w:sz="4" w:space="0" w:color="D0D7DE"/>
+              <w:bottom w:val="single" w:sz="4" w:space="0" w:color="D0D7DE"/>
+              <w:right w:val="single" w:sz="4" w:space="0" w:color="D0D7DE"/>
+            </w:tcBorders>
+            <w:shd w:fill="F4F7FA" w:val="clear"/>
+          </w:tcPr>
+          <w:p>
+            <w:r/>
+            <w:r>
+              <w:rPr>
+                <w:rFonts w:ascii="Calibri" w:hAnsi="Calibri" w:eastAsia="Calibri"/>
+                <w:b w:val="0"/>
+                <w:sz w:val="18"/>
+              </w:rPr>
+              <w:t>All 12 Deployments ready</w:t>
+            </w:r>
+          </w:p>
+        </w:tc>
+      </w:tr>
+      <w:tr>
+        <w:tc>
+          <w:tcPr>
+            <w:tcW w:type="dxa" w:w="4896"/>
+            <w:tcBorders>
+              <w:top w:val="single" w:sz="4" w:space="0" w:color="D0D7DE"/>
+              <w:left w:val="single" w:sz="4" w:space="0" w:color="D0D7DE"/>
+              <w:bottom w:val="single" w:sz="4" w:space="0" w:color="D0D7DE"/>
+              <w:right w:val="single" w:sz="4" w:space="0" w:color="D0D7DE"/>
+            </w:tcBorders>
+          </w:tcPr>
+          <w:p>
+            <w:r/>
+            <w:r>
+              <w:rPr>
+                <w:rFonts w:ascii="Calibri" w:hAnsi="Calibri" w:eastAsia="Calibri"/>
+                <w:b w:val="0"/>
+                <w:sz w:val="18"/>
+              </w:rPr>
+              <w:t>09-test-governance.sh</w:t>
+            </w:r>
+          </w:p>
+        </w:tc>
+        <w:tc>
+          <w:tcPr>
+            <w:tcW w:type="dxa" w:w="4896"/>
+            <w:tcBorders>
+              <w:top w:val="single" w:sz="4" w:space="0" w:color="D0D7DE"/>
+              <w:left w:val="single" w:sz="4" w:space="0" w:color="D0D7DE"/>
+              <w:bottom w:val="single" w:sz="4" w:space="0" w:color="D0D7DE"/>
+              <w:right w:val="single" w:sz="4" w:space="0" w:color="D0D7DE"/>
+            </w:tcBorders>
+          </w:tcPr>
+          <w:p>
+            <w:r/>
+            <w:r>
+              <w:rPr>
+                <w:rFonts w:ascii="Calibri" w:hAnsi="Calibri" w:eastAsia="Calibri"/>
+                <w:b w:val="0"/>
+                <w:sz w:val="18"/>
+              </w:rPr>
+              <w:t>REQUIRE_APPROVAL from OPA (automation mode is not controlled)</w:t>
+            </w:r>
+          </w:p>
+        </w:tc>
+      </w:tr>
+      <w:tr>
+        <w:tc>
+          <w:tcPr>
+            <w:tcW w:type="dxa" w:w="4896"/>
+            <w:tcBorders>
+              <w:top w:val="single" w:sz="4" w:space="0" w:color="D0D7DE"/>
+              <w:left w:val="single" w:sz="4" w:space="0" w:color="D0D7DE"/>
+              <w:bottom w:val="single" w:sz="4" w:space="0" w:color="D0D7DE"/>
+              <w:right w:val="single" w:sz="4" w:space="0" w:color="D0D7DE"/>
+            </w:tcBorders>
+            <w:shd w:fill="F4F7FA" w:val="clear"/>
+          </w:tcPr>
+          <w:p>
+            <w:r/>
+            <w:r>
+              <w:rPr>
+                <w:rFonts w:ascii="Calibri" w:hAnsi="Calibri" w:eastAsia="Calibri"/>
+                <w:b w:val="0"/>
+                <w:sz w:val="18"/>
+              </w:rPr>
+              <w:t>11-review-approval.sh</w:t>
+            </w:r>
+          </w:p>
+        </w:tc>
+        <w:tc>
+          <w:tcPr>
+            <w:tcW w:type="dxa" w:w="4896"/>
+            <w:tcBorders>
+              <w:top w:val="single" w:sz="4" w:space="0" w:color="D0D7DE"/>
+              <w:left w:val="single" w:sz="4" w:space="0" w:color="D0D7DE"/>
+              <w:bottom w:val="single" w:sz="4" w:space="0" w:color="D0D7DE"/>
+              <w:right w:val="single" w:sz="4" w:space="0" w:color="D0D7DE"/>
+            </w:tcBorders>
+            <w:shd w:fill="F4F7FA" w:val="clear"/>
+          </w:tcPr>
+          <w:p>
+            <w:r/>
+            <w:r>
+              <w:rPr>
+                <w:rFonts w:ascii="Calibri" w:hAnsi="Calibri" w:eastAsia="Calibri"/>
+                <w:b w:val="0"/>
+                <w:sz w:val="18"/>
+              </w:rPr>
+              <w:t>KMS v12 signature verified; remediation execution-blocked (fail-closed)</w:t>
+            </w:r>
+          </w:p>
+        </w:tc>
+      </w:tr>
+      <w:tr>
+        <w:tc>
+          <w:tcPr>
+            <w:tcW w:type="dxa" w:w="4896"/>
+            <w:tcBorders>
+              <w:top w:val="single" w:sz="4" w:space="0" w:color="D0D7DE"/>
+              <w:left w:val="single" w:sz="4" w:space="0" w:color="D0D7DE"/>
+              <w:bottom w:val="single" w:sz="4" w:space="0" w:color="D0D7DE"/>
+              <w:right w:val="single" w:sz="4" w:space="0" w:color="D0D7DE"/>
+            </w:tcBorders>
+          </w:tcPr>
+          <w:p>
+            <w:r/>
+            <w:r>
+              <w:rPr>
+                <w:rFonts w:ascii="Calibri" w:hAnsi="Calibri" w:eastAsia="Calibri"/>
+                <w:b w:val="0"/>
+                <w:sz w:val="18"/>
+              </w:rPr>
+              <w:t>10-test-pipeline.sh</w:t>
+            </w:r>
+          </w:p>
+        </w:tc>
+        <w:tc>
+          <w:tcPr>
+            <w:tcW w:type="dxa" w:w="4896"/>
+            <w:tcBorders>
+              <w:top w:val="single" w:sz="4" w:space="0" w:color="D0D7DE"/>
+              <w:left w:val="single" w:sz="4" w:space="0" w:color="D0D7DE"/>
+              <w:bottom w:val="single" w:sz="4" w:space="0" w:color="D0D7DE"/>
+              <w:right w:val="single" w:sz="4" w:space="0" w:color="D0D7DE"/>
+            </w:tcBorders>
+          </w:tcPr>
+          <w:p>
+            <w:r/>
+            <w:r>
+              <w:rPr>
+                <w:rFonts w:ascii="Calibri" w:hAnsi="Calibri" w:eastAsia="Calibri"/>
+                <w:b w:val="0"/>
+                <w:sz w:val="18"/>
+              </w:rPr>
+              <w:t>Incident report through all eight stages with a live Gemini analysis</w:t>
+            </w:r>
+          </w:p>
+        </w:tc>
+      </w:tr>
+      <w:tr>
+        <w:tc>
+          <w:tcPr>
+            <w:tcW w:type="dxa" w:w="4896"/>
+            <w:tcBorders>
+              <w:top w:val="single" w:sz="4" w:space="0" w:color="D0D7DE"/>
+              <w:left w:val="single" w:sz="4" w:space="0" w:color="D0D7DE"/>
+              <w:bottom w:val="single" w:sz="4" w:space="0" w:color="D0D7DE"/>
+              <w:right w:val="single" w:sz="4" w:space="0" w:color="D0D7DE"/>
+            </w:tcBorders>
+            <w:shd w:fill="F4F7FA" w:val="clear"/>
+          </w:tcPr>
+          <w:p>
+            <w:r/>
+            <w:r>
+              <w:rPr>
+                <w:rFonts w:ascii="Calibri" w:hAnsi="Calibri" w:eastAsia="Calibri"/>
+                <w:b w:val="0"/>
+                <w:sz w:val="18"/>
+              </w:rPr>
+              <w:t>12-smoke-test-metrics.sh</w:t>
+            </w:r>
+          </w:p>
+        </w:tc>
+        <w:tc>
+          <w:tcPr>
+            <w:tcW w:type="dxa" w:w="4896"/>
+            <w:tcBorders>
+              <w:top w:val="single" w:sz="4" w:space="0" w:color="D0D7DE"/>
+              <w:left w:val="single" w:sz="4" w:space="0" w:color="D0D7DE"/>
+              <w:bottom w:val="single" w:sz="4" w:space="0" w:color="D0D7DE"/>
+              <w:right w:val="single" w:sz="4" w:space="0" w:color="D0D7DE"/>
+            </w:tcBorders>
+            <w:shd w:fill="F4F7FA" w:val="clear"/>
+          </w:tcPr>
+          <w:p>
+            <w:r/>
+            <w:r>
+              <w:rPr>
+                <w:rFonts w:ascii="Calibri" w:hAnsi="Calibri" w:eastAsia="Calibri"/>
+                <w:b w:val="0"/>
+                <w:sz w:val="18"/>
+              </w:rPr>
+              <w:t>Agent metrics exported</w:t>
+            </w:r>
+          </w:p>
+        </w:tc>
+      </w:tr>
+      <w:tr>
+        <w:tc>
+          <w:tcPr>
+            <w:tcW w:type="dxa" w:w="4896"/>
+            <w:tcBorders>
+              <w:top w:val="single" w:sz="4" w:space="0" w:color="D0D7DE"/>
+              <w:left w:val="single" w:sz="4" w:space="0" w:color="D0D7DE"/>
+              <w:bottom w:val="single" w:sz="4" w:space="0" w:color="D0D7DE"/>
+              <w:right w:val="single" w:sz="4" w:space="0" w:color="D0D7DE"/>
+            </w:tcBorders>
+          </w:tcPr>
+          <w:p>
+            <w:r/>
+            <w:r>
+              <w:rPr>
+                <w:rFonts w:ascii="Calibri" w:hAnsi="Calibri" w:eastAsia="Calibri"/>
+                <w:b w:val="0"/>
+                <w:sz w:val="18"/>
+              </w:rPr>
+              <w:t>Governed Release 38852837302</w:t>
+            </w:r>
+          </w:p>
+        </w:tc>
+        <w:tc>
+          <w:tcPr>
+            <w:tcW w:type="dxa" w:w="4896"/>
+            <w:tcBorders>
+              <w:top w:val="single" w:sz="4" w:space="0" w:color="D0D7DE"/>
+              <w:left w:val="single" w:sz="4" w:space="0" w:color="D0D7DE"/>
+              <w:bottom w:val="single" w:sz="4" w:space="0" w:color="D0D7DE"/>
+              <w:right w:val="single" w:sz="4" w:space="0" w:color="D0D7DE"/>
+            </w:tcBorders>
+          </w:tcPr>
+          <w:p>
+            <w:r/>
+            <w:r>
+              <w:rPr>
+                <w:rFonts w:ascii="Calibri" w:hAnsi="Calibri" w:eastAsia="Calibri"/>
+                <w:b w:val="0"/>
+                <w:sz w:val="18"/>
+              </w:rPr>
+              <w:t>11/11 images scanned, SBOMs generated, Cosign signed and verified</w:t>
+            </w:r>
+          </w:p>
+        </w:tc>
+      </w:tr>
+      <w:tr>
+        <w:tc>
+          <w:tcPr>
+            <w:tcW w:type="dxa" w:w="4896"/>
+            <w:tcBorders>
+              <w:top w:val="single" w:sz="4" w:space="0" w:color="D0D7DE"/>
+              <w:left w:val="single" w:sz="4" w:space="0" w:color="D0D7DE"/>
+              <w:bottom w:val="single" w:sz="4" w:space="0" w:color="D0D7DE"/>
+              <w:right w:val="single" w:sz="4" w:space="0" w:color="D0D7DE"/>
+            </w:tcBorders>
+            <w:shd w:fill="F4F7FA" w:val="clear"/>
+          </w:tcPr>
+          <w:p>
+            <w:r/>
+            <w:r>
+              <w:rPr>
+                <w:rFonts w:ascii="Calibri" w:hAnsi="Calibri" w:eastAsia="Calibri"/>
+                <w:b w:val="0"/>
+                <w:sz w:val="18"/>
+              </w:rPr>
+              <w:t>15-teardown.sh</w:t>
+            </w:r>
+          </w:p>
+        </w:tc>
+        <w:tc>
+          <w:tcPr>
+            <w:tcW w:type="dxa" w:w="4896"/>
+            <w:tcBorders>
+              <w:top w:val="single" w:sz="4" w:space="0" w:color="D0D7DE"/>
+              <w:left w:val="single" w:sz="4" w:space="0" w:color="D0D7DE"/>
+              <w:bottom w:val="single" w:sz="4" w:space="0" w:color="D0D7DE"/>
+              <w:right w:val="single" w:sz="4" w:space="0" w:color="D0D7DE"/>
+            </w:tcBorders>
+            <w:shd w:fill="F4F7FA" w:val="clear"/>
+          </w:tcPr>
+          <w:p>
+            <w:r/>
+            <w:r>
+              <w:rPr>
+                <w:rFonts w:ascii="Calibri" w:hAnsi="Calibri" w:eastAsia="Calibri"/>
+                <w:b w:val="0"/>
+                <w:sz w:val="18"/>
+              </w:rPr>
+              <w:t>188 resources destroyed; KMS key ring and version 12 retained</w:t>
+            </w:r>
+          </w:p>
+        </w:tc>
+      </w:tr>
+      <w:tr>
+        <w:tc>
+          <w:tcPr>
+            <w:tcW w:type="dxa" w:w="4896"/>
+            <w:tcBorders>
+              <w:top w:val="single" w:sz="4" w:space="0" w:color="D0D7DE"/>
+              <w:left w:val="single" w:sz="4" w:space="0" w:color="D0D7DE"/>
+              <w:bottom w:val="single" w:sz="4" w:space="0" w:color="D0D7DE"/>
+              <w:right w:val="single" w:sz="4" w:space="0" w:color="D0D7DE"/>
+            </w:tcBorders>
+          </w:tcPr>
+          <w:p>
+            <w:r/>
+            <w:r>
+              <w:rPr>
+                <w:rFonts w:ascii="Calibri" w:hAnsi="Calibri" w:eastAsia="Calibri"/>
+                <w:b w:val="0"/>
+                <w:sz w:val="18"/>
+              </w:rPr>
+              <w:t>Not exercised</w:t>
+            </w:r>
+          </w:p>
+        </w:tc>
+        <w:tc>
+          <w:tcPr>
+            <w:tcW w:type="dxa" w:w="4896"/>
+            <w:tcBorders>
+              <w:top w:val="single" w:sz="4" w:space="0" w:color="D0D7DE"/>
+              <w:left w:val="single" w:sz="4" w:space="0" w:color="D0D7DE"/>
+              <w:bottom w:val="single" w:sz="4" w:space="0" w:color="D0D7DE"/>
+              <w:right w:val="single" w:sz="4" w:space="0" w:color="D0D7DE"/>
+            </w:tcBorders>
+          </w:tcPr>
+          <w:p>
+            <w:r/>
+            <w:r>
+              <w:rPr>
+                <w:rFonts w:ascii="Calibri" w:hAnsi="Calibri" w:eastAsia="Calibri"/>
+                <w:b w:val="0"/>
+                <w:sz w:val="18"/>
+              </w:rPr>
+              <w:t>Release deploy=true / 14, and controlled remediation</w:t>
+            </w:r>
+          </w:p>
+        </w:tc>
+      </w:tr>
+    </w:tbl>
+    <w:p>
+      <w:pPr>
+        <w:spacing w:before="200" w:after="160" w:line="240" w:lineRule="auto"/>
+      </w:pPr>
+      <w:r>
+        <w:rPr>
+          <w:rFonts w:ascii="Calibri" w:hAnsi="Calibri" w:eastAsia="Calibri"/>
+          <w:b w:val="0"/>
+          <w:sz w:val="22"/>
+        </w:rPr>
+        <w:t xml:space="preserve">Open items: the kubectl release-gate exception expires 15 November 2026, and GitHub-hosted runners cannot reach the GKE control plane, so digest deploys run 14 locally from the release artifact.</w:t>
+      </w:r>
+    </w:p>
+    <w:p>
+      <w:pPr>
+        <w:pageBreakBefore/>
+        <w:spacing w:before="120" w:after="120"/>
+        <w:pBdr>
+          <w:bottom w:val="single" w:sz="12" w:space="1" w:color="0F766E"/>
+        </w:pBdr>
+      </w:pPr>
+    </w:p>
+    <w:p>
+      <w:pPr>
+        <w:spacing w:before="320" w:after="160"/>
+      </w:pPr>
+      <w:r>
+        <w:rPr>
+          <w:rFonts w:ascii="Calibri" w:hAnsi="Calibri" w:eastAsia="Calibri"/>
+          <w:b/>
+          <w:color w:val="1B365D"/>
+          <w:sz w:val="32"/>
+        </w:rPr>
+        <w:t xml:space="preserve">Addendum: Controlled remediation run (16-17 October 2026)</w:t>
+      </w:r>
+    </w:p>
+    <w:p>
+      <w:pPr>
+        <w:spacing w:after="160" w:line="240" w:lineRule="auto"/>
+      </w:pPr>
+      <w:r>
+        <w:rPr>
+          <w:rFonts w:ascii="Calibri" w:hAnsi="Calibri" w:eastAsia="Calibri"/>
+          <w:b w:val="0"/>
+          <w:sz w:val="22"/>
+        </w:rPr>
+        <w:t xml:space="preserve">A second full rebuild from teardown exercised the paths the first run left open. Both automation modes were set to controlled for one reviewed test, then returned to disabled and verified before teardown. The cluster finished the run on the signed release digests.</w:t>
+      </w:r>
+    </w:p>
+    <w:p>
+      <w:pPr>
+        <w:spacing w:before="240" w:after="160"/>
+      </w:pPr>
+      <w:r>
+        <w:rPr>
+          <w:rFonts w:ascii="Calibri" w:hAnsi="Calibri" w:eastAsia="Calibri"/>
+          <w:b/>
+          <w:color w:val="1B365D"/>
+          <w:sz w:val="24"/>
+        </w:rPr>
+        <w:t xml:space="preserve">Results</w:t>
+      </w:r>
+    </w:p>
+    <w:tbl>
+      <w:tblPr>
+        <w:tblW w:type="auto" w:w="0"/>
+        <w:tblLook w:firstColumn="1" w:firstRow="1" w:lastColumn="0" w:lastRow="0" w:noHBand="0" w:noVBand="1" w:val="04A0"/>
+      </w:tblPr>
+      <w:tblGrid>
+        <w:gridCol w:w="4896"/>
+        <w:gridCol w:w="4896"/>
+      </w:tblGrid>
+      <w:tr>
+        <w:tc>
+          <w:tcPr>
+            <w:tcW w:type="dxa" w:w="4896"/>
+            <w:tcBorders>
+              <w:top w:val="single" w:sz="4" w:space="0" w:color="D0D7DE"/>
+              <w:left w:val="single" w:sz="4" w:space="0" w:color="D0D7DE"/>
+              <w:bottom w:val="single" w:sz="4" w:space="0" w:color="D0D7DE"/>
+              <w:right w:val="single" w:sz="4" w:space="0" w:color="D0D7DE"/>
+            </w:tcBorders>
+            <w:shd w:fill="1B365D" w:val="clear"/>
+          </w:tcPr>
+          <w:p>
+            <w:r/>
+            <w:r>
+              <w:rPr>
+                <w:rFonts w:ascii="Calibri" w:hAnsi="Calibri" w:eastAsia="Calibri"/>
+                <w:b/>
+                <w:color w:val="FFFFFF"/>
+                <w:sz w:val="18"/>
+              </w:rPr>
+              <w:t>Step</w:t>
+            </w:r>
+          </w:p>
+        </w:tc>
+        <w:tc>
+          <w:tcPr>
+            <w:tcW w:type="dxa" w:w="4896"/>
+            <w:tcBorders>
+              <w:top w:val="single" w:sz="4" w:space="0" w:color="D0D7DE"/>
+              <w:left w:val="single" w:sz="4" w:space="0" w:color="D0D7DE"/>
+              <w:bottom w:val="single" w:sz="4" w:space="0" w:color="D0D7DE"/>
+              <w:right w:val="single" w:sz="4" w:space="0" w:color="D0D7DE"/>
+            </w:tcBorders>
+            <w:shd w:fill="1B365D" w:val="clear"/>
+          </w:tcPr>
+          <w:p>
+            <w:r/>
+            <w:r>
+              <w:rPr>
+                <w:rFonts w:ascii="Calibri" w:hAnsi="Calibri" w:eastAsia="Calibri"/>
+                <w:b/>
+                <w:color w:val="FFFFFF"/>
+                <w:sz w:val="18"/>
+              </w:rPr>
+              <w:t>Result</w:t>
+            </w:r>
+          </w:p>
+        </w:tc>
+      </w:tr>
+      <w:tr>
+        <w:tc>
+          <w:tcPr>
+            <w:tcW w:type="dxa" w:w="4896"/>
+            <w:tcBorders>
+              <w:top w:val="single" w:sz="4" w:space="0" w:color="D0D7DE"/>
+              <w:left w:val="single" w:sz="4" w:space="0" w:color="D0D7DE"/>
+              <w:bottom w:val="single" w:sz="4" w:space="0" w:color="D0D7DE"/>
+              <w:right w:val="single" w:sz="4" w:space="0" w:color="D0D7DE"/>
+            </w:tcBorders>
+          </w:tcPr>
+          <w:p>
+            <w:r/>
+            <w:r>
+              <w:rPr>
+                <w:rFonts w:ascii="Calibri" w:hAnsi="Calibri" w:eastAsia="Calibri"/>
+                <w:b w:val="0"/>
+                <w:sz w:val="18"/>
+              </w:rPr>
+              <w:t>03 + terraform apply</w:t>
+            </w:r>
+          </w:p>
+        </w:tc>
+        <w:tc>
+          <w:tcPr>
+            <w:tcW w:type="dxa" w:w="4896"/>
+            <w:tcBorders>
+              <w:top w:val="single" w:sz="4" w:space="0" w:color="D0D7DE"/>
+              <w:left w:val="single" w:sz="4" w:space="0" w:color="D0D7DE"/>
+              <w:bottom w:val="single" w:sz="4" w:space="0" w:color="D0D7DE"/>
+              <w:right w:val="single" w:sz="4" w:space="0" w:color="D0D7DE"/>
+            </w:tcBorders>
+          </w:tcPr>
+          <w:p>
+            <w:r/>
+            <w:r>
+              <w:rPr>
+                <w:rFonts w:ascii="Calibri" w:hAnsi="Calibri" w:eastAsia="Calibri"/>
+                <w:b w:val="0"/>
+                <w:sz w:val="18"/>
+              </w:rPr>
+              <w:t>GitHub sign-in pool and KMS keys re-adopted; 188 added, 0 destroyed</w:t>
+            </w:r>
+          </w:p>
+        </w:tc>
+      </w:tr>
+      <w:tr>
+        <w:tc>
+          <w:tcPr>
+            <w:tcW w:type="dxa" w:w="4896"/>
+            <w:tcBorders>
+              <w:top w:val="single" w:sz="4" w:space="0" w:color="D0D7DE"/>
+              <w:left w:val="single" w:sz="4" w:space="0" w:color="D0D7DE"/>
+              <w:bottom w:val="single" w:sz="4" w:space="0" w:color="D0D7DE"/>
+              <w:right w:val="single" w:sz="4" w:space="0" w:color="D0D7DE"/>
+            </w:tcBorders>
+            <w:shd w:fill="F4F7FA" w:val="clear"/>
+          </w:tcPr>
+          <w:p>
+            <w:r/>
+            <w:r>
+              <w:rPr>
+                <w:rFonts w:ascii="Calibri" w:hAnsi="Calibri" w:eastAsia="Calibri"/>
+                <w:b w:val="0"/>
+                <w:sz w:val="18"/>
+              </w:rPr>
+              <w:t>Governed Release 38979523455</w:t>
+            </w:r>
+          </w:p>
+        </w:tc>
+        <w:tc>
+          <w:tcPr>
+            <w:tcW w:type="dxa" w:w="4896"/>
+            <w:tcBorders>
+              <w:top w:val="single" w:sz="4" w:space="0" w:color="D0D7DE"/>
+              <w:left w:val="single" w:sz="4" w:space="0" w:color="D0D7DE"/>
+              <w:bottom w:val="single" w:sz="4" w:space="0" w:color="D0D7DE"/>
+              <w:right w:val="single" w:sz="4" w:space="0" w:color="D0D7DE"/>
+            </w:tcBorders>
+            <w:shd w:fill="F4F7FA" w:val="clear"/>
+          </w:tcPr>
+          <w:p>
+            <w:r/>
+            <w:r>
+              <w:rPr>
+                <w:rFonts w:ascii="Calibri" w:hAnsi="Calibri" w:eastAsia="Calibri"/>
+                <w:b w:val="0"/>
+                <w:sz w:val="18"/>
+              </w:rPr>
+              <w:t>Split workflow: release job passed; deploy job skipped, no approval prompt</w:t>
+            </w:r>
+          </w:p>
+        </w:tc>
+      </w:tr>
+      <w:tr>
+        <w:tc>
+          <w:tcPr>
+            <w:tcW w:type="dxa" w:w="4896"/>
+            <w:tcBorders>
+              <w:top w:val="single" w:sz="4" w:space="0" w:color="D0D7DE"/>
+              <w:left w:val="single" w:sz="4" w:space="0" w:color="D0D7DE"/>
+              <w:bottom w:val="single" w:sz="4" w:space="0" w:color="D0D7DE"/>
+              <w:right w:val="single" w:sz="4" w:space="0" w:color="D0D7DE"/>
+            </w:tcBorders>
+          </w:tcPr>
+          <w:p>
+            <w:r/>
+            <w:r>
+              <w:rPr>
+                <w:rFonts w:ascii="Calibri" w:hAnsi="Calibri" w:eastAsia="Calibri"/>
+                <w:b w:val="0"/>
+                <w:sz w:val="18"/>
+              </w:rPr>
+              <w:t>09-test-governance.sh</w:t>
+            </w:r>
+          </w:p>
+        </w:tc>
+        <w:tc>
+          <w:tcPr>
+            <w:tcW w:type="dxa" w:w="4896"/>
+            <w:tcBorders>
+              <w:top w:val="single" w:sz="4" w:space="0" w:color="D0D7DE"/>
+              <w:left w:val="single" w:sz="4" w:space="0" w:color="D0D7DE"/>
+              <w:bottom w:val="single" w:sz="4" w:space="0" w:color="D0D7DE"/>
+              <w:right w:val="single" w:sz="4" w:space="0" w:color="D0D7DE"/>
+            </w:tcBorders>
+          </w:tcPr>
+          <w:p>
+            <w:r/>
+            <w:r>
+              <w:rPr>
+                <w:rFonts w:ascii="Calibri" w:hAnsi="Calibri" w:eastAsia="Calibri"/>
+                <w:b w:val="0"/>
+                <w:sz w:val="18"/>
+              </w:rPr>
+              <w:t>REQUIRE_APPROVAL from OPA; policy hash unchanged</w:t>
+            </w:r>
+          </w:p>
+        </w:tc>
+      </w:tr>
+      <w:tr>
+        <w:tc>
+          <w:tcPr>
+            <w:tcW w:type="dxa" w:w="4896"/>
+            <w:tcBorders>
+              <w:top w:val="single" w:sz="4" w:space="0" w:color="D0D7DE"/>
+              <w:left w:val="single" w:sz="4" w:space="0" w:color="D0D7DE"/>
+              <w:bottom w:val="single" w:sz="4" w:space="0" w:color="D0D7DE"/>
+              <w:right w:val="single" w:sz="4" w:space="0" w:color="D0D7DE"/>
+            </w:tcBorders>
+            <w:shd w:fill="F4F7FA" w:val="clear"/>
+          </w:tcPr>
+          <w:p>
+            <w:r/>
+            <w:r>
+              <w:rPr>
+                <w:rFonts w:ascii="Calibri" w:hAnsi="Calibri" w:eastAsia="Calibri"/>
+                <w:b w:val="0"/>
+                <w:sz w:val="18"/>
+              </w:rPr>
+              <w:t>Controlled mode</w:t>
+            </w:r>
+          </w:p>
+        </w:tc>
+        <w:tc>
+          <w:tcPr>
+            <w:tcW w:type="dxa" w:w="4896"/>
+            <w:tcBorders>
+              <w:top w:val="single" w:sz="4" w:space="0" w:color="D0D7DE"/>
+              <w:left w:val="single" w:sz="4" w:space="0" w:color="D0D7DE"/>
+              <w:bottom w:val="single" w:sz="4" w:space="0" w:color="D0D7DE"/>
+              <w:right w:val="single" w:sz="4" w:space="0" w:color="D0D7DE"/>
+            </w:tcBorders>
+            <w:shd w:fill="F4F7FA" w:val="clear"/>
+          </w:tcPr>
+          <w:p>
+            <w:r/>
+            <w:r>
+              <w:rPr>
+                <w:rFonts w:ascii="Calibri" w:hAnsi="Calibri" w:eastAsia="Calibri"/>
+                <w:b w:val="0"/>
+                <w:sz w:val="18"/>
+              </w:rPr>
+              <w:t>AUTOMATION_MODE and EXECUTION_MODE set to controlled for one test</w:t>
+            </w:r>
+          </w:p>
+        </w:tc>
+      </w:tr>
+      <w:tr>
+        <w:tc>
+          <w:tcPr>
+            <w:tcW w:type="dxa" w:w="4896"/>
+            <w:tcBorders>
+              <w:top w:val="single" w:sz="4" w:space="0" w:color="D0D7DE"/>
+              <w:left w:val="single" w:sz="4" w:space="0" w:color="D0D7DE"/>
+              <w:bottom w:val="single" w:sz="4" w:space="0" w:color="D0D7DE"/>
+              <w:right w:val="single" w:sz="4" w:space="0" w:color="D0D7DE"/>
+            </w:tcBorders>
+          </w:tcPr>
+          <w:p>
+            <w:r/>
+            <w:r>
+              <w:rPr>
+                <w:rFonts w:ascii="Calibri" w:hAnsi="Calibri" w:eastAsia="Calibri"/>
+                <w:b w:val="0"/>
+                <w:sz w:val="18"/>
+              </w:rPr>
+              <w:t>11-review-approval.sh</w:t>
+            </w:r>
+          </w:p>
+        </w:tc>
+        <w:tc>
+          <w:tcPr>
+            <w:tcW w:type="dxa" w:w="4896"/>
+            <w:tcBorders>
+              <w:top w:val="single" w:sz="4" w:space="0" w:color="D0D7DE"/>
+              <w:left w:val="single" w:sz="4" w:space="0" w:color="D0D7DE"/>
+              <w:bottom w:val="single" w:sz="4" w:space="0" w:color="D0D7DE"/>
+              <w:right w:val="single" w:sz="4" w:space="0" w:color="D0D7DE"/>
+            </w:tcBorders>
+          </w:tcPr>
+          <w:p>
+            <w:r/>
+            <w:r>
+              <w:rPr>
+                <w:rFonts w:ascii="Calibri" w:hAnsi="Calibri" w:eastAsia="Calibri"/>
+                <w:b w:val="0"/>
+                <w:sz w:val="18"/>
+              </w:rPr>
+              <w:t>KMS v12 approval verified; remediation executed through the gateway</w:t>
+            </w:r>
+          </w:p>
+        </w:tc>
+      </w:tr>
+      <w:tr>
+        <w:tc>
+          <w:tcPr>
+            <w:tcW w:type="dxa" w:w="4896"/>
+            <w:tcBorders>
+              <w:top w:val="single" w:sz="4" w:space="0" w:color="D0D7DE"/>
+              <w:left w:val="single" w:sz="4" w:space="0" w:color="D0D7DE"/>
+              <w:bottom w:val="single" w:sz="4" w:space="0" w:color="D0D7DE"/>
+              <w:right w:val="single" w:sz="4" w:space="0" w:color="D0D7DE"/>
+            </w:tcBorders>
+            <w:shd w:fill="F4F7FA" w:val="clear"/>
+          </w:tcPr>
+          <w:p>
+            <w:r/>
+            <w:r>
+              <w:rPr>
+                <w:rFonts w:ascii="Calibri" w:hAnsi="Calibri" w:eastAsia="Calibri"/>
+                <w:b w:val="0"/>
+                <w:sz w:val="18"/>
+              </w:rPr>
+              <w:t>MCP Server</w:t>
+            </w:r>
+          </w:p>
+        </w:tc>
+        <w:tc>
+          <w:tcPr>
+            <w:tcW w:type="dxa" w:w="4896"/>
+            <w:tcBorders>
+              <w:top w:val="single" w:sz="4" w:space="0" w:color="D0D7DE"/>
+              <w:left w:val="single" w:sz="4" w:space="0" w:color="D0D7DE"/>
+              <w:bottom w:val="single" w:sz="4" w:space="0" w:color="D0D7DE"/>
+              <w:right w:val="single" w:sz="4" w:space="0" w:color="D0D7DE"/>
+            </w:tcBorders>
+            <w:shd w:fill="F4F7FA" w:val="clear"/>
+          </w:tcPr>
+          <w:p>
+            <w:r/>
+            <w:r>
+              <w:rPr>
+                <w:rFonts w:ascii="Calibri" w:hAnsi="Calibri" w:eastAsia="Calibri"/>
+                <w:b w:val="0"/>
+                <w:sz w:val="18"/>
+              </w:rPr>
+              <w:t>POST /tool/restart_deployment returned 200; broken-app restarted</w:t>
+            </w:r>
+          </w:p>
+        </w:tc>
+      </w:tr>
+      <w:tr>
+        <w:tc>
+          <w:tcPr>
+            <w:tcW w:type="dxa" w:w="4896"/>
+            <w:tcBorders>
+              <w:top w:val="single" w:sz="4" w:space="0" w:color="D0D7DE"/>
+              <w:left w:val="single" w:sz="4" w:space="0" w:color="D0D7DE"/>
+              <w:bottom w:val="single" w:sz="4" w:space="0" w:color="D0D7DE"/>
+              <w:right w:val="single" w:sz="4" w:space="0" w:color="D0D7DE"/>
+            </w:tcBorders>
+          </w:tcPr>
+          <w:p>
+            <w:r/>
+            <w:r>
+              <w:rPr>
+                <w:rFonts w:ascii="Calibri" w:hAnsi="Calibri" w:eastAsia="Calibri"/>
+                <w:b w:val="0"/>
+                <w:sz w:val="18"/>
+              </w:rPr>
+              <w:t>BigQuery evidence</w:t>
+            </w:r>
+          </w:p>
+        </w:tc>
+        <w:tc>
+          <w:tcPr>
+            <w:tcW w:type="dxa" w:w="4896"/>
+            <w:tcBorders>
+              <w:top w:val="single" w:sz="4" w:space="0" w:color="D0D7DE"/>
+              <w:left w:val="single" w:sz="4" w:space="0" w:color="D0D7DE"/>
+              <w:bottom w:val="single" w:sz="4" w:space="0" w:color="D0D7DE"/>
+              <w:right w:val="single" w:sz="4" w:space="0" w:color="D0D7DE"/>
+            </w:tcBorders>
+          </w:tcPr>
+          <w:p>
+            <w:r/>
+            <w:r>
+              <w:rPr>
+                <w:rFonts w:ascii="Calibri" w:hAnsi="Calibri" w:eastAsia="Calibri"/>
+                <w:b w:val="0"/>
+                <w:sz w:val="18"/>
+              </w:rPr>
+              <w:t>Queried as evidence-admin: APPROVE audit and executed remediation rows</w:t>
+            </w:r>
+          </w:p>
+        </w:tc>
+      </w:tr>
+      <w:tr>
+        <w:tc>
+          <w:tcPr>
+            <w:tcW w:type="dxa" w:w="4896"/>
+            <w:tcBorders>
+              <w:top w:val="single" w:sz="4" w:space="0" w:color="D0D7DE"/>
+              <w:left w:val="single" w:sz="4" w:space="0" w:color="D0D7DE"/>
+              <w:bottom w:val="single" w:sz="4" w:space="0" w:color="D0D7DE"/>
+              <w:right w:val="single" w:sz="4" w:space="0" w:color="D0D7DE"/>
+            </w:tcBorders>
+            <w:shd w:fill="F4F7FA" w:val="clear"/>
+          </w:tcPr>
+          <w:p>
+            <w:r/>
+            <w:r>
+              <w:rPr>
+                <w:rFonts w:ascii="Calibri" w:hAnsi="Calibri" w:eastAsia="Calibri"/>
+                <w:b w:val="0"/>
+                <w:sz w:val="18"/>
+              </w:rPr>
+              <w:t>Return to fail-closed</w:t>
+            </w:r>
+          </w:p>
+        </w:tc>
+        <w:tc>
+          <w:tcPr>
+            <w:tcW w:type="dxa" w:w="4896"/>
+            <w:tcBorders>
+              <w:top w:val="single" w:sz="4" w:space="0" w:color="D0D7DE"/>
+              <w:left w:val="single" w:sz="4" w:space="0" w:color="D0D7DE"/>
+              <w:bottom w:val="single" w:sz="4" w:space="0" w:color="D0D7DE"/>
+              <w:right w:val="single" w:sz="4" w:space="0" w:color="D0D7DE"/>
+            </w:tcBorders>
+            <w:shd w:fill="F4F7FA" w:val="clear"/>
+          </w:tcPr>
+          <w:p>
+            <w:r/>
+            <w:r>
+              <w:rPr>
+                <w:rFonts w:ascii="Calibri" w:hAnsi="Calibri" w:eastAsia="Calibri"/>
+                <w:b w:val="0"/>
+                <w:sz w:val="18"/>
+              </w:rPr>
+              <w:t>Both modes back to disabled and verified in the running pods</w:t>
+            </w:r>
+          </w:p>
+        </w:tc>
+      </w:tr>
+      <w:tr>
+        <w:tc>
+          <w:tcPr>
+            <w:tcW w:type="dxa" w:w="4896"/>
+            <w:tcBorders>
+              <w:top w:val="single" w:sz="4" w:space="0" w:color="D0D7DE"/>
+              <w:left w:val="single" w:sz="4" w:space="0" w:color="D0D7DE"/>
+              <w:bottom w:val="single" w:sz="4" w:space="0" w:color="D0D7DE"/>
+              <w:right w:val="single" w:sz="4" w:space="0" w:color="D0D7DE"/>
+            </w:tcBorders>
+          </w:tcPr>
+          <w:p>
+            <w:r/>
+            <w:r>
+              <w:rPr>
+                <w:rFonts w:ascii="Calibri" w:hAnsi="Calibri" w:eastAsia="Calibri"/>
+                <w:b w:val="0"/>
+                <w:sz w:val="18"/>
+              </w:rPr>
+              <w:t>14-deploy-release-images.sh</w:t>
+            </w:r>
+          </w:p>
+        </w:tc>
+        <w:tc>
+          <w:tcPr>
+            <w:tcW w:type="dxa" w:w="4896"/>
+            <w:tcBorders>
+              <w:top w:val="single" w:sz="4" w:space="0" w:color="D0D7DE"/>
+              <w:left w:val="single" w:sz="4" w:space="0" w:color="D0D7DE"/>
+              <w:bottom w:val="single" w:sz="4" w:space="0" w:color="D0D7DE"/>
+              <w:right w:val="single" w:sz="4" w:space="0" w:color="D0D7DE"/>
+            </w:tcBorders>
+          </w:tcPr>
+          <w:p>
+            <w:r/>
+            <w:r>
+              <w:rPr>
+                <w:rFonts w:ascii="Calibri" w:hAnsi="Calibri" w:eastAsia="Calibri"/>
+                <w:b w:val="0"/>
+                <w:sz w:val="18"/>
+              </w:rPr>
+              <w:t>Lock checksum matched; 10 Deployments pinned to signed digests</w:t>
+            </w:r>
+          </w:p>
+        </w:tc>
+      </w:tr>
+      <w:tr>
+        <w:tc>
+          <w:tcPr>
+            <w:tcW w:type="dxa" w:w="4896"/>
+            <w:tcBorders>
+              <w:top w:val="single" w:sz="4" w:space="0" w:color="D0D7DE"/>
+              <w:left w:val="single" w:sz="4" w:space="0" w:color="D0D7DE"/>
+              <w:bottom w:val="single" w:sz="4" w:space="0" w:color="D0D7DE"/>
+              <w:right w:val="single" w:sz="4" w:space="0" w:color="D0D7DE"/>
+            </w:tcBorders>
+            <w:shd w:fill="F4F7FA" w:val="clear"/>
+          </w:tcPr>
+          <w:p>
+            <w:r/>
+            <w:r>
+              <w:rPr>
+                <w:rFonts w:ascii="Calibri" w:hAnsi="Calibri" w:eastAsia="Calibri"/>
+                <w:b w:val="0"/>
+                <w:sz w:val="18"/>
+              </w:rPr>
+              <w:t>10-test-pipeline.sh</w:t>
+            </w:r>
+          </w:p>
+        </w:tc>
+        <w:tc>
+          <w:tcPr>
+            <w:tcW w:type="dxa" w:w="4896"/>
+            <w:tcBorders>
+              <w:top w:val="single" w:sz="4" w:space="0" w:color="D0D7DE"/>
+              <w:left w:val="single" w:sz="4" w:space="0" w:color="D0D7DE"/>
+              <w:bottom w:val="single" w:sz="4" w:space="0" w:color="D0D7DE"/>
+              <w:right w:val="single" w:sz="4" w:space="0" w:color="D0D7DE"/>
+            </w:tcBorders>
+            <w:shd w:fill="F4F7FA" w:val="clear"/>
+          </w:tcPr>
+          <w:p>
+            <w:r/>
+            <w:r>
+              <w:rPr>
+                <w:rFonts w:ascii="Calibri" w:hAnsi="Calibri" w:eastAsia="Calibri"/>
+                <w:b w:val="0"/>
+                <w:sz w:val="18"/>
+              </w:rPr>
+              <w:t>Report produced on signed images; Slack delivery sent (HTTP 200)</w:t>
+            </w:r>
+          </w:p>
+        </w:tc>
+      </w:tr>
+      <w:tr>
+        <w:tc>
+          <w:tcPr>
+            <w:tcW w:type="dxa" w:w="4896"/>
+            <w:tcBorders>
+              <w:top w:val="single" w:sz="4" w:space="0" w:color="D0D7DE"/>
+              <w:left w:val="single" w:sz="4" w:space="0" w:color="D0D7DE"/>
+              <w:bottom w:val="single" w:sz="4" w:space="0" w:color="D0D7DE"/>
+              <w:right w:val="single" w:sz="4" w:space="0" w:color="D0D7DE"/>
+            </w:tcBorders>
+          </w:tcPr>
+          <w:p>
+            <w:r/>
+            <w:r>
+              <w:rPr>
+                <w:rFonts w:ascii="Calibri" w:hAnsi="Calibri" w:eastAsia="Calibri"/>
+                <w:b w:val="0"/>
+                <w:sz w:val="18"/>
+              </w:rPr>
+              <w:t>Trivy / Prowler jobs</w:t>
+            </w:r>
+          </w:p>
+        </w:tc>
+        <w:tc>
+          <w:tcPr>
+            <w:tcW w:type="dxa" w:w="4896"/>
+            <w:tcBorders>
+              <w:top w:val="single" w:sz="4" w:space="0" w:color="D0D7DE"/>
+              <w:left w:val="single" w:sz="4" w:space="0" w:color="D0D7DE"/>
+              <w:bottom w:val="single" w:sz="4" w:space="0" w:color="D0D7DE"/>
+              <w:right w:val="single" w:sz="4" w:space="0" w:color="D0D7DE"/>
+            </w:tcBorders>
+          </w:tcPr>
+          <w:p>
+            <w:r/>
+            <w:r>
+              <w:rPr>
+                <w:rFonts w:ascii="Calibri" w:hAnsi="Calibri" w:eastAsia="Calibri"/>
+                <w:b w:val="0"/>
+                <w:sz w:val="18"/>
+              </w:rPr>
+              <w:t>Trivy (4 batches) and Prowler (22 batches) findings all accepted</w:t>
+            </w:r>
+          </w:p>
+        </w:tc>
+      </w:tr>
+      <w:tr>
+        <w:tc>
+          <w:tcPr>
+            <w:tcW w:type="dxa" w:w="4896"/>
+            <w:tcBorders>
+              <w:top w:val="single" w:sz="4" w:space="0" w:color="D0D7DE"/>
+              <w:left w:val="single" w:sz="4" w:space="0" w:color="D0D7DE"/>
+              <w:bottom w:val="single" w:sz="4" w:space="0" w:color="D0D7DE"/>
+              <w:right w:val="single" w:sz="4" w:space="0" w:color="D0D7DE"/>
+            </w:tcBorders>
+            <w:shd w:fill="F4F7FA" w:val="clear"/>
+          </w:tcPr>
+          <w:p>
+            <w:r/>
+            <w:r>
+              <w:rPr>
+                <w:rFonts w:ascii="Calibri" w:hAnsi="Calibri" w:eastAsia="Calibri"/>
+                <w:b w:val="0"/>
+                <w:sz w:val="18"/>
+              </w:rPr>
+              <w:t>15-teardown.sh</w:t>
+            </w:r>
+          </w:p>
+        </w:tc>
+        <w:tc>
+          <w:tcPr>
+            <w:tcW w:type="dxa" w:w="4896"/>
+            <w:tcBorders>
+              <w:top w:val="single" w:sz="4" w:space="0" w:color="D0D7DE"/>
+              <w:left w:val="single" w:sz="4" w:space="0" w:color="D0D7DE"/>
+              <w:bottom w:val="single" w:sz="4" w:space="0" w:color="D0D7DE"/>
+              <w:right w:val="single" w:sz="4" w:space="0" w:color="D0D7DE"/>
+            </w:tcBorders>
+            <w:shd w:fill="F4F7FA" w:val="clear"/>
+          </w:tcPr>
+          <w:p>
+            <w:r/>
+            <w:r>
+              <w:rPr>
+                <w:rFonts w:ascii="Calibri" w:hAnsi="Calibri" w:eastAsia="Calibri"/>
+                <w:b w:val="0"/>
+                <w:sz w:val="18"/>
+              </w:rPr>
+              <w:t>188 resources destroyed; KMS key ring and version 12 retained</w:t>
+            </w:r>
+          </w:p>
+        </w:tc>
+      </w:tr>
+      <w:tr>
+        <w:tc>
+          <w:tcPr>
+            <w:tcW w:type="dxa" w:w="4896"/>
+            <w:tcBorders>
+              <w:top w:val="single" w:sz="4" w:space="0" w:color="D0D7DE"/>
+              <w:left w:val="single" w:sz="4" w:space="0" w:color="D0D7DE"/>
+              <w:bottom w:val="single" w:sz="4" w:space="0" w:color="D0D7DE"/>
+              <w:right w:val="single" w:sz="4" w:space="0" w:color="D0D7DE"/>
+            </w:tcBorders>
+          </w:tcPr>
+          <w:p>
+            <w:r/>
+            <w:r>
+              <w:rPr>
+                <w:rFonts w:ascii="Calibri" w:hAnsi="Calibri" w:eastAsia="Calibri"/>
+                <w:b w:val="0"/>
+                <w:sz w:val="18"/>
+              </w:rPr>
+              <w:t>Not exercised</w:t>
+            </w:r>
+          </w:p>
+        </w:tc>
+        <w:tc>
+          <w:tcPr>
+            <w:tcW w:type="dxa" w:w="4896"/>
+            <w:tcBorders>
+              <w:top w:val="single" w:sz="4" w:space="0" w:color="D0D7DE"/>
+              <w:left w:val="single" w:sz="4" w:space="0" w:color="D0D7DE"/>
+              <w:bottom w:val="single" w:sz="4" w:space="0" w:color="D0D7DE"/>
+              <w:right w:val="single" w:sz="4" w:space="0" w:color="D0D7DE"/>
+            </w:tcBorders>
+          </w:tcPr>
+          <w:p>
+            <w:r/>
+            <w:r>
+              <w:rPr>
+                <w:rFonts w:ascii="Calibri" w:hAnsi="Calibri" w:eastAsia="Calibri"/>
+                <w:b w:val="0"/>
+                <w:sz w:val="18"/>
+              </w:rPr>
+              <w:t>Release deploy=true job, and a formal review before controlled mode</w:t>
+            </w:r>
+          </w:p>
+        </w:tc>
+      </w:tr>
+    </w:tbl>
+    <w:p>
+      <w:pPr>
+        <w:spacing w:before="200" w:after="160" w:line="240" w:lineRule="auto"/>
+      </w:pPr>
+      <w:r>
+        <w:rPr>
+          <w:rFonts w:ascii="Calibri" w:hAnsi="Calibri" w:eastAsia="Calibri"/>
+          <w:b w:val="0"/>
+          <w:sz w:val="22"/>
+        </w:rPr>
+        <w:t xml:space="preserve">Across the two runs every planned step has now been exercised live except the release workflow's in-cloud deploy job, which cannot reach the GKE control plane from GitHub-hosted runners.</w:t>
+      </w:r>
+    </w:p>
     <w:sectPr>
       <w:headerReference w:type="default" r:id="rId9"/>
       <w:footerReference w:type="default" r:id="rId10"/>
@@ -16749,7 +18585,7 @@
         <w:color w:val="5B6B7A"/>
         <w:sz w:val="18"/>
       </w:rPr>
-      <w:t>Agentic Security Platform | Plan Mode Summary | 18 August 2026</w:t>
+      <w:t>Agentic Security Platform | Plan Mode Summary | 16 October 2026</w:t>
     </w:r>
   </w:p>
 </w:hdr>
@@ -16954,6 +18790,12 @@
   </w:num>
   <w:num w:numId="9">
     <w:abstractNumId w:val="0"/>
+  </w:num>
+  <w:num w:numId="10">
+    <w:abstractNumId w:val="7"/>
+    <w:lvlOverride w:ilvl="0">
+      <w:startOverride w:val="1"/>
+    </w:lvlOverride>
   </w:num>
 </w:numbering>
 </file>

--- a/docs/architecture/Agentic Security Platform Plan Mode Summary.docx
+++ b/docs/architecture/Agentic Security Platform Plan Mode Summary.docx
@@ -79,7 +79,7 @@
           <w:b w:val="0"/>
           <w:sz w:val="22"/>
         </w:rPr>
-        <w:t xml:space="preserve">Updated 16 October 2026. Scripts </w:t>
+        <w:t xml:space="preserve">Updated 17 October 2026. Scripts </w:t>
       </w:r>
       <w:r>
         <w:rPr>
@@ -300,7 +300,7 @@
                 <w:b w:val="0"/>
                 <w:sz w:val="18"/>
               </w:rPr>
-              <w:t xml:space="preserve">Verified end to end on 16 October 2026, then torn down; remediation remains disabled</w:t>
+              <w:t xml:space="preserve">Verified end to end on 16–17 October 2026, then torn down; remediation remains disabled</w:t>
             </w:r>
             <w:r>
               <w:rPr>
@@ -18536,6 +18536,739 @@
         <w:t xml:space="preserve">Across the two runs every planned step has now been exercised live except the release workflow's in-cloud deploy job, which cannot reach the GKE control plane from GitHub-hosted runners.</w:t>
       </w:r>
     </w:p>
+    <w:p>
+      <w:pPr>
+        <w:pageBreakBefore/>
+        <w:spacing w:before="120" w:after="120"/>
+        <w:pBdr>
+          <w:bottom w:val="single" w:sz="12" w:space="1" w:color="0F766E"/>
+        </w:pBdr>
+      </w:pPr>
+    </w:p>
+    <w:p>
+      <w:pPr>
+        <w:spacing w:before="320" w:after="160"/>
+      </w:pPr>
+      <w:r>
+        <w:rPr>
+          <w:rFonts w:ascii="Calibri" w:hAnsi="Calibri" w:eastAsia="Calibri"/>
+          <w:b/>
+          <w:color w:val="1B365D"/>
+          <w:sz w:val="32"/>
+        </w:rPr>
+        <w:t xml:space="preserve">Addendum: Third rebuild and hardening (17 October 2026)</w:t>
+      </w:r>
+    </w:p>
+    <w:p>
+      <w:pPr>
+        <w:spacing w:after="160" w:line="240" w:lineRule="auto"/>
+      </w:pPr>
+      <w:r>
+        <w:rPr>
+          <w:rFonts w:ascii="Calibri" w:hAnsi="Calibri" w:eastAsia="Calibri"/>
+          <w:b w:val="0"/>
+          <w:sz w:val="22"/>
+        </w:rPr>
+        <w:t xml:space="preserve">A third rebuild from teardown, on commit d4d062b, checked the newest version pins and the recovery path after a failed step. It stayed fail-closed throughout: the signed approval was published, but no remediation ran. Problems found in this run were fixed in commit fc6e75e.</w:t>
+      </w:r>
+    </w:p>
+    <w:p>
+      <w:pPr>
+        <w:spacing w:before="240" w:after="160"/>
+      </w:pPr>
+      <w:r>
+        <w:rPr>
+          <w:rFonts w:ascii="Calibri" w:hAnsi="Calibri" w:eastAsia="Calibri"/>
+          <w:b/>
+          <w:color w:val="1B365D"/>
+          <w:sz w:val="24"/>
+        </w:rPr>
+        <w:t xml:space="preserve">Results</w:t>
+      </w:r>
+    </w:p>
+    <w:tbl>
+      <w:tblPr>
+        <w:tblW w:type="auto" w:w="0"/>
+        <w:tblLook w:firstColumn="1" w:firstRow="1" w:lastColumn="0" w:lastRow="0" w:noHBand="0" w:noVBand="1" w:val="04A0"/>
+      </w:tblPr>
+      <w:tblGrid>
+        <w:gridCol w:w="4896"/>
+        <w:gridCol w:w="4896"/>
+      </w:tblGrid>
+      <w:tr>
+        <w:tc>
+          <w:tcPr>
+            <w:tcW w:type="dxa" w:w="4896"/>
+            <w:tcBorders>
+              <w:top w:val="single" w:sz="4" w:space="0" w:color="D0D7DE"/>
+              <w:left w:val="single" w:sz="4" w:space="0" w:color="D0D7DE"/>
+              <w:bottom w:val="single" w:sz="4" w:space="0" w:color="D0D7DE"/>
+              <w:right w:val="single" w:sz="4" w:space="0" w:color="D0D7DE"/>
+            </w:tcBorders>
+            <w:shd w:fill="1B365D" w:val="clear"/>
+          </w:tcPr>
+          <w:p>
+            <w:r/>
+            <w:r>
+              <w:rPr>
+                <w:rFonts w:ascii="Calibri" w:hAnsi="Calibri" w:eastAsia="Calibri"/>
+                <w:b/>
+                <w:color w:val="FFFFFF"/>
+                <w:sz w:val="18"/>
+              </w:rPr>
+              <w:t>Step</w:t>
+            </w:r>
+          </w:p>
+        </w:tc>
+        <w:tc>
+          <w:tcPr>
+            <w:tcW w:type="dxa" w:w="4896"/>
+            <w:tcBorders>
+              <w:top w:val="single" w:sz="4" w:space="0" w:color="D0D7DE"/>
+              <w:left w:val="single" w:sz="4" w:space="0" w:color="D0D7DE"/>
+              <w:bottom w:val="single" w:sz="4" w:space="0" w:color="D0D7DE"/>
+              <w:right w:val="single" w:sz="4" w:space="0" w:color="D0D7DE"/>
+            </w:tcBorders>
+            <w:shd w:fill="1B365D" w:val="clear"/>
+          </w:tcPr>
+          <w:p>
+            <w:r/>
+            <w:r>
+              <w:rPr>
+                <w:rFonts w:ascii="Calibri" w:hAnsi="Calibri" w:eastAsia="Calibri"/>
+                <w:b/>
+                <w:color w:val="FFFFFF"/>
+                <w:sz w:val="18"/>
+              </w:rPr>
+              <w:t>Result</w:t>
+            </w:r>
+          </w:p>
+        </w:tc>
+      </w:tr>
+      <w:tr>
+        <w:tc>
+          <w:tcPr>
+            <w:tcW w:type="dxa" w:w="4896"/>
+            <w:tcBorders>
+              <w:top w:val="single" w:sz="4" w:space="0" w:color="D0D7DE"/>
+              <w:left w:val="single" w:sz="4" w:space="0" w:color="D0D7DE"/>
+              <w:bottom w:val="single" w:sz="4" w:space="0" w:color="D0D7DE"/>
+              <w:right w:val="single" w:sz="4" w:space="0" w:color="D0D7DE"/>
+            </w:tcBorders>
+          </w:tcPr>
+          <w:p>
+            <w:r/>
+            <w:r>
+              <w:rPr>
+                <w:rFonts w:ascii="Calibri" w:hAnsi="Calibri" w:eastAsia="Calibri"/>
+                <w:b w:val="0"/>
+                <w:sz w:val="18"/>
+              </w:rPr>
+              <w:t>01-validate.sh</w:t>
+            </w:r>
+          </w:p>
+        </w:tc>
+        <w:tc>
+          <w:tcPr>
+            <w:tcW w:type="dxa" w:w="4896"/>
+            <w:tcBorders>
+              <w:top w:val="single" w:sz="4" w:space="0" w:color="D0D7DE"/>
+              <w:left w:val="single" w:sz="4" w:space="0" w:color="D0D7DE"/>
+              <w:bottom w:val="single" w:sz="4" w:space="0" w:color="D0D7DE"/>
+              <w:right w:val="single" w:sz="4" w:space="0" w:color="D0D7DE"/>
+            </w:tcBorders>
+          </w:tcPr>
+          <w:p>
+            <w:r/>
+            <w:r>
+              <w:rPr>
+                <w:rFonts w:ascii="Calibri" w:hAnsi="Calibri" w:eastAsia="Calibri"/>
+                <w:b w:val="0"/>
+                <w:sz w:val="18"/>
+              </w:rPr>
+              <w:t>Passed: 11 Python tests, 5 OPA tests, 357 Conftest checks</w:t>
+            </w:r>
+          </w:p>
+        </w:tc>
+      </w:tr>
+      <w:tr>
+        <w:tc>
+          <w:tcPr>
+            <w:tcW w:type="dxa" w:w="4896"/>
+            <w:tcBorders>
+              <w:top w:val="single" w:sz="4" w:space="0" w:color="D0D7DE"/>
+              <w:left w:val="single" w:sz="4" w:space="0" w:color="D0D7DE"/>
+              <w:bottom w:val="single" w:sz="4" w:space="0" w:color="D0D7DE"/>
+              <w:right w:val="single" w:sz="4" w:space="0" w:color="D0D7DE"/>
+            </w:tcBorders>
+            <w:shd w:fill="F4F7FA" w:val="clear"/>
+          </w:tcPr>
+          <w:p>
+            <w:r/>
+            <w:r>
+              <w:rPr>
+                <w:rFonts w:ascii="Calibri" w:hAnsi="Calibri" w:eastAsia="Calibri"/>
+                <w:b w:val="0"/>
+                <w:sz w:val="18"/>
+              </w:rPr>
+              <w:t>03-adopt-retained-gcp.sh</w:t>
+            </w:r>
+          </w:p>
+        </w:tc>
+        <w:tc>
+          <w:tcPr>
+            <w:tcW w:type="dxa" w:w="4896"/>
+            <w:tcBorders>
+              <w:top w:val="single" w:sz="4" w:space="0" w:color="D0D7DE"/>
+              <w:left w:val="single" w:sz="4" w:space="0" w:color="D0D7DE"/>
+              <w:bottom w:val="single" w:sz="4" w:space="0" w:color="D0D7DE"/>
+              <w:right w:val="single" w:sz="4" w:space="0" w:color="D0D7DE"/>
+            </w:tcBorders>
+            <w:shd w:fill="F4F7FA" w:val="clear"/>
+          </w:tcPr>
+          <w:p>
+            <w:r/>
+            <w:r>
+              <w:rPr>
+                <w:rFonts w:ascii="Calibri" w:hAnsi="Calibri" w:eastAsia="Calibri"/>
+                <w:b w:val="0"/>
+                <w:sz w:val="18"/>
+              </w:rPr>
+              <w:t>First run blocked by a parallel apply's state lock; rerun imported all</w:t>
+            </w:r>
+          </w:p>
+        </w:tc>
+      </w:tr>
+      <w:tr>
+        <w:tc>
+          <w:tcPr>
+            <w:tcW w:type="dxa" w:w="4896"/>
+            <w:tcBorders>
+              <w:top w:val="single" w:sz="4" w:space="0" w:color="D0D7DE"/>
+              <w:left w:val="single" w:sz="4" w:space="0" w:color="D0D7DE"/>
+              <w:bottom w:val="single" w:sz="4" w:space="0" w:color="D0D7DE"/>
+              <w:right w:val="single" w:sz="4" w:space="0" w:color="D0D7DE"/>
+            </w:tcBorders>
+          </w:tcPr>
+          <w:p>
+            <w:r/>
+            <w:r>
+              <w:rPr>
+                <w:rFonts w:ascii="Calibri" w:hAnsi="Calibri" w:eastAsia="Calibri"/>
+                <w:b w:val="0"/>
+                <w:sz w:val="18"/>
+              </w:rPr>
+              <w:t>terraform apply</w:t>
+            </w:r>
+          </w:p>
+        </w:tc>
+        <w:tc>
+          <w:tcPr>
+            <w:tcW w:type="dxa" w:w="4896"/>
+            <w:tcBorders>
+              <w:top w:val="single" w:sz="4" w:space="0" w:color="D0D7DE"/>
+              <w:left w:val="single" w:sz="4" w:space="0" w:color="D0D7DE"/>
+              <w:bottom w:val="single" w:sz="4" w:space="0" w:color="D0D7DE"/>
+              <w:right w:val="single" w:sz="4" w:space="0" w:color="D0D7DE"/>
+            </w:tcBorders>
+          </w:tcPr>
+          <w:p>
+            <w:r/>
+            <w:r>
+              <w:rPr>
+                <w:rFonts w:ascii="Calibri" w:hAnsi="Calibri" w:eastAsia="Calibri"/>
+                <w:b w:val="0"/>
+                <w:sz w:val="18"/>
+              </w:rPr>
+              <w:t>Finished in a second pass after 03; no cluster replacement</w:t>
+            </w:r>
+          </w:p>
+        </w:tc>
+      </w:tr>
+      <w:tr>
+        <w:tc>
+          <w:tcPr>
+            <w:tcW w:type="dxa" w:w="4896"/>
+            <w:tcBorders>
+              <w:top w:val="single" w:sz="4" w:space="0" w:color="D0D7DE"/>
+              <w:left w:val="single" w:sz="4" w:space="0" w:color="D0D7DE"/>
+              <w:bottom w:val="single" w:sz="4" w:space="0" w:color="D0D7DE"/>
+              <w:right w:val="single" w:sz="4" w:space="0" w:color="D0D7DE"/>
+            </w:tcBorders>
+            <w:shd w:fill="F4F7FA" w:val="clear"/>
+          </w:tcPr>
+          <w:p>
+            <w:r/>
+            <w:r>
+              <w:rPr>
+                <w:rFonts w:ascii="Calibri" w:hAnsi="Calibri" w:eastAsia="Calibri"/>
+                <w:b w:val="0"/>
+                <w:sz w:val="18"/>
+              </w:rPr>
+              <w:t>Governed Release 39000392806</w:t>
+            </w:r>
+          </w:p>
+        </w:tc>
+        <w:tc>
+          <w:tcPr>
+            <w:tcW w:type="dxa" w:w="4896"/>
+            <w:tcBorders>
+              <w:top w:val="single" w:sz="4" w:space="0" w:color="D0D7DE"/>
+              <w:left w:val="single" w:sz="4" w:space="0" w:color="D0D7DE"/>
+              <w:bottom w:val="single" w:sz="4" w:space="0" w:color="D0D7DE"/>
+              <w:right w:val="single" w:sz="4" w:space="0" w:color="D0D7DE"/>
+            </w:tcBorders>
+            <w:shd w:fill="F4F7FA" w:val="clear"/>
+          </w:tcPr>
+          <w:p>
+            <w:r/>
+            <w:r>
+              <w:rPr>
+                <w:rFonts w:ascii="Calibri" w:hAnsi="Calibri" w:eastAsia="Calibri"/>
+                <w:b w:val="0"/>
+                <w:sz w:val="18"/>
+              </w:rPr>
+              <w:t>Release job passed on ubuntu-24.04 runners; deploy job skipped</w:t>
+            </w:r>
+          </w:p>
+        </w:tc>
+      </w:tr>
+      <w:tr>
+        <w:tc>
+          <w:tcPr>
+            <w:tcW w:type="dxa" w:w="4896"/>
+            <w:tcBorders>
+              <w:top w:val="single" w:sz="4" w:space="0" w:color="D0D7DE"/>
+              <w:left w:val="single" w:sz="4" w:space="0" w:color="D0D7DE"/>
+              <w:bottom w:val="single" w:sz="4" w:space="0" w:color="D0D7DE"/>
+              <w:right w:val="single" w:sz="4" w:space="0" w:color="D0D7DE"/>
+            </w:tcBorders>
+          </w:tcPr>
+          <w:p>
+            <w:r/>
+            <w:r>
+              <w:rPr>
+                <w:rFonts w:ascii="Calibri" w:hAnsi="Calibri" w:eastAsia="Calibri"/>
+                <w:b w:val="0"/>
+                <w:sz w:val="18"/>
+              </w:rPr>
+              <w:t>04 / 05 / 08</w:t>
+            </w:r>
+          </w:p>
+        </w:tc>
+        <w:tc>
+          <w:tcPr>
+            <w:tcW w:type="dxa" w:w="4896"/>
+            <w:tcBorders>
+              <w:top w:val="single" w:sz="4" w:space="0" w:color="D0D7DE"/>
+              <w:left w:val="single" w:sz="4" w:space="0" w:color="D0D7DE"/>
+              <w:bottom w:val="single" w:sz="4" w:space="0" w:color="D0D7DE"/>
+              <w:right w:val="single" w:sz="4" w:space="0" w:color="D0D7DE"/>
+            </w:tcBorders>
+          </w:tcPr>
+          <w:p>
+            <w:r/>
+            <w:r>
+              <w:rPr>
+                <w:rFonts w:ascii="Calibri" w:hAnsi="Calibri" w:eastAsia="Calibri"/>
+                <w:b w:val="0"/>
+                <w:sz w:val="18"/>
+              </w:rPr>
+              <w:t>11 images pushed (one retry after a registry timeout); all Deployments ready</w:t>
+            </w:r>
+          </w:p>
+        </w:tc>
+      </w:tr>
+      <w:tr>
+        <w:tc>
+          <w:tcPr>
+            <w:tcW w:type="dxa" w:w="4896"/>
+            <w:tcBorders>
+              <w:top w:val="single" w:sz="4" w:space="0" w:color="D0D7DE"/>
+              <w:left w:val="single" w:sz="4" w:space="0" w:color="D0D7DE"/>
+              <w:bottom w:val="single" w:sz="4" w:space="0" w:color="D0D7DE"/>
+              <w:right w:val="single" w:sz="4" w:space="0" w:color="D0D7DE"/>
+            </w:tcBorders>
+            <w:shd w:fill="F4F7FA" w:val="clear"/>
+          </w:tcPr>
+          <w:p>
+            <w:r/>
+            <w:r>
+              <w:rPr>
+                <w:rFonts w:ascii="Calibri" w:hAnsi="Calibri" w:eastAsia="Calibri"/>
+                <w:b w:val="0"/>
+                <w:sz w:val="18"/>
+              </w:rPr>
+              <w:t>09-test-governance.sh</w:t>
+            </w:r>
+          </w:p>
+        </w:tc>
+        <w:tc>
+          <w:tcPr>
+            <w:tcW w:type="dxa" w:w="4896"/>
+            <w:tcBorders>
+              <w:top w:val="single" w:sz="4" w:space="0" w:color="D0D7DE"/>
+              <w:left w:val="single" w:sz="4" w:space="0" w:color="D0D7DE"/>
+              <w:bottom w:val="single" w:sz="4" w:space="0" w:color="D0D7DE"/>
+              <w:right w:val="single" w:sz="4" w:space="0" w:color="D0D7DE"/>
+            </w:tcBorders>
+            <w:shd w:fill="F4F7FA" w:val="clear"/>
+          </w:tcPr>
+          <w:p>
+            <w:r/>
+            <w:r>
+              <w:rPr>
+                <w:rFonts w:ascii="Calibri" w:hAnsi="Calibri" w:eastAsia="Calibri"/>
+                <w:b w:val="0"/>
+                <w:sz w:val="18"/>
+              </w:rPr>
+              <w:t>REQUIRE_APPROVAL from OPA (automation mode is not controlled)</w:t>
+            </w:r>
+          </w:p>
+        </w:tc>
+      </w:tr>
+      <w:tr>
+        <w:tc>
+          <w:tcPr>
+            <w:tcW w:type="dxa" w:w="4896"/>
+            <w:tcBorders>
+              <w:top w:val="single" w:sz="4" w:space="0" w:color="D0D7DE"/>
+              <w:left w:val="single" w:sz="4" w:space="0" w:color="D0D7DE"/>
+              <w:bottom w:val="single" w:sz="4" w:space="0" w:color="D0D7DE"/>
+              <w:right w:val="single" w:sz="4" w:space="0" w:color="D0D7DE"/>
+            </w:tcBorders>
+          </w:tcPr>
+          <w:p>
+            <w:r/>
+            <w:r>
+              <w:rPr>
+                <w:rFonts w:ascii="Calibri" w:hAnsi="Calibri" w:eastAsia="Calibri"/>
+                <w:b w:val="0"/>
+                <w:sz w:val="18"/>
+              </w:rPr>
+              <w:t>11-review-approval.sh</w:t>
+            </w:r>
+          </w:p>
+        </w:tc>
+        <w:tc>
+          <w:tcPr>
+            <w:tcW w:type="dxa" w:w="4896"/>
+            <w:tcBorders>
+              <w:top w:val="single" w:sz="4" w:space="0" w:color="D0D7DE"/>
+              <w:left w:val="single" w:sz="4" w:space="0" w:color="D0D7DE"/>
+              <w:bottom w:val="single" w:sz="4" w:space="0" w:color="D0D7DE"/>
+              <w:right w:val="single" w:sz="4" w:space="0" w:color="D0D7DE"/>
+            </w:tcBorders>
+          </w:tcPr>
+          <w:p>
+            <w:r/>
+            <w:r>
+              <w:rPr>
+                <w:rFonts w:ascii="Calibri" w:hAnsi="Calibri" w:eastAsia="Calibri"/>
+                <w:b w:val="0"/>
+                <w:sz w:val="18"/>
+              </w:rPr>
+              <w:t>KMS v12 approval signed and published; a second request left pending</w:t>
+            </w:r>
+          </w:p>
+        </w:tc>
+      </w:tr>
+      <w:tr>
+        <w:tc>
+          <w:tcPr>
+            <w:tcW w:type="dxa" w:w="4896"/>
+            <w:tcBorders>
+              <w:top w:val="single" w:sz="4" w:space="0" w:color="D0D7DE"/>
+              <w:left w:val="single" w:sz="4" w:space="0" w:color="D0D7DE"/>
+              <w:bottom w:val="single" w:sz="4" w:space="0" w:color="D0D7DE"/>
+              <w:right w:val="single" w:sz="4" w:space="0" w:color="D0D7DE"/>
+            </w:tcBorders>
+            <w:shd w:fill="F4F7FA" w:val="clear"/>
+          </w:tcPr>
+          <w:p>
+            <w:r/>
+            <w:r>
+              <w:rPr>
+                <w:rFonts w:ascii="Calibri" w:hAnsi="Calibri" w:eastAsia="Calibri"/>
+                <w:b w:val="0"/>
+                <w:sz w:val="18"/>
+              </w:rPr>
+              <w:t>10-test-pipeline.sh</w:t>
+            </w:r>
+          </w:p>
+        </w:tc>
+        <w:tc>
+          <w:tcPr>
+            <w:tcW w:type="dxa" w:w="4896"/>
+            <w:tcBorders>
+              <w:top w:val="single" w:sz="4" w:space="0" w:color="D0D7DE"/>
+              <w:left w:val="single" w:sz="4" w:space="0" w:color="D0D7DE"/>
+              <w:bottom w:val="single" w:sz="4" w:space="0" w:color="D0D7DE"/>
+              <w:right w:val="single" w:sz="4" w:space="0" w:color="D0D7DE"/>
+            </w:tcBorders>
+            <w:shd w:fill="F4F7FA" w:val="clear"/>
+          </w:tcPr>
+          <w:p>
+            <w:r/>
+            <w:r>
+              <w:rPr>
+                <w:rFonts w:ascii="Calibri" w:hAnsi="Calibri" w:eastAsia="Calibri"/>
+                <w:b w:val="0"/>
+                <w:sz w:val="18"/>
+              </w:rPr>
+              <w:t>Gemini rated the synthetic CRITICAL incident LOW; NO_ACTION report</w:t>
+            </w:r>
+          </w:p>
+        </w:tc>
+      </w:tr>
+      <w:tr>
+        <w:tc>
+          <w:tcPr>
+            <w:tcW w:type="dxa" w:w="4896"/>
+            <w:tcBorders>
+              <w:top w:val="single" w:sz="4" w:space="0" w:color="D0D7DE"/>
+              <w:left w:val="single" w:sz="4" w:space="0" w:color="D0D7DE"/>
+              <w:bottom w:val="single" w:sz="4" w:space="0" w:color="D0D7DE"/>
+              <w:right w:val="single" w:sz="4" w:space="0" w:color="D0D7DE"/>
+            </w:tcBorders>
+          </w:tcPr>
+          <w:p>
+            <w:r/>
+            <w:r>
+              <w:rPr>
+                <w:rFonts w:ascii="Calibri" w:hAnsi="Calibri" w:eastAsia="Calibri"/>
+                <w:b w:val="0"/>
+                <w:sz w:val="18"/>
+              </w:rPr>
+              <w:t>12-smoke-test-metrics.sh</w:t>
+            </w:r>
+          </w:p>
+        </w:tc>
+        <w:tc>
+          <w:tcPr>
+            <w:tcW w:type="dxa" w:w="4896"/>
+            <w:tcBorders>
+              <w:top w:val="single" w:sz="4" w:space="0" w:color="D0D7DE"/>
+              <w:left w:val="single" w:sz="4" w:space="0" w:color="D0D7DE"/>
+              <w:bottom w:val="single" w:sz="4" w:space="0" w:color="D0D7DE"/>
+              <w:right w:val="single" w:sz="4" w:space="0" w:color="D0D7DE"/>
+            </w:tcBorders>
+          </w:tcPr>
+          <w:p>
+            <w:r/>
+            <w:r>
+              <w:rPr>
+                <w:rFonts w:ascii="Calibri" w:hAnsi="Calibri" w:eastAsia="Calibri"/>
+                <w:b w:val="0"/>
+                <w:sz w:val="18"/>
+              </w:rPr>
+              <w:t>Health endpoint and agent metrics exported (302 messages)</w:t>
+            </w:r>
+          </w:p>
+        </w:tc>
+      </w:tr>
+      <w:tr>
+        <w:tc>
+          <w:tcPr>
+            <w:tcW w:type="dxa" w:w="4896"/>
+            <w:tcBorders>
+              <w:top w:val="single" w:sz="4" w:space="0" w:color="D0D7DE"/>
+              <w:left w:val="single" w:sz="4" w:space="0" w:color="D0D7DE"/>
+              <w:bottom w:val="single" w:sz="4" w:space="0" w:color="D0D7DE"/>
+              <w:right w:val="single" w:sz="4" w:space="0" w:color="D0D7DE"/>
+            </w:tcBorders>
+            <w:shd w:fill="F4F7FA" w:val="clear"/>
+          </w:tcPr>
+          <w:p>
+            <w:r/>
+            <w:r>
+              <w:rPr>
+                <w:rFonts w:ascii="Calibri" w:hAnsi="Calibri" w:eastAsia="Calibri"/>
+                <w:b w:val="0"/>
+                <w:sz w:val="18"/>
+              </w:rPr>
+              <w:t>Trivy 0.76.0 job</w:t>
+            </w:r>
+          </w:p>
+        </w:tc>
+        <w:tc>
+          <w:tcPr>
+            <w:tcW w:type="dxa" w:w="4896"/>
+            <w:tcBorders>
+              <w:top w:val="single" w:sz="4" w:space="0" w:color="D0D7DE"/>
+              <w:left w:val="single" w:sz="4" w:space="0" w:color="D0D7DE"/>
+              <w:bottom w:val="single" w:sz="4" w:space="0" w:color="D0D7DE"/>
+              <w:right w:val="single" w:sz="4" w:space="0" w:color="D0D7DE"/>
+            </w:tcBorders>
+            <w:shd w:fill="F4F7FA" w:val="clear"/>
+          </w:tcPr>
+          <w:p>
+            <w:r/>
+            <w:r>
+              <w:rPr>
+                <w:rFonts w:ascii="Calibri" w:hAnsi="Calibri" w:eastAsia="Calibri"/>
+                <w:b w:val="0"/>
+                <w:sz w:val="18"/>
+              </w:rPr>
+              <w:t>First run of the new in-cluster version: 4 images scanned, findings accepted</w:t>
+            </w:r>
+          </w:p>
+        </w:tc>
+      </w:tr>
+      <w:tr>
+        <w:tc>
+          <w:tcPr>
+            <w:tcW w:type="dxa" w:w="4896"/>
+            <w:tcBorders>
+              <w:top w:val="single" w:sz="4" w:space="0" w:color="D0D7DE"/>
+              <w:left w:val="single" w:sz="4" w:space="0" w:color="D0D7DE"/>
+              <w:bottom w:val="single" w:sz="4" w:space="0" w:color="D0D7DE"/>
+              <w:right w:val="single" w:sz="4" w:space="0" w:color="D0D7DE"/>
+            </w:tcBorders>
+          </w:tcPr>
+          <w:p>
+            <w:r/>
+            <w:r>
+              <w:rPr>
+                <w:rFonts w:ascii="Calibri" w:hAnsi="Calibri" w:eastAsia="Calibri"/>
+                <w:b w:val="0"/>
+                <w:sz w:val="18"/>
+              </w:rPr>
+              <w:t>Prowler 5.35.0 job</w:t>
+            </w:r>
+          </w:p>
+        </w:tc>
+        <w:tc>
+          <w:tcPr>
+            <w:tcW w:type="dxa" w:w="4896"/>
+            <w:tcBorders>
+              <w:top w:val="single" w:sz="4" w:space="0" w:color="D0D7DE"/>
+              <w:left w:val="single" w:sz="4" w:space="0" w:color="D0D7DE"/>
+              <w:bottom w:val="single" w:sz="4" w:space="0" w:color="D0D7DE"/>
+              <w:right w:val="single" w:sz="4" w:space="0" w:color="D0D7DE"/>
+            </w:tcBorders>
+          </w:tcPr>
+          <w:p>
+            <w:r/>
+            <w:r>
+              <w:rPr>
+                <w:rFonts w:ascii="Calibri" w:hAnsi="Calibri" w:eastAsia="Calibri"/>
+                <w:b w:val="0"/>
+                <w:sz w:val="18"/>
+              </w:rPr>
+              <w:t>109 checks: 138 fail, 170 pass, 175 muted; findings accepted</w:t>
+            </w:r>
+          </w:p>
+        </w:tc>
+      </w:tr>
+      <w:tr>
+        <w:tc>
+          <w:tcPr>
+            <w:tcW w:type="dxa" w:w="4896"/>
+            <w:tcBorders>
+              <w:top w:val="single" w:sz="4" w:space="0" w:color="D0D7DE"/>
+              <w:left w:val="single" w:sz="4" w:space="0" w:color="D0D7DE"/>
+              <w:bottom w:val="single" w:sz="4" w:space="0" w:color="D0D7DE"/>
+              <w:right w:val="single" w:sz="4" w:space="0" w:color="D0D7DE"/>
+            </w:tcBorders>
+            <w:shd w:fill="F4F7FA" w:val="clear"/>
+          </w:tcPr>
+          <w:p>
+            <w:r/>
+            <w:r>
+              <w:rPr>
+                <w:rFonts w:ascii="Calibri" w:hAnsi="Calibri" w:eastAsia="Calibri"/>
+                <w:b w:val="0"/>
+                <w:sz w:val="18"/>
+              </w:rPr>
+              <w:t>15-teardown.sh</w:t>
+            </w:r>
+          </w:p>
+        </w:tc>
+        <w:tc>
+          <w:tcPr>
+            <w:tcW w:type="dxa" w:w="4896"/>
+            <w:tcBorders>
+              <w:top w:val="single" w:sz="4" w:space="0" w:color="D0D7DE"/>
+              <w:left w:val="single" w:sz="4" w:space="0" w:color="D0D7DE"/>
+              <w:bottom w:val="single" w:sz="4" w:space="0" w:color="D0D7DE"/>
+              <w:right w:val="single" w:sz="4" w:space="0" w:color="D0D7DE"/>
+            </w:tcBorders>
+            <w:shd w:fill="F4F7FA" w:val="clear"/>
+          </w:tcPr>
+          <w:p>
+            <w:r/>
+            <w:r>
+              <w:rPr>
+                <w:rFonts w:ascii="Calibri" w:hAnsi="Calibri" w:eastAsia="Calibri"/>
+                <w:b w:val="0"/>
+                <w:sz w:val="18"/>
+              </w:rPr>
+              <w:t>188 resources destroyed in 13 minutes; KMS key ring and version 12 retained</w:t>
+            </w:r>
+          </w:p>
+        </w:tc>
+      </w:tr>
+      <w:tr>
+        <w:tc>
+          <w:tcPr>
+            <w:tcW w:type="dxa" w:w="4896"/>
+            <w:tcBorders>
+              <w:top w:val="single" w:sz="4" w:space="0" w:color="D0D7DE"/>
+              <w:left w:val="single" w:sz="4" w:space="0" w:color="D0D7DE"/>
+              <w:bottom w:val="single" w:sz="4" w:space="0" w:color="D0D7DE"/>
+              <w:right w:val="single" w:sz="4" w:space="0" w:color="D0D7DE"/>
+            </w:tcBorders>
+          </w:tcPr>
+          <w:p>
+            <w:r/>
+            <w:r>
+              <w:rPr>
+                <w:rFonts w:ascii="Calibri" w:hAnsi="Calibri" w:eastAsia="Calibri"/>
+                <w:b w:val="0"/>
+                <w:sz w:val="18"/>
+              </w:rPr>
+              <w:t>Not exercised</w:t>
+            </w:r>
+          </w:p>
+        </w:tc>
+        <w:tc>
+          <w:tcPr>
+            <w:tcW w:type="dxa" w:w="4896"/>
+            <w:tcBorders>
+              <w:top w:val="single" w:sz="4" w:space="0" w:color="D0D7DE"/>
+              <w:left w:val="single" w:sz="4" w:space="0" w:color="D0D7DE"/>
+              <w:bottom w:val="single" w:sz="4" w:space="0" w:color="D0D7DE"/>
+              <w:right w:val="single" w:sz="4" w:space="0" w:color="D0D7DE"/>
+            </w:tcBorders>
+          </w:tcPr>
+          <w:p>
+            <w:r/>
+            <w:r>
+              <w:rPr>
+                <w:rFonts w:ascii="Calibri" w:hAnsi="Calibri" w:eastAsia="Calibri"/>
+                <w:b w:val="0"/>
+                <w:sz w:val="18"/>
+              </w:rPr>
+              <w:t>Controlled remediation, signed-digest deploy (14), Slack, BigQuery query</w:t>
+            </w:r>
+          </w:p>
+        </w:tc>
+      </w:tr>
+    </w:tbl>
+    <w:p>
+      <w:pPr>
+        <w:spacing w:before="200" w:after="160" w:line="240" w:lineRule="auto"/>
+      </w:pPr>
+      <w:r>
+        <w:rPr>
+          <w:rFonts w:ascii="Calibri" w:hAnsi="Calibri" w:eastAsia="Calibri"/>
+          <w:b w:val="0"/>
+          <w:sz w:val="22"/>
+        </w:rPr>
+        <w:t xml:space="preserve">Fixes from this run: 03 now stops if any import fails, the guides no longer say 11 signs the oldest request, and troubleshooting covers the state lock, the registry timeout, and an empty BigQuery table name. CI and release runners are pinned to ubuntu-24.04 ahead of the move of ubuntu-latest to 26.04.</w:t>
+      </w:r>
+    </w:p>
     <w:sectPr>
       <w:headerReference w:type="default" r:id="rId9"/>
       <w:footerReference w:type="default" r:id="rId10"/>
@@ -18585,7 +19318,7 @@
         <w:color w:val="5B6B7A"/>
         <w:sz w:val="18"/>
       </w:rPr>
-      <w:t>Agentic Security Platform | Plan Mode Summary | 16 October 2026</w:t>
+      <w:t>Agentic Security Platform | Plan Mode Summary | 17 October 2026</w:t>
     </w:r>
   </w:p>
 </w:hdr>

--- a/docs/architecture/Agentic Security Platform Plan Mode Summary.docx
+++ b/docs/architecture/Agentic Security Platform Plan Mode Summary.docx
@@ -79,7 +79,7 @@
           <w:b w:val="0"/>
           <w:sz w:val="22"/>
         </w:rPr>
-        <w:t xml:space="preserve">Updated 17 October 2026. Scripts </w:t>
+        <w:t xml:space="preserve">Updated 18 October 2026. Scripts </w:t>
       </w:r>
       <w:r>
         <w:rPr>
@@ -300,7 +300,7 @@
                 <w:b w:val="0"/>
                 <w:sz w:val="18"/>
               </w:rPr>
-              <w:t xml:space="preserve">Verified end to end on 16–17 October 2026, then torn down; remediation remains disabled</w:t>
+              <w:t xml:space="preserve">Verified end to end on 16–18 October 2026, then torn down; remediation remains disabled</w:t>
             </w:r>
             <w:r>
               <w:rPr>
@@ -19269,6 +19269,739 @@
         <w:t xml:space="preserve">Fixes from this run: 03 now stops if any import fails, the guides no longer say 11 signs the oldest request, and troubleshooting covers the state lock, the registry timeout, and an empty BigQuery table name. CI and release runners are pinned to ubuntu-24.04 ahead of the move of ubuntu-latest to 26.04.</w:t>
       </w:r>
     </w:p>
+    <w:p>
+      <w:pPr>
+        <w:pageBreakBefore/>
+        <w:spacing w:before="120" w:after="120"/>
+        <w:pBdr>
+          <w:bottom w:val="single" w:sz="12" w:space="1" w:color="0F766E"/>
+        </w:pBdr>
+      </w:pPr>
+    </w:p>
+    <w:p>
+      <w:pPr>
+        <w:spacing w:before="320" w:after="160"/>
+      </w:pPr>
+      <w:r>
+        <w:rPr>
+          <w:rFonts w:ascii="Calibri" w:hAnsi="Calibri" w:eastAsia="Calibri"/>
+          <w:b/>
+          <w:color w:val="1B365D"/>
+          <w:sz w:val="32"/>
+        </w:rPr>
+        <w:t xml:space="preserve">Addendum: Fourth rebuild and release gate (18 October 2026)</w:t>
+      </w:r>
+    </w:p>
+    <w:p>
+      <w:pPr>
+        <w:spacing w:after="160" w:line="240" w:lineRule="auto"/>
+      </w:pPr>
+      <w:r>
+        <w:rPr>
+          <w:rFonts w:ascii="Calibri" w:hAnsi="Calibri" w:eastAsia="Calibri"/>
+          <w:b w:val="0"/>
+          <w:sz w:val="22"/>
+        </w:rPr>
+        <w:t xml:space="preserve">A fourth rebuild from teardown, on commit fc6e75e, proved the human deny path live and exposed three gaps no earlier run had reached. It stayed fail-closed throughout. All three were fixed in commit 14a701b, verified locally; the release itself needs the lab up and has not been re-run yet.</w:t>
+      </w:r>
+    </w:p>
+    <w:p>
+      <w:pPr>
+        <w:spacing w:before="240" w:after="160"/>
+      </w:pPr>
+      <w:r>
+        <w:rPr>
+          <w:rFonts w:ascii="Calibri" w:hAnsi="Calibri" w:eastAsia="Calibri"/>
+          <w:b/>
+          <w:color w:val="1B365D"/>
+          <w:sz w:val="24"/>
+        </w:rPr>
+        <w:t xml:space="preserve">Results</w:t>
+      </w:r>
+    </w:p>
+    <w:tbl>
+      <w:tblPr>
+        <w:tblW w:type="auto" w:w="0"/>
+        <w:tblLook w:firstColumn="1" w:firstRow="1" w:lastColumn="0" w:lastRow="0" w:noHBand="0" w:noVBand="1" w:val="04A0"/>
+      </w:tblPr>
+      <w:tblGrid>
+        <w:gridCol w:w="4896"/>
+        <w:gridCol w:w="4896"/>
+      </w:tblGrid>
+      <w:tr>
+        <w:tc>
+          <w:tcPr>
+            <w:tcW w:type="dxa" w:w="4896"/>
+            <w:tcBorders>
+              <w:top w:val="single" w:sz="4" w:space="0" w:color="D0D7DE"/>
+              <w:left w:val="single" w:sz="4" w:space="0" w:color="D0D7DE"/>
+              <w:bottom w:val="single" w:sz="4" w:space="0" w:color="D0D7DE"/>
+              <w:right w:val="single" w:sz="4" w:space="0" w:color="D0D7DE"/>
+            </w:tcBorders>
+            <w:shd w:fill="1B365D" w:val="clear"/>
+          </w:tcPr>
+          <w:p>
+            <w:r/>
+            <w:r>
+              <w:rPr>
+                <w:rFonts w:ascii="Calibri" w:hAnsi="Calibri" w:eastAsia="Calibri"/>
+                <w:b/>
+                <w:color w:val="FFFFFF"/>
+                <w:sz w:val="18"/>
+              </w:rPr>
+              <w:t>Step</w:t>
+            </w:r>
+          </w:p>
+        </w:tc>
+        <w:tc>
+          <w:tcPr>
+            <w:tcW w:type="dxa" w:w="4896"/>
+            <w:tcBorders>
+              <w:top w:val="single" w:sz="4" w:space="0" w:color="D0D7DE"/>
+              <w:left w:val="single" w:sz="4" w:space="0" w:color="D0D7DE"/>
+              <w:bottom w:val="single" w:sz="4" w:space="0" w:color="D0D7DE"/>
+              <w:right w:val="single" w:sz="4" w:space="0" w:color="D0D7DE"/>
+            </w:tcBorders>
+            <w:shd w:fill="1B365D" w:val="clear"/>
+          </w:tcPr>
+          <w:p>
+            <w:r/>
+            <w:r>
+              <w:rPr>
+                <w:rFonts w:ascii="Calibri" w:hAnsi="Calibri" w:eastAsia="Calibri"/>
+                <w:b/>
+                <w:color w:val="FFFFFF"/>
+                <w:sz w:val="18"/>
+              </w:rPr>
+              <w:t>Result</w:t>
+            </w:r>
+          </w:p>
+        </w:tc>
+      </w:tr>
+      <w:tr>
+        <w:tc>
+          <w:tcPr>
+            <w:tcW w:type="dxa" w:w="4896"/>
+            <w:tcBorders>
+              <w:top w:val="single" w:sz="4" w:space="0" w:color="D0D7DE"/>
+              <w:left w:val="single" w:sz="4" w:space="0" w:color="D0D7DE"/>
+              <w:bottom w:val="single" w:sz="4" w:space="0" w:color="D0D7DE"/>
+              <w:right w:val="single" w:sz="4" w:space="0" w:color="D0D7DE"/>
+            </w:tcBorders>
+          </w:tcPr>
+          <w:p>
+            <w:r/>
+            <w:r>
+              <w:rPr>
+                <w:rFonts w:ascii="Calibri" w:hAnsi="Calibri" w:eastAsia="Calibri"/>
+                <w:b w:val="0"/>
+                <w:sz w:val="18"/>
+              </w:rPr>
+              <w:t>01 / 02 / 03</w:t>
+            </w:r>
+          </w:p>
+        </w:tc>
+        <w:tc>
+          <w:tcPr>
+            <w:tcW w:type="dxa" w:w="4896"/>
+            <w:tcBorders>
+              <w:top w:val="single" w:sz="4" w:space="0" w:color="D0D7DE"/>
+              <w:left w:val="single" w:sz="4" w:space="0" w:color="D0D7DE"/>
+              <w:bottom w:val="single" w:sz="4" w:space="0" w:color="D0D7DE"/>
+              <w:right w:val="single" w:sz="4" w:space="0" w:color="D0D7DE"/>
+            </w:tcBorders>
+          </w:tcPr>
+          <w:p>
+            <w:r/>
+            <w:r>
+              <w:rPr>
+                <w:rFonts w:ascii="Calibri" w:hAnsi="Calibri" w:eastAsia="Calibri"/>
+                <w:b w:val="0"/>
+                <w:sz w:val="18"/>
+              </w:rPr>
+              <w:t>Validation passed; 03 adopted every retained resource on the first try</w:t>
+            </w:r>
+          </w:p>
+        </w:tc>
+      </w:tr>
+      <w:tr>
+        <w:tc>
+          <w:tcPr>
+            <w:tcW w:type="dxa" w:w="4896"/>
+            <w:tcBorders>
+              <w:top w:val="single" w:sz="4" w:space="0" w:color="D0D7DE"/>
+              <w:left w:val="single" w:sz="4" w:space="0" w:color="D0D7DE"/>
+              <w:bottom w:val="single" w:sz="4" w:space="0" w:color="D0D7DE"/>
+              <w:right w:val="single" w:sz="4" w:space="0" w:color="D0D7DE"/>
+            </w:tcBorders>
+            <w:shd w:fill="F4F7FA" w:val="clear"/>
+          </w:tcPr>
+          <w:p>
+            <w:r/>
+            <w:r>
+              <w:rPr>
+                <w:rFonts w:ascii="Calibri" w:hAnsi="Calibri" w:eastAsia="Calibri"/>
+                <w:b w:val="0"/>
+                <w:sz w:val="18"/>
+              </w:rPr>
+              <w:t>terraform apply</w:t>
+            </w:r>
+          </w:p>
+        </w:tc>
+        <w:tc>
+          <w:tcPr>
+            <w:tcW w:type="dxa" w:w="4896"/>
+            <w:tcBorders>
+              <w:top w:val="single" w:sz="4" w:space="0" w:color="D0D7DE"/>
+              <w:left w:val="single" w:sz="4" w:space="0" w:color="D0D7DE"/>
+              <w:bottom w:val="single" w:sz="4" w:space="0" w:color="D0D7DE"/>
+              <w:right w:val="single" w:sz="4" w:space="0" w:color="D0D7DE"/>
+            </w:tcBorders>
+            <w:shd w:fill="F4F7FA" w:val="clear"/>
+          </w:tcPr>
+          <w:p>
+            <w:r/>
+            <w:r>
+              <w:rPr>
+                <w:rFonts w:ascii="Calibri" w:hAnsi="Calibri" w:eastAsia="Calibri"/>
+                <w:b w:val="0"/>
+                <w:sz w:val="18"/>
+              </w:rPr>
+              <w:t>188 added, 2 changed; no cluster replacement</w:t>
+            </w:r>
+          </w:p>
+        </w:tc>
+      </w:tr>
+      <w:tr>
+        <w:tc>
+          <w:tcPr>
+            <w:tcW w:type="dxa" w:w="4896"/>
+            <w:tcBorders>
+              <w:top w:val="single" w:sz="4" w:space="0" w:color="D0D7DE"/>
+              <w:left w:val="single" w:sz="4" w:space="0" w:color="D0D7DE"/>
+              <w:bottom w:val="single" w:sz="4" w:space="0" w:color="D0D7DE"/>
+              <w:right w:val="single" w:sz="4" w:space="0" w:color="D0D7DE"/>
+            </w:tcBorders>
+          </w:tcPr>
+          <w:p>
+            <w:r/>
+            <w:r>
+              <w:rPr>
+                <w:rFonts w:ascii="Calibri" w:hAnsi="Calibri" w:eastAsia="Calibri"/>
+                <w:b w:val="0"/>
+                <w:sz w:val="18"/>
+              </w:rPr>
+              <w:t>09-test-governance.sh</w:t>
+            </w:r>
+          </w:p>
+        </w:tc>
+        <w:tc>
+          <w:tcPr>
+            <w:tcW w:type="dxa" w:w="4896"/>
+            <w:tcBorders>
+              <w:top w:val="single" w:sz="4" w:space="0" w:color="D0D7DE"/>
+              <w:left w:val="single" w:sz="4" w:space="0" w:color="D0D7DE"/>
+              <w:bottom w:val="single" w:sz="4" w:space="0" w:color="D0D7DE"/>
+              <w:right w:val="single" w:sz="4" w:space="0" w:color="D0D7DE"/>
+            </w:tcBorders>
+          </w:tcPr>
+          <w:p>
+            <w:r/>
+            <w:r>
+              <w:rPr>
+                <w:rFonts w:ascii="Calibri" w:hAnsi="Calibri" w:eastAsia="Calibri"/>
+                <w:b w:val="0"/>
+                <w:sz w:val="18"/>
+              </w:rPr>
+              <w:t>REQUIRE_APPROVAL from OPA on all three runs</w:t>
+            </w:r>
+          </w:p>
+        </w:tc>
+      </w:tr>
+      <w:tr>
+        <w:tc>
+          <w:tcPr>
+            <w:tcW w:type="dxa" w:w="4896"/>
+            <w:tcBorders>
+              <w:top w:val="single" w:sz="4" w:space="0" w:color="D0D7DE"/>
+              <w:left w:val="single" w:sz="4" w:space="0" w:color="D0D7DE"/>
+              <w:bottom w:val="single" w:sz="4" w:space="0" w:color="D0D7DE"/>
+              <w:right w:val="single" w:sz="4" w:space="0" w:color="D0D7DE"/>
+            </w:tcBorders>
+            <w:shd w:fill="F4F7FA" w:val="clear"/>
+          </w:tcPr>
+          <w:p>
+            <w:r/>
+            <w:r>
+              <w:rPr>
+                <w:rFonts w:ascii="Calibri" w:hAnsi="Calibri" w:eastAsia="Calibri"/>
+                <w:b w:val="0"/>
+                <w:sz w:val="18"/>
+              </w:rPr>
+              <w:t>11 approve</w:t>
+            </w:r>
+          </w:p>
+        </w:tc>
+        <w:tc>
+          <w:tcPr>
+            <w:tcW w:type="dxa" w:w="4896"/>
+            <w:tcBorders>
+              <w:top w:val="single" w:sz="4" w:space="0" w:color="D0D7DE"/>
+              <w:left w:val="single" w:sz="4" w:space="0" w:color="D0D7DE"/>
+              <w:bottom w:val="single" w:sz="4" w:space="0" w:color="D0D7DE"/>
+              <w:right w:val="single" w:sz="4" w:space="0" w:color="D0D7DE"/>
+            </w:tcBorders>
+            <w:shd w:fill="F4F7FA" w:val="clear"/>
+          </w:tcPr>
+          <w:p>
+            <w:r/>
+            <w:r>
+              <w:rPr>
+                <w:rFonts w:ascii="Calibri" w:hAnsi="Calibri" w:eastAsia="Calibri"/>
+                <w:b w:val="0"/>
+                <w:sz w:val="18"/>
+              </w:rPr>
+              <w:t>KMS v12 signature verified; remediation execution-blocked (fail-closed)</w:t>
+            </w:r>
+          </w:p>
+        </w:tc>
+      </w:tr>
+      <w:tr>
+        <w:tc>
+          <w:tcPr>
+            <w:tcW w:type="dxa" w:w="4896"/>
+            <w:tcBorders>
+              <w:top w:val="single" w:sz="4" w:space="0" w:color="D0D7DE"/>
+              <w:left w:val="single" w:sz="4" w:space="0" w:color="D0D7DE"/>
+              <w:bottom w:val="single" w:sz="4" w:space="0" w:color="D0D7DE"/>
+              <w:right w:val="single" w:sz="4" w:space="0" w:color="D0D7DE"/>
+            </w:tcBorders>
+          </w:tcPr>
+          <w:p>
+            <w:r/>
+            <w:r>
+              <w:rPr>
+                <w:rFonts w:ascii="Calibri" w:hAnsi="Calibri" w:eastAsia="Calibri"/>
+                <w:b w:val="0"/>
+                <w:sz w:val="18"/>
+              </w:rPr>
+              <w:t>11 deny</w:t>
+            </w:r>
+          </w:p>
+        </w:tc>
+        <w:tc>
+          <w:tcPr>
+            <w:tcW w:type="dxa" w:w="4896"/>
+            <w:tcBorders>
+              <w:top w:val="single" w:sz="4" w:space="0" w:color="D0D7DE"/>
+              <w:left w:val="single" w:sz="4" w:space="0" w:color="D0D7DE"/>
+              <w:bottom w:val="single" w:sz="4" w:space="0" w:color="D0D7DE"/>
+              <w:right w:val="single" w:sz="4" w:space="0" w:color="D0D7DE"/>
+            </w:tcBorders>
+          </w:tcPr>
+          <w:p>
+            <w:r/>
+            <w:r>
+              <w:rPr>
+                <w:rFonts w:ascii="Calibri" w:hAnsi="Calibri" w:eastAsia="Calibri"/>
+                <w:b w:val="0"/>
+                <w:sz w:val="18"/>
+              </w:rPr>
+              <w:t>First live deny: remediation reported denied-by-governance</w:t>
+            </w:r>
+          </w:p>
+        </w:tc>
+      </w:tr>
+      <w:tr>
+        <w:tc>
+          <w:tcPr>
+            <w:tcW w:type="dxa" w:w="4896"/>
+            <w:tcBorders>
+              <w:top w:val="single" w:sz="4" w:space="0" w:color="D0D7DE"/>
+              <w:left w:val="single" w:sz="4" w:space="0" w:color="D0D7DE"/>
+              <w:bottom w:val="single" w:sz="4" w:space="0" w:color="D0D7DE"/>
+              <w:right w:val="single" w:sz="4" w:space="0" w:color="D0D7DE"/>
+            </w:tcBorders>
+            <w:shd w:fill="F4F7FA" w:val="clear"/>
+          </w:tcPr>
+          <w:p>
+            <w:r/>
+            <w:r>
+              <w:rPr>
+                <w:rFonts w:ascii="Calibri" w:hAnsi="Calibri" w:eastAsia="Calibri"/>
+                <w:b w:val="0"/>
+                <w:sz w:val="18"/>
+              </w:rPr>
+              <w:t>10-test-pipeline.sh</w:t>
+            </w:r>
+          </w:p>
+        </w:tc>
+        <w:tc>
+          <w:tcPr>
+            <w:tcW w:type="dxa" w:w="4896"/>
+            <w:tcBorders>
+              <w:top w:val="single" w:sz="4" w:space="0" w:color="D0D7DE"/>
+              <w:left w:val="single" w:sz="4" w:space="0" w:color="D0D7DE"/>
+              <w:bottom w:val="single" w:sz="4" w:space="0" w:color="D0D7DE"/>
+              <w:right w:val="single" w:sz="4" w:space="0" w:color="D0D7DE"/>
+            </w:tcBorders>
+            <w:shd w:fill="F4F7FA" w:val="clear"/>
+          </w:tcPr>
+          <w:p>
+            <w:r/>
+            <w:r>
+              <w:rPr>
+                <w:rFonts w:ascii="Calibri" w:hAnsi="Calibri" w:eastAsia="Calibri"/>
+                <w:b w:val="0"/>
+                <w:sz w:val="18"/>
+              </w:rPr>
+              <w:t>Gemini rated the synthetic CRITICAL incident LOW; NO_ACTION report</w:t>
+            </w:r>
+          </w:p>
+        </w:tc>
+      </w:tr>
+      <w:tr>
+        <w:tc>
+          <w:tcPr>
+            <w:tcW w:type="dxa" w:w="4896"/>
+            <w:tcBorders>
+              <w:top w:val="single" w:sz="4" w:space="0" w:color="D0D7DE"/>
+              <w:left w:val="single" w:sz="4" w:space="0" w:color="D0D7DE"/>
+              <w:bottom w:val="single" w:sz="4" w:space="0" w:color="D0D7DE"/>
+              <w:right w:val="single" w:sz="4" w:space="0" w:color="D0D7DE"/>
+            </w:tcBorders>
+          </w:tcPr>
+          <w:p>
+            <w:r/>
+            <w:r>
+              <w:rPr>
+                <w:rFonts w:ascii="Calibri" w:hAnsi="Calibri" w:eastAsia="Calibri"/>
+                <w:b w:val="0"/>
+                <w:sz w:val="18"/>
+              </w:rPr>
+              <w:t>Return to fail-closed</w:t>
+            </w:r>
+          </w:p>
+        </w:tc>
+        <w:tc>
+          <w:tcPr>
+            <w:tcW w:type="dxa" w:w="4896"/>
+            <w:tcBorders>
+              <w:top w:val="single" w:sz="4" w:space="0" w:color="D0D7DE"/>
+              <w:left w:val="single" w:sz="4" w:space="0" w:color="D0D7DE"/>
+              <w:bottom w:val="single" w:sz="4" w:space="0" w:color="D0D7DE"/>
+              <w:right w:val="single" w:sz="4" w:space="0" w:color="D0D7DE"/>
+            </w:tcBorders>
+          </w:tcPr>
+          <w:p>
+            <w:r/>
+            <w:r>
+              <w:rPr>
+                <w:rFonts w:ascii="Calibri" w:hAnsi="Calibri" w:eastAsia="Calibri"/>
+                <w:b w:val="0"/>
+                <w:sz w:val="18"/>
+              </w:rPr>
+              <w:t>Both automation modes back to disabled, confirmed in the ConfigMaps</w:t>
+            </w:r>
+          </w:p>
+        </w:tc>
+      </w:tr>
+      <w:tr>
+        <w:tc>
+          <w:tcPr>
+            <w:tcW w:type="dxa" w:w="4896"/>
+            <w:tcBorders>
+              <w:top w:val="single" w:sz="4" w:space="0" w:color="D0D7DE"/>
+              <w:left w:val="single" w:sz="4" w:space="0" w:color="D0D7DE"/>
+              <w:bottom w:val="single" w:sz="4" w:space="0" w:color="D0D7DE"/>
+              <w:right w:val="single" w:sz="4" w:space="0" w:color="D0D7DE"/>
+            </w:tcBorders>
+            <w:shd w:fill="F4F7FA" w:val="clear"/>
+          </w:tcPr>
+          <w:p>
+            <w:r/>
+            <w:r>
+              <w:rPr>
+                <w:rFonts w:ascii="Calibri" w:hAnsi="Calibri" w:eastAsia="Calibri"/>
+                <w:b w:val="0"/>
+                <w:sz w:val="18"/>
+              </w:rPr>
+              <w:t>12 / Trivy / Prowler</w:t>
+            </w:r>
+          </w:p>
+        </w:tc>
+        <w:tc>
+          <w:tcPr>
+            <w:tcW w:type="dxa" w:w="4896"/>
+            <w:tcBorders>
+              <w:top w:val="single" w:sz="4" w:space="0" w:color="D0D7DE"/>
+              <w:left w:val="single" w:sz="4" w:space="0" w:color="D0D7DE"/>
+              <w:bottom w:val="single" w:sz="4" w:space="0" w:color="D0D7DE"/>
+              <w:right w:val="single" w:sz="4" w:space="0" w:color="D0D7DE"/>
+            </w:tcBorders>
+            <w:shd w:fill="F4F7FA" w:val="clear"/>
+          </w:tcPr>
+          <w:p>
+            <w:r/>
+            <w:r>
+              <w:rPr>
+                <w:rFonts w:ascii="Calibri" w:hAnsi="Calibri" w:eastAsia="Calibri"/>
+                <w:b w:val="0"/>
+                <w:sz w:val="18"/>
+              </w:rPr>
+              <w:t>Metrics exported; all scanner findings accepted (109 Prowler checks)</w:t>
+            </w:r>
+          </w:p>
+        </w:tc>
+      </w:tr>
+      <w:tr>
+        <w:tc>
+          <w:tcPr>
+            <w:tcW w:type="dxa" w:w="4896"/>
+            <w:tcBorders>
+              <w:top w:val="single" w:sz="4" w:space="0" w:color="D0D7DE"/>
+              <w:left w:val="single" w:sz="4" w:space="0" w:color="D0D7DE"/>
+              <w:bottom w:val="single" w:sz="4" w:space="0" w:color="D0D7DE"/>
+              <w:right w:val="single" w:sz="4" w:space="0" w:color="D0D7DE"/>
+            </w:tcBorders>
+          </w:tcPr>
+          <w:p>
+            <w:r/>
+            <w:r>
+              <w:rPr>
+                <w:rFonts w:ascii="Calibri" w:hAnsi="Calibri" w:eastAsia="Calibri"/>
+                <w:b w:val="0"/>
+                <w:sz w:val="18"/>
+              </w:rPr>
+              <w:t>Governed Release (2 runs)</w:t>
+            </w:r>
+          </w:p>
+        </w:tc>
+        <w:tc>
+          <w:tcPr>
+            <w:tcW w:type="dxa" w:w="4896"/>
+            <w:tcBorders>
+              <w:top w:val="single" w:sz="4" w:space="0" w:color="D0D7DE"/>
+              <w:left w:val="single" w:sz="4" w:space="0" w:color="D0D7DE"/>
+              <w:bottom w:val="single" w:sz="4" w:space="0" w:color="D0D7DE"/>
+              <w:right w:val="single" w:sz="4" w:space="0" w:color="D0D7DE"/>
+            </w:tcBorders>
+          </w:tcPr>
+          <w:p>
+            <w:r/>
+            <w:r>
+              <w:rPr>
+                <w:rFonts w:ascii="Calibri" w:hAnsi="Calibri" w:eastAsia="Calibri"/>
+                <w:b w:val="0"/>
+                <w:sz w:val="18"/>
+              </w:rPr>
+              <w:t>Rejected by the Trivy gate: new CVE-2026-56851 in the kubectl binary</w:t>
+            </w:r>
+          </w:p>
+        </w:tc>
+      </w:tr>
+      <w:tr>
+        <w:tc>
+          <w:tcPr>
+            <w:tcW w:type="dxa" w:w="4896"/>
+            <w:tcBorders>
+              <w:top w:val="single" w:sz="4" w:space="0" w:color="D0D7DE"/>
+              <w:left w:val="single" w:sz="4" w:space="0" w:color="D0D7DE"/>
+              <w:bottom w:val="single" w:sz="4" w:space="0" w:color="D0D7DE"/>
+              <w:right w:val="single" w:sz="4" w:space="0" w:color="D0D7DE"/>
+            </w:tcBorders>
+            <w:shd w:fill="F4F7FA" w:val="clear"/>
+          </w:tcPr>
+          <w:p>
+            <w:r/>
+            <w:r>
+              <w:rPr>
+                <w:rFonts w:ascii="Calibri" w:hAnsi="Calibri" w:eastAsia="Calibri"/>
+                <w:b w:val="0"/>
+                <w:sz w:val="18"/>
+              </w:rPr>
+              <w:t>14-deploy-release-images.sh</w:t>
+            </w:r>
+          </w:p>
+        </w:tc>
+        <w:tc>
+          <w:tcPr>
+            <w:tcW w:type="dxa" w:w="4896"/>
+            <w:tcBorders>
+              <w:top w:val="single" w:sz="4" w:space="0" w:color="D0D7DE"/>
+              <w:left w:val="single" w:sz="4" w:space="0" w:color="D0D7DE"/>
+              <w:bottom w:val="single" w:sz="4" w:space="0" w:color="D0D7DE"/>
+              <w:right w:val="single" w:sz="4" w:space="0" w:color="D0D7DE"/>
+            </w:tcBorders>
+            <w:shd w:fill="F4F7FA" w:val="clear"/>
+          </w:tcPr>
+          <w:p>
+            <w:r/>
+            <w:r>
+              <w:rPr>
+                <w:rFonts w:ascii="Calibri" w:hAnsi="Calibri" w:eastAsia="Calibri"/>
+                <w:b w:val="0"/>
+                <w:sz w:val="18"/>
+              </w:rPr>
+              <w:t>Deployed a stale lock file whose images were gone; rolled back</w:t>
+            </w:r>
+          </w:p>
+        </w:tc>
+      </w:tr>
+      <w:tr>
+        <w:tc>
+          <w:tcPr>
+            <w:tcW w:type="dxa" w:w="4896"/>
+            <w:tcBorders>
+              <w:top w:val="single" w:sz="4" w:space="0" w:color="D0D7DE"/>
+              <w:left w:val="single" w:sz="4" w:space="0" w:color="D0D7DE"/>
+              <w:bottom w:val="single" w:sz="4" w:space="0" w:color="D0D7DE"/>
+              <w:right w:val="single" w:sz="4" w:space="0" w:color="D0D7DE"/>
+            </w:tcBorders>
+          </w:tcPr>
+          <w:p>
+            <w:r/>
+            <w:r>
+              <w:rPr>
+                <w:rFonts w:ascii="Calibri" w:hAnsi="Calibri" w:eastAsia="Calibri"/>
+                <w:b w:val="0"/>
+                <w:sz w:val="18"/>
+              </w:rPr>
+              <w:t>Reviewer field</w:t>
+            </w:r>
+          </w:p>
+        </w:tc>
+        <w:tc>
+          <w:tcPr>
+            <w:tcW w:type="dxa" w:w="4896"/>
+            <w:tcBorders>
+              <w:top w:val="single" w:sz="4" w:space="0" w:color="D0D7DE"/>
+              <w:left w:val="single" w:sz="4" w:space="0" w:color="D0D7DE"/>
+              <w:bottom w:val="single" w:sz="4" w:space="0" w:color="D0D7DE"/>
+              <w:right w:val="single" w:sz="4" w:space="0" w:color="D0D7DE"/>
+            </w:tcBorders>
+          </w:tcPr>
+          <w:p>
+            <w:r/>
+            <w:r>
+              <w:rPr>
+                <w:rFonts w:ascii="Calibri" w:hAnsi="Calibri" w:eastAsia="Calibri"/>
+                <w:b w:val="0"/>
+                <w:sz w:val="18"/>
+              </w:rPr>
+              <w:t>Placeholder YOUR_WORKSPACE_SIGNER recorded as the approver</w:t>
+            </w:r>
+          </w:p>
+        </w:tc>
+      </w:tr>
+      <w:tr>
+        <w:tc>
+          <w:tcPr>
+            <w:tcW w:type="dxa" w:w="4896"/>
+            <w:tcBorders>
+              <w:top w:val="single" w:sz="4" w:space="0" w:color="D0D7DE"/>
+              <w:left w:val="single" w:sz="4" w:space="0" w:color="D0D7DE"/>
+              <w:bottom w:val="single" w:sz="4" w:space="0" w:color="D0D7DE"/>
+              <w:right w:val="single" w:sz="4" w:space="0" w:color="D0D7DE"/>
+            </w:tcBorders>
+            <w:shd w:fill="F4F7FA" w:val="clear"/>
+          </w:tcPr>
+          <w:p>
+            <w:r/>
+            <w:r>
+              <w:rPr>
+                <w:rFonts w:ascii="Calibri" w:hAnsi="Calibri" w:eastAsia="Calibri"/>
+                <w:b w:val="0"/>
+                <w:sz w:val="18"/>
+              </w:rPr>
+              <w:t>15-teardown.sh</w:t>
+            </w:r>
+          </w:p>
+        </w:tc>
+        <w:tc>
+          <w:tcPr>
+            <w:tcW w:type="dxa" w:w="4896"/>
+            <w:tcBorders>
+              <w:top w:val="single" w:sz="4" w:space="0" w:color="D0D7DE"/>
+              <w:left w:val="single" w:sz="4" w:space="0" w:color="D0D7DE"/>
+              <w:bottom w:val="single" w:sz="4" w:space="0" w:color="D0D7DE"/>
+              <w:right w:val="single" w:sz="4" w:space="0" w:color="D0D7DE"/>
+            </w:tcBorders>
+            <w:shd w:fill="F4F7FA" w:val="clear"/>
+          </w:tcPr>
+          <w:p>
+            <w:r/>
+            <w:r>
+              <w:rPr>
+                <w:rFonts w:ascii="Calibri" w:hAnsi="Calibri" w:eastAsia="Calibri"/>
+                <w:b w:val="0"/>
+                <w:sz w:val="18"/>
+              </w:rPr>
+              <w:t>188 resources destroyed in 14 minutes; KMS key ring and version 12 retained</w:t>
+            </w:r>
+          </w:p>
+        </w:tc>
+      </w:tr>
+      <w:tr>
+        <w:tc>
+          <w:tcPr>
+            <w:tcW w:type="dxa" w:w="4896"/>
+            <w:tcBorders>
+              <w:top w:val="single" w:sz="4" w:space="0" w:color="D0D7DE"/>
+              <w:left w:val="single" w:sz="4" w:space="0" w:color="D0D7DE"/>
+              <w:bottom w:val="single" w:sz="4" w:space="0" w:color="D0D7DE"/>
+              <w:right w:val="single" w:sz="4" w:space="0" w:color="D0D7DE"/>
+            </w:tcBorders>
+          </w:tcPr>
+          <w:p>
+            <w:r/>
+            <w:r>
+              <w:rPr>
+                <w:rFonts w:ascii="Calibri" w:hAnsi="Calibri" w:eastAsia="Calibri"/>
+                <w:b w:val="0"/>
+                <w:sz w:val="18"/>
+              </w:rPr>
+              <w:t>Not exercised</w:t>
+            </w:r>
+          </w:p>
+        </w:tc>
+        <w:tc>
+          <w:tcPr>
+            <w:tcW w:type="dxa" w:w="4896"/>
+            <w:tcBorders>
+              <w:top w:val="single" w:sz="4" w:space="0" w:color="D0D7DE"/>
+              <w:left w:val="single" w:sz="4" w:space="0" w:color="D0D7DE"/>
+              <w:bottom w:val="single" w:sz="4" w:space="0" w:color="D0D7DE"/>
+              <w:right w:val="single" w:sz="4" w:space="0" w:color="D0D7DE"/>
+            </w:tcBorders>
+          </w:tcPr>
+          <w:p>
+            <w:r/>
+            <w:r>
+              <w:rPr>
+                <w:rFonts w:ascii="Calibri" w:hAnsi="Calibri" w:eastAsia="Calibri"/>
+                <w:b w:val="0"/>
+                <w:sz w:val="18"/>
+              </w:rPr>
+              <w:t>Controlled remediation, signed-digest deploy, Slack, BigQuery query</w:t>
+            </w:r>
+          </w:p>
+        </w:tc>
+      </w:tr>
+    </w:tbl>
+    <w:p>
+      <w:pPr>
+        <w:spacing w:before="200" w:after="160" w:line="240" w:lineRule="auto"/>
+      </w:pPr>
+      <w:r>
+        <w:rPr>
+          <w:rFonts w:ascii="Calibri" w:hAnsi="Calibri" w:eastAsia="Calibri"/>
+          <w:b w:val="0"/>
+          <w:sz w:val="22"/>
+        </w:rPr>
+        <w:t xml:space="preserve">Fixes in 14a701b: a dated, path-scoped exception for the kubectl CVE (no fixed kubectl release exists yet), 11 now requires the reviewer to be the signing gcloud account, 14 checks that every digest exists before it deploys, and the evidence query runs only when a table name was found.</w:t>
+      </w:r>
+    </w:p>
     <w:sectPr>
       <w:headerReference w:type="default" r:id="rId9"/>
       <w:footerReference w:type="default" r:id="rId10"/>
@@ -19318,7 +20051,7 @@
         <w:color w:val="5B6B7A"/>
         <w:sz w:val="18"/>
       </w:rPr>
-      <w:t>Agentic Security Platform | Plan Mode Summary | 17 October 2026</w:t>
+      <w:t>Agentic Security Platform | Plan Mode Summary | 18 October 2026</w:t>
     </w:r>
   </w:p>
 </w:hdr>

--- a/docs/architecture/Agentic Security Platform Plan Mode Summary.docx
+++ b/docs/architecture/Agentic Security Platform Plan Mode Summary.docx
@@ -20000,6 +20000,787 @@
           <w:sz w:val="22"/>
         </w:rPr>
         <w:t xml:space="preserve">Fixes in 14a701b: a dated, path-scoped exception for the kubectl CVE (no fixed kubectl release exists yet), 11 now requires the reviewer to be the signing gcloud account, 14 checks that every digest exists before it deploys, and the evidence query runs only when a table name was found.</w:t>
+      </w:r>
+    </w:p>
+    <w:p>
+      <w:pPr>
+        <w:pageBreakBefore/>
+        <w:spacing w:before="120" w:after="120"/>
+        <w:pBdr>
+          <w:bottom w:val="single" w:sz="12" w:space="1" w:color="0F766E"/>
+        </w:pBdr>
+      </w:pPr>
+    </w:p>
+    <w:p>
+      <w:pPr>
+        <w:spacing w:before="320" w:after="160"/>
+      </w:pPr>
+      <w:r>
+        <w:rPr>
+          <w:rFonts w:ascii="Calibri" w:hAnsi="Calibri" w:eastAsia="Calibri"/>
+          <w:b/>
+          <w:color w:val="1B365D"/>
+          <w:sz w:val="32"/>
+        </w:rPr>
+        <w:t xml:space="preserve">Addendum: Fifth rebuild, all paths proven (18 October 2026)</w:t>
+      </w:r>
+    </w:p>
+    <w:p>
+      <w:pPr>
+        <w:spacing w:after="160" w:line="240" w:lineRule="auto"/>
+      </w:pPr>
+      <w:r>
+        <w:rPr>
+          <w:rFonts w:ascii="Calibri" w:hAnsi="Calibri" w:eastAsia="Calibri"/>
+          <w:b w:val="0"/>
+          <w:sz w:val="22"/>
+        </w:rPr>
+        <w:t xml:space="preserve">A fifth rebuild from teardown, on commit 1d1ed34 after the repository was renamed to gke-kubernetes-agentic-ai, was the first single run in which every planned path passed: signed approve and deny, a policy-only PERMIT that restarted broken-app, the Governed Release, a signed-digest deploy, Slack, and the BigQuery evidence query. It ended fail-closed and was torn down.</w:t>
+      </w:r>
+    </w:p>
+    <w:p>
+      <w:pPr>
+        <w:spacing w:before="240" w:after="160"/>
+      </w:pPr>
+      <w:r>
+        <w:rPr>
+          <w:rFonts w:ascii="Calibri" w:hAnsi="Calibri" w:eastAsia="Calibri"/>
+          <w:b/>
+          <w:color w:val="1B365D"/>
+          <w:sz w:val="24"/>
+        </w:rPr>
+        <w:t xml:space="preserve">Results</w:t>
+      </w:r>
+    </w:p>
+    <w:tbl>
+      <w:tblPr>
+        <w:tblW w:type="auto" w:w="0"/>
+        <w:tblLook w:firstColumn="1" w:firstRow="1" w:lastColumn="0" w:lastRow="0" w:noHBand="0" w:noVBand="1" w:val="04A0"/>
+      </w:tblPr>
+      <w:tblGrid>
+        <w:gridCol w:w="4896"/>
+        <w:gridCol w:w="4896"/>
+      </w:tblGrid>
+      <w:tr>
+        <w:tc>
+          <w:tcPr>
+            <w:tcW w:type="dxa" w:w="4896"/>
+            <w:tcBorders>
+              <w:top w:val="single" w:sz="4" w:space="0" w:color="D0D7DE"/>
+              <w:left w:val="single" w:sz="4" w:space="0" w:color="D0D7DE"/>
+              <w:bottom w:val="single" w:sz="4" w:space="0" w:color="D0D7DE"/>
+              <w:right w:val="single" w:sz="4" w:space="0" w:color="D0D7DE"/>
+            </w:tcBorders>
+            <w:shd w:fill="1B365D" w:val="clear"/>
+          </w:tcPr>
+          <w:p>
+            <w:r/>
+            <w:r>
+              <w:rPr>
+                <w:rFonts w:ascii="Calibri" w:hAnsi="Calibri" w:eastAsia="Calibri"/>
+                <w:b/>
+                <w:color w:val="FFFFFF"/>
+                <w:sz w:val="18"/>
+              </w:rPr>
+              <w:t>Step</w:t>
+            </w:r>
+          </w:p>
+        </w:tc>
+        <w:tc>
+          <w:tcPr>
+            <w:tcW w:type="dxa" w:w="4896"/>
+            <w:tcBorders>
+              <w:top w:val="single" w:sz="4" w:space="0" w:color="D0D7DE"/>
+              <w:left w:val="single" w:sz="4" w:space="0" w:color="D0D7DE"/>
+              <w:bottom w:val="single" w:sz="4" w:space="0" w:color="D0D7DE"/>
+              <w:right w:val="single" w:sz="4" w:space="0" w:color="D0D7DE"/>
+            </w:tcBorders>
+            <w:shd w:fill="1B365D" w:val="clear"/>
+          </w:tcPr>
+          <w:p>
+            <w:r/>
+            <w:r>
+              <w:rPr>
+                <w:rFonts w:ascii="Calibri" w:hAnsi="Calibri" w:eastAsia="Calibri"/>
+                <w:b/>
+                <w:color w:val="FFFFFF"/>
+                <w:sz w:val="18"/>
+              </w:rPr>
+              <w:t>Result</w:t>
+            </w:r>
+          </w:p>
+        </w:tc>
+      </w:tr>
+      <w:tr>
+        <w:tc>
+          <w:tcPr>
+            <w:tcW w:type="dxa" w:w="4896"/>
+            <w:tcBorders>
+              <w:top w:val="single" w:sz="4" w:space="0" w:color="D0D7DE"/>
+              <w:left w:val="single" w:sz="4" w:space="0" w:color="D0D7DE"/>
+              <w:bottom w:val="single" w:sz="4" w:space="0" w:color="D0D7DE"/>
+              <w:right w:val="single" w:sz="4" w:space="0" w:color="D0D7DE"/>
+            </w:tcBorders>
+          </w:tcPr>
+          <w:p>
+            <w:r/>
+            <w:r>
+              <w:rPr>
+                <w:rFonts w:ascii="Calibri" w:hAnsi="Calibri" w:eastAsia="Calibri"/>
+                <w:b w:val="0"/>
+                <w:sz w:val="18"/>
+              </w:rPr>
+              <w:t>03 + terraform apply</w:t>
+            </w:r>
+          </w:p>
+        </w:tc>
+        <w:tc>
+          <w:tcPr>
+            <w:tcW w:type="dxa" w:w="4896"/>
+            <w:tcBorders>
+              <w:top w:val="single" w:sz="4" w:space="0" w:color="D0D7DE"/>
+              <w:left w:val="single" w:sz="4" w:space="0" w:color="D0D7DE"/>
+              <w:bottom w:val="single" w:sz="4" w:space="0" w:color="D0D7DE"/>
+              <w:right w:val="single" w:sz="4" w:space="0" w:color="D0D7DE"/>
+            </w:tcBorders>
+          </w:tcPr>
+          <w:p>
+            <w:r/>
+            <w:r>
+              <w:rPr>
+                <w:rFonts w:ascii="Calibri" w:hAnsi="Calibri" w:eastAsia="Calibri"/>
+                <w:b w:val="0"/>
+                <w:sz w:val="18"/>
+              </w:rPr>
+              <w:t>Adopt complete; Firestore import and re-apply after two transient errors</w:t>
+            </w:r>
+          </w:p>
+        </w:tc>
+      </w:tr>
+      <w:tr>
+        <w:tc>
+          <w:tcPr>
+            <w:tcW w:type="dxa" w:w="4896"/>
+            <w:tcBorders>
+              <w:top w:val="single" w:sz="4" w:space="0" w:color="D0D7DE"/>
+              <w:left w:val="single" w:sz="4" w:space="0" w:color="D0D7DE"/>
+              <w:bottom w:val="single" w:sz="4" w:space="0" w:color="D0D7DE"/>
+              <w:right w:val="single" w:sz="4" w:space="0" w:color="D0D7DE"/>
+            </w:tcBorders>
+            <w:shd w:fill="F4F7FA" w:val="clear"/>
+          </w:tcPr>
+          <w:p>
+            <w:r/>
+            <w:r>
+              <w:rPr>
+                <w:rFonts w:ascii="Calibri" w:hAnsi="Calibri" w:eastAsia="Calibri"/>
+                <w:b w:val="0"/>
+                <w:sz w:val="18"/>
+              </w:rPr>
+              <w:t>Repository rename</w:t>
+            </w:r>
+          </w:p>
+        </w:tc>
+        <w:tc>
+          <w:tcPr>
+            <w:tcW w:type="dxa" w:w="4896"/>
+            <w:tcBorders>
+              <w:top w:val="single" w:sz="4" w:space="0" w:color="D0D7DE"/>
+              <w:left w:val="single" w:sz="4" w:space="0" w:color="D0D7DE"/>
+              <w:bottom w:val="single" w:sz="4" w:space="0" w:color="D0D7DE"/>
+              <w:right w:val="single" w:sz="4" w:space="0" w:color="D0D7DE"/>
+            </w:tcBorders>
+            <w:shd w:fill="F4F7FA" w:val="clear"/>
+          </w:tcPr>
+          <w:p>
+            <w:r/>
+            <w:r>
+              <w:rPr>
+                <w:rFonts w:ascii="Calibri" w:hAnsi="Calibri" w:eastAsia="Calibri"/>
+                <w:b w:val="0"/>
+                <w:sz w:val="18"/>
+              </w:rPr>
+              <w:t>GitHub sign-in condition updated in place for the new repository name</w:t>
+            </w:r>
+          </w:p>
+        </w:tc>
+      </w:tr>
+      <w:tr>
+        <w:tc>
+          <w:tcPr>
+            <w:tcW w:type="dxa" w:w="4896"/>
+            <w:tcBorders>
+              <w:top w:val="single" w:sz="4" w:space="0" w:color="D0D7DE"/>
+              <w:left w:val="single" w:sz="4" w:space="0" w:color="D0D7DE"/>
+              <w:bottom w:val="single" w:sz="4" w:space="0" w:color="D0D7DE"/>
+              <w:right w:val="single" w:sz="4" w:space="0" w:color="D0D7DE"/>
+            </w:tcBorders>
+          </w:tcPr>
+          <w:p>
+            <w:r/>
+            <w:r>
+              <w:rPr>
+                <w:rFonts w:ascii="Calibri" w:hAnsi="Calibri" w:eastAsia="Calibri"/>
+                <w:b w:val="0"/>
+                <w:sz w:val="18"/>
+              </w:rPr>
+              <w:t>Governed Release (2 runs)</w:t>
+            </w:r>
+          </w:p>
+        </w:tc>
+        <w:tc>
+          <w:tcPr>
+            <w:tcW w:type="dxa" w:w="4896"/>
+            <w:tcBorders>
+              <w:top w:val="single" w:sz="4" w:space="0" w:color="D0D7DE"/>
+              <w:left w:val="single" w:sz="4" w:space="0" w:color="D0D7DE"/>
+              <w:bottom w:val="single" w:sz="4" w:space="0" w:color="D0D7DE"/>
+              <w:right w:val="single" w:sz="4" w:space="0" w:color="D0D7DE"/>
+            </w:tcBorders>
+          </w:tcPr>
+          <w:p>
+            <w:r/>
+            <w:r>
+              <w:rPr>
+                <w:rFonts w:ascii="Calibri" w:hAnsi="Calibri" w:eastAsia="Calibri"/>
+                <w:b w:val="0"/>
+                <w:sz w:val="18"/>
+              </w:rPr>
+              <w:t>39170431595 and 39176154869 passed the Trivy gate with the new exception</w:t>
+            </w:r>
+          </w:p>
+        </w:tc>
+      </w:tr>
+      <w:tr>
+        <w:tc>
+          <w:tcPr>
+            <w:tcW w:type="dxa" w:w="4896"/>
+            <w:tcBorders>
+              <w:top w:val="single" w:sz="4" w:space="0" w:color="D0D7DE"/>
+              <w:left w:val="single" w:sz="4" w:space="0" w:color="D0D7DE"/>
+              <w:bottom w:val="single" w:sz="4" w:space="0" w:color="D0D7DE"/>
+              <w:right w:val="single" w:sz="4" w:space="0" w:color="D0D7DE"/>
+            </w:tcBorders>
+            <w:shd w:fill="F4F7FA" w:val="clear"/>
+          </w:tcPr>
+          <w:p>
+            <w:r/>
+            <w:r>
+              <w:rPr>
+                <w:rFonts w:ascii="Calibri" w:hAnsi="Calibri" w:eastAsia="Calibri"/>
+                <w:b w:val="0"/>
+                <w:sz w:val="18"/>
+              </w:rPr>
+              <w:t>04 / 05 / 08 / 12</w:t>
+            </w:r>
+          </w:p>
+        </w:tc>
+        <w:tc>
+          <w:tcPr>
+            <w:tcW w:type="dxa" w:w="4896"/>
+            <w:tcBorders>
+              <w:top w:val="single" w:sz="4" w:space="0" w:color="D0D7DE"/>
+              <w:left w:val="single" w:sz="4" w:space="0" w:color="D0D7DE"/>
+              <w:bottom w:val="single" w:sz="4" w:space="0" w:color="D0D7DE"/>
+              <w:right w:val="single" w:sz="4" w:space="0" w:color="D0D7DE"/>
+            </w:tcBorders>
+            <w:shd w:fill="F4F7FA" w:val="clear"/>
+          </w:tcPr>
+          <w:p>
+            <w:r/>
+            <w:r>
+              <w:rPr>
+                <w:rFonts w:ascii="Calibri" w:hAnsi="Calibri" w:eastAsia="Calibri"/>
+                <w:b w:val="0"/>
+                <w:sz w:val="18"/>
+              </w:rPr>
+              <w:t>11 images pushed; all Deployments ready; agent metrics exported</w:t>
+            </w:r>
+          </w:p>
+        </w:tc>
+      </w:tr>
+      <w:tr>
+        <w:tc>
+          <w:tcPr>
+            <w:tcW w:type="dxa" w:w="4896"/>
+            <w:tcBorders>
+              <w:top w:val="single" w:sz="4" w:space="0" w:color="D0D7DE"/>
+              <w:left w:val="single" w:sz="4" w:space="0" w:color="D0D7DE"/>
+              <w:bottom w:val="single" w:sz="4" w:space="0" w:color="D0D7DE"/>
+              <w:right w:val="single" w:sz="4" w:space="0" w:color="D0D7DE"/>
+            </w:tcBorders>
+          </w:tcPr>
+          <w:p>
+            <w:r/>
+            <w:r>
+              <w:rPr>
+                <w:rFonts w:ascii="Calibri" w:hAnsi="Calibri" w:eastAsia="Calibri"/>
+                <w:b w:val="0"/>
+                <w:sz w:val="18"/>
+              </w:rPr>
+              <w:t>Placeholder guards</w:t>
+            </w:r>
+          </w:p>
+        </w:tc>
+        <w:tc>
+          <w:tcPr>
+            <w:tcW w:type="dxa" w:w="4896"/>
+            <w:tcBorders>
+              <w:top w:val="single" w:sz="4" w:space="0" w:color="D0D7DE"/>
+              <w:left w:val="single" w:sz="4" w:space="0" w:color="D0D7DE"/>
+              <w:bottom w:val="single" w:sz="4" w:space="0" w:color="D0D7DE"/>
+              <w:right w:val="single" w:sz="4" w:space="0" w:color="D0D7DE"/>
+            </w:tcBorders>
+          </w:tcPr>
+          <w:p>
+            <w:r/>
+            <w:r>
+              <w:rPr>
+                <w:rFonts w:ascii="Calibri" w:hAnsi="Calibri" w:eastAsia="Calibri"/>
+                <w:b w:val="0"/>
+                <w:sz w:val="18"/>
+              </w:rPr>
+              <w:t>Approver setup and 11 both refused YOUR_WORKSPACE_SIGNER</w:t>
+            </w:r>
+          </w:p>
+        </w:tc>
+      </w:tr>
+      <w:tr>
+        <w:tc>
+          <w:tcPr>
+            <w:tcW w:type="dxa" w:w="4896"/>
+            <w:tcBorders>
+              <w:top w:val="single" w:sz="4" w:space="0" w:color="D0D7DE"/>
+              <w:left w:val="single" w:sz="4" w:space="0" w:color="D0D7DE"/>
+              <w:bottom w:val="single" w:sz="4" w:space="0" w:color="D0D7DE"/>
+              <w:right w:val="single" w:sz="4" w:space="0" w:color="D0D7DE"/>
+            </w:tcBorders>
+            <w:shd w:fill="F4F7FA" w:val="clear"/>
+          </w:tcPr>
+          <w:p>
+            <w:r/>
+            <w:r>
+              <w:rPr>
+                <w:rFonts w:ascii="Calibri" w:hAnsi="Calibri" w:eastAsia="Calibri"/>
+                <w:b w:val="0"/>
+                <w:sz w:val="18"/>
+              </w:rPr>
+              <w:t>11 approve / deny</w:t>
+            </w:r>
+          </w:p>
+        </w:tc>
+        <w:tc>
+          <w:tcPr>
+            <w:tcW w:type="dxa" w:w="4896"/>
+            <w:tcBorders>
+              <w:top w:val="single" w:sz="4" w:space="0" w:color="D0D7DE"/>
+              <w:left w:val="single" w:sz="4" w:space="0" w:color="D0D7DE"/>
+              <w:bottom w:val="single" w:sz="4" w:space="0" w:color="D0D7DE"/>
+              <w:right w:val="single" w:sz="4" w:space="0" w:color="D0D7DE"/>
+            </w:tcBorders>
+            <w:shd w:fill="F4F7FA" w:val="clear"/>
+          </w:tcPr>
+          <w:p>
+            <w:r/>
+            <w:r>
+              <w:rPr>
+                <w:rFonts w:ascii="Calibri" w:hAnsi="Calibri" w:eastAsia="Calibri"/>
+                <w:b w:val="0"/>
+                <w:sz w:val="18"/>
+              </w:rPr>
+              <w:t>KMS v12 verified: execution-blocked, then denied-by-governance</w:t>
+            </w:r>
+          </w:p>
+        </w:tc>
+      </w:tr>
+      <w:tr>
+        <w:tc>
+          <w:tcPr>
+            <w:tcW w:type="dxa" w:w="4896"/>
+            <w:tcBorders>
+              <w:top w:val="single" w:sz="4" w:space="0" w:color="D0D7DE"/>
+              <w:left w:val="single" w:sz="4" w:space="0" w:color="D0D7DE"/>
+              <w:bottom w:val="single" w:sz="4" w:space="0" w:color="D0D7DE"/>
+              <w:right w:val="single" w:sz="4" w:space="0" w:color="D0D7DE"/>
+            </w:tcBorders>
+          </w:tcPr>
+          <w:p>
+            <w:r/>
+            <w:r>
+              <w:rPr>
+                <w:rFonts w:ascii="Calibri" w:hAnsi="Calibri" w:eastAsia="Calibri"/>
+                <w:b w:val="0"/>
+                <w:sz w:val="18"/>
+              </w:rPr>
+              <w:t>10-test-pipeline.sh</w:t>
+            </w:r>
+          </w:p>
+        </w:tc>
+        <w:tc>
+          <w:tcPr>
+            <w:tcW w:type="dxa" w:w="4896"/>
+            <w:tcBorders>
+              <w:top w:val="single" w:sz="4" w:space="0" w:color="D0D7DE"/>
+              <w:left w:val="single" w:sz="4" w:space="0" w:color="D0D7DE"/>
+              <w:bottom w:val="single" w:sz="4" w:space="0" w:color="D0D7DE"/>
+              <w:right w:val="single" w:sz="4" w:space="0" w:color="D0D7DE"/>
+            </w:tcBorders>
+          </w:tcPr>
+          <w:p>
+            <w:r/>
+            <w:r>
+              <w:rPr>
+                <w:rFonts w:ascii="Calibri" w:hAnsi="Calibri" w:eastAsia="Calibri"/>
+                <w:b w:val="0"/>
+                <w:sz w:val="18"/>
+              </w:rPr>
+              <w:t>Report through all eight stages; dead-letter queue empty</w:t>
+            </w:r>
+          </w:p>
+        </w:tc>
+      </w:tr>
+      <w:tr>
+        <w:tc>
+          <w:tcPr>
+            <w:tcW w:type="dxa" w:w="4896"/>
+            <w:tcBorders>
+              <w:top w:val="single" w:sz="4" w:space="0" w:color="D0D7DE"/>
+              <w:left w:val="single" w:sz="4" w:space="0" w:color="D0D7DE"/>
+              <w:bottom w:val="single" w:sz="4" w:space="0" w:color="D0D7DE"/>
+              <w:right w:val="single" w:sz="4" w:space="0" w:color="D0D7DE"/>
+            </w:tcBorders>
+            <w:shd w:fill="F4F7FA" w:val="clear"/>
+          </w:tcPr>
+          <w:p>
+            <w:r/>
+            <w:r>
+              <w:rPr>
+                <w:rFonts w:ascii="Calibri" w:hAnsi="Calibri" w:eastAsia="Calibri"/>
+                <w:b w:val="0"/>
+                <w:sz w:val="18"/>
+              </w:rPr>
+              <w:t>Slack</w:t>
+            </w:r>
+          </w:p>
+        </w:tc>
+        <w:tc>
+          <w:tcPr>
+            <w:tcW w:type="dxa" w:w="4896"/>
+            <w:tcBorders>
+              <w:top w:val="single" w:sz="4" w:space="0" w:color="D0D7DE"/>
+              <w:left w:val="single" w:sz="4" w:space="0" w:color="D0D7DE"/>
+              <w:bottom w:val="single" w:sz="4" w:space="0" w:color="D0D7DE"/>
+              <w:right w:val="single" w:sz="4" w:space="0" w:color="D0D7DE"/>
+            </w:tcBorders>
+            <w:shd w:fill="F4F7FA" w:val="clear"/>
+          </w:tcPr>
+          <w:p>
+            <w:r/>
+            <w:r>
+              <w:rPr>
+                <w:rFonts w:ascii="Calibri" w:hAnsi="Calibri" w:eastAsia="Calibri"/>
+                <w:b w:val="0"/>
+                <w:sz w:val="18"/>
+              </w:rPr>
+              <w:t>Enabled mid-run; three incident reports sent (HTTP 200)</w:t>
+            </w:r>
+          </w:p>
+        </w:tc>
+      </w:tr>
+      <w:tr>
+        <w:tc>
+          <w:tcPr>
+            <w:tcW w:type="dxa" w:w="4896"/>
+            <w:tcBorders>
+              <w:top w:val="single" w:sz="4" w:space="0" w:color="D0D7DE"/>
+              <w:left w:val="single" w:sz="4" w:space="0" w:color="D0D7DE"/>
+              <w:bottom w:val="single" w:sz="4" w:space="0" w:color="D0D7DE"/>
+              <w:right w:val="single" w:sz="4" w:space="0" w:color="D0D7DE"/>
+            </w:tcBorders>
+          </w:tcPr>
+          <w:p>
+            <w:r/>
+            <w:r>
+              <w:rPr>
+                <w:rFonts w:ascii="Calibri" w:hAnsi="Calibri" w:eastAsia="Calibri"/>
+                <w:b w:val="0"/>
+                <w:sz w:val="18"/>
+              </w:rPr>
+              <w:t>BigQuery evidence</w:t>
+            </w:r>
+          </w:p>
+        </w:tc>
+        <w:tc>
+          <w:tcPr>
+            <w:tcW w:type="dxa" w:w="4896"/>
+            <w:tcBorders>
+              <w:top w:val="single" w:sz="4" w:space="0" w:color="D0D7DE"/>
+              <w:left w:val="single" w:sz="4" w:space="0" w:color="D0D7DE"/>
+              <w:bottom w:val="single" w:sz="4" w:space="0" w:color="D0D7DE"/>
+              <w:right w:val="single" w:sz="4" w:space="0" w:color="D0D7DE"/>
+            </w:tcBorders>
+          </w:tcPr>
+          <w:p>
+            <w:r/>
+            <w:r>
+              <w:rPr>
+                <w:rFonts w:ascii="Calibri" w:hAnsi="Calibri" w:eastAsia="Calibri"/>
+                <w:b w:val="0"/>
+                <w:sz w:val="18"/>
+              </w:rPr>
+              <w:t>Queried as evidence-admin: governance and remediation rows returned</w:t>
+            </w:r>
+          </w:p>
+        </w:tc>
+      </w:tr>
+      <w:tr>
+        <w:tc>
+          <w:tcPr>
+            <w:tcW w:type="dxa" w:w="4896"/>
+            <w:tcBorders>
+              <w:top w:val="single" w:sz="4" w:space="0" w:color="D0D7DE"/>
+              <w:left w:val="single" w:sz="4" w:space="0" w:color="D0D7DE"/>
+              <w:bottom w:val="single" w:sz="4" w:space="0" w:color="D0D7DE"/>
+              <w:right w:val="single" w:sz="4" w:space="0" w:color="D0D7DE"/>
+            </w:tcBorders>
+            <w:shd w:fill="F4F7FA" w:val="clear"/>
+          </w:tcPr>
+          <w:p>
+            <w:r/>
+            <w:r>
+              <w:rPr>
+                <w:rFonts w:ascii="Calibri" w:hAnsi="Calibri" w:eastAsia="Calibri"/>
+                <w:b w:val="0"/>
+                <w:sz w:val="18"/>
+              </w:rPr>
+              <w:t>14-deploy-release-images.sh</w:t>
+            </w:r>
+          </w:p>
+        </w:tc>
+        <w:tc>
+          <w:tcPr>
+            <w:tcW w:type="dxa" w:w="4896"/>
+            <w:tcBorders>
+              <w:top w:val="single" w:sz="4" w:space="0" w:color="D0D7DE"/>
+              <w:left w:val="single" w:sz="4" w:space="0" w:color="D0D7DE"/>
+              <w:bottom w:val="single" w:sz="4" w:space="0" w:color="D0D7DE"/>
+              <w:right w:val="single" w:sz="4" w:space="0" w:color="D0D7DE"/>
+            </w:tcBorders>
+            <w:shd w:fill="F4F7FA" w:val="clear"/>
+          </w:tcPr>
+          <w:p>
+            <w:r/>
+            <w:r>
+              <w:rPr>
+                <w:rFonts w:ascii="Calibri" w:hAnsi="Calibri" w:eastAsia="Calibri"/>
+                <w:b w:val="0"/>
+                <w:sz w:val="18"/>
+              </w:rPr>
+              <w:t>All 11 digests found; 10 Deployments pinned to signed digests</w:t>
+            </w:r>
+          </w:p>
+        </w:tc>
+      </w:tr>
+      <w:tr>
+        <w:tc>
+          <w:tcPr>
+            <w:tcW w:type="dxa" w:w="4896"/>
+            <w:tcBorders>
+              <w:top w:val="single" w:sz="4" w:space="0" w:color="D0D7DE"/>
+              <w:left w:val="single" w:sz="4" w:space="0" w:color="D0D7DE"/>
+              <w:bottom w:val="single" w:sz="4" w:space="0" w:color="D0D7DE"/>
+              <w:right w:val="single" w:sz="4" w:space="0" w:color="D0D7DE"/>
+            </w:tcBorders>
+          </w:tcPr>
+          <w:p>
+            <w:r/>
+            <w:r>
+              <w:rPr>
+                <w:rFonts w:ascii="Calibri" w:hAnsi="Calibri" w:eastAsia="Calibri"/>
+                <w:b w:val="0"/>
+                <w:sz w:val="18"/>
+              </w:rPr>
+              <w:t>Controlled mode</w:t>
+            </w:r>
+          </w:p>
+        </w:tc>
+        <w:tc>
+          <w:tcPr>
+            <w:tcW w:type="dxa" w:w="4896"/>
+            <w:tcBorders>
+              <w:top w:val="single" w:sz="4" w:space="0" w:color="D0D7DE"/>
+              <w:left w:val="single" w:sz="4" w:space="0" w:color="D0D7DE"/>
+              <w:bottom w:val="single" w:sz="4" w:space="0" w:color="D0D7DE"/>
+              <w:right w:val="single" w:sz="4" w:space="0" w:color="D0D7DE"/>
+            </w:tcBorders>
+          </w:tcPr>
+          <w:p>
+            <w:r/>
+            <w:r>
+              <w:rPr>
+                <w:rFonts w:ascii="Calibri" w:hAnsi="Calibri" w:eastAsia="Calibri"/>
+                <w:b w:val="0"/>
+                <w:sz w:val="18"/>
+              </w:rPr>
+              <w:t>09 received PERMIT; MCP restart_deployment 200; broken-app restarted</w:t>
+            </w:r>
+          </w:p>
+        </w:tc>
+      </w:tr>
+      <w:tr>
+        <w:tc>
+          <w:tcPr>
+            <w:tcW w:type="dxa" w:w="4896"/>
+            <w:tcBorders>
+              <w:top w:val="single" w:sz="4" w:space="0" w:color="D0D7DE"/>
+              <w:left w:val="single" w:sz="4" w:space="0" w:color="D0D7DE"/>
+              <w:bottom w:val="single" w:sz="4" w:space="0" w:color="D0D7DE"/>
+              <w:right w:val="single" w:sz="4" w:space="0" w:color="D0D7DE"/>
+            </w:tcBorders>
+            <w:shd w:fill="F4F7FA" w:val="clear"/>
+          </w:tcPr>
+          <w:p>
+            <w:r/>
+            <w:r>
+              <w:rPr>
+                <w:rFonts w:ascii="Calibri" w:hAnsi="Calibri" w:eastAsia="Calibri"/>
+                <w:b w:val="0"/>
+                <w:sz w:val="18"/>
+              </w:rPr>
+              <w:t>Return to fail-closed</w:t>
+            </w:r>
+          </w:p>
+        </w:tc>
+        <w:tc>
+          <w:tcPr>
+            <w:tcW w:type="dxa" w:w="4896"/>
+            <w:tcBorders>
+              <w:top w:val="single" w:sz="4" w:space="0" w:color="D0D7DE"/>
+              <w:left w:val="single" w:sz="4" w:space="0" w:color="D0D7DE"/>
+              <w:bottom w:val="single" w:sz="4" w:space="0" w:color="D0D7DE"/>
+              <w:right w:val="single" w:sz="4" w:space="0" w:color="D0D7DE"/>
+            </w:tcBorders>
+            <w:shd w:fill="F4F7FA" w:val="clear"/>
+          </w:tcPr>
+          <w:p>
+            <w:r/>
+            <w:r>
+              <w:rPr>
+                <w:rFonts w:ascii="Calibri" w:hAnsi="Calibri" w:eastAsia="Calibri"/>
+                <w:b w:val="0"/>
+                <w:sz w:val="18"/>
+              </w:rPr>
+              <w:t>Both modes disabled; digest pins kept through the restarts</w:t>
+            </w:r>
+          </w:p>
+        </w:tc>
+      </w:tr>
+      <w:tr>
+        <w:tc>
+          <w:tcPr>
+            <w:tcW w:type="dxa" w:w="4896"/>
+            <w:tcBorders>
+              <w:top w:val="single" w:sz="4" w:space="0" w:color="D0D7DE"/>
+              <w:left w:val="single" w:sz="4" w:space="0" w:color="D0D7DE"/>
+              <w:bottom w:val="single" w:sz="4" w:space="0" w:color="D0D7DE"/>
+              <w:right w:val="single" w:sz="4" w:space="0" w:color="D0D7DE"/>
+            </w:tcBorders>
+          </w:tcPr>
+          <w:p>
+            <w:r/>
+            <w:r>
+              <w:rPr>
+                <w:rFonts w:ascii="Calibri" w:hAnsi="Calibri" w:eastAsia="Calibri"/>
+                <w:b w:val="0"/>
+                <w:sz w:val="18"/>
+              </w:rPr>
+              <w:t>15-teardown.sh</w:t>
+            </w:r>
+          </w:p>
+        </w:tc>
+        <w:tc>
+          <w:tcPr>
+            <w:tcW w:type="dxa" w:w="4896"/>
+            <w:tcBorders>
+              <w:top w:val="single" w:sz="4" w:space="0" w:color="D0D7DE"/>
+              <w:left w:val="single" w:sz="4" w:space="0" w:color="D0D7DE"/>
+              <w:bottom w:val="single" w:sz="4" w:space="0" w:color="D0D7DE"/>
+              <w:right w:val="single" w:sz="4" w:space="0" w:color="D0D7DE"/>
+            </w:tcBorders>
+          </w:tcPr>
+          <w:p>
+            <w:r/>
+            <w:r>
+              <w:rPr>
+                <w:rFonts w:ascii="Calibri" w:hAnsi="Calibri" w:eastAsia="Calibri"/>
+                <w:b w:val="0"/>
+                <w:sz w:val="18"/>
+              </w:rPr>
+              <w:t>188 resources destroyed; KMS key ring and version 12 retained</w:t>
+            </w:r>
+          </w:p>
+        </w:tc>
+      </w:tr>
+      <w:tr>
+        <w:tc>
+          <w:tcPr>
+            <w:tcW w:type="dxa" w:w="4896"/>
+            <w:tcBorders>
+              <w:top w:val="single" w:sz="4" w:space="0" w:color="D0D7DE"/>
+              <w:left w:val="single" w:sz="4" w:space="0" w:color="D0D7DE"/>
+              <w:bottom w:val="single" w:sz="4" w:space="0" w:color="D0D7DE"/>
+              <w:right w:val="single" w:sz="4" w:space="0" w:color="D0D7DE"/>
+            </w:tcBorders>
+            <w:shd w:fill="F4F7FA" w:val="clear"/>
+          </w:tcPr>
+          <w:p>
+            <w:r/>
+            <w:r>
+              <w:rPr>
+                <w:rFonts w:ascii="Calibri" w:hAnsi="Calibri" w:eastAsia="Calibri"/>
+                <w:b w:val="0"/>
+                <w:sz w:val="18"/>
+              </w:rPr>
+              <w:t>Not exercised</w:t>
+            </w:r>
+          </w:p>
+        </w:tc>
+        <w:tc>
+          <w:tcPr>
+            <w:tcW w:type="dxa" w:w="4896"/>
+            <w:tcBorders>
+              <w:top w:val="single" w:sz="4" w:space="0" w:color="D0D7DE"/>
+              <w:left w:val="single" w:sz="4" w:space="0" w:color="D0D7DE"/>
+              <w:bottom w:val="single" w:sz="4" w:space="0" w:color="D0D7DE"/>
+              <w:right w:val="single" w:sz="4" w:space="0" w:color="D0D7DE"/>
+            </w:tcBorders>
+            <w:shd w:fill="F4F7FA" w:val="clear"/>
+          </w:tcPr>
+          <w:p>
+            <w:r/>
+            <w:r>
+              <w:rPr>
+                <w:rFonts w:ascii="Calibri" w:hAnsi="Calibri" w:eastAsia="Calibri"/>
+                <w:b w:val="0"/>
+                <w:sz w:val="18"/>
+              </w:rPr>
+              <w:t>Release deploy=true job: GitHub-hosted runners cannot reach GKE</w:t>
+            </w:r>
+          </w:p>
+        </w:tc>
+      </w:tr>
+    </w:tbl>
+    <w:p>
+      <w:pPr>
+        <w:spacing w:before="200" w:after="160" w:line="240" w:lineRule="auto"/>
+      </w:pPr>
+      <w:r>
+        <w:rPr>
+          <w:rFonts w:ascii="Calibri" w:hAnsi="Calibri" w:eastAsia="Calibri"/>
+          <w:b w:val="0"/>
+          <w:sz w:val="22"/>
+        </w:rPr>
+        <w:t xml:space="preserve">Fixes from this run: 09 stops at the first wrong decision instead of timing out, 08 starts the MCP Server before its gateway, startup probes wait 10 seconds, and the guides look up the release run ID, switch modes by patching the ConfigMaps so digest pins survive, and cover the Firestore and service-account quota errors. The kubectl exception still expires 15 November 2026.</w:t>
       </w:r>
     </w:p>
     <w:sectPr>
